--- a/docs/sources/ORG-01.docx
+++ b/docs/sources/ORG-01.docx
@@ -109,7 +109,7 @@
                 <w:szCs w:val="17"/>
                 <w:rtl/>
               </w:rPr>
-              <w:t xml:space="preserve">مديرُ التشغيل</w:t>
+              <w:t xml:space="preserve">طبقتان</w:t>
             </w:r>
             <w:r>
               <w:rPr>
@@ -119,7 +119,7 @@
                 <w:szCs w:val="17"/>
                 <w:rtl/>
               </w:rPr>
-              <w:t xml:space="preserve">:</w:t>
+              <w:t xml:space="preserve">**:</w:t>
             </w:r>
             <w:r>
               <w:rPr>
@@ -129,7 +129,7 @@
                 <w:szCs w:val="17"/>
                 <w:rtl/>
               </w:rPr>
-              <w:t xml:space="preserve"> أعلى قرارٍ تشغيليٍّ في الشركة</w:t>
+              <w:t xml:space="preserve"> </w:t>
             </w:r>
             <w:r>
               <w:rPr>
@@ -149,7 +149,77 @@
                 <w:szCs w:val="17"/>
                 <w:rtl/>
               </w:rPr>
-              <w:t xml:space="preserve"> — يملك منظومةَ التنفيذ كلَّها إلا أربعَ إداراتٍ موازية</w:t>
+              <w:t xml:space="preserve">تسعُ جهاتٍ تحت المدير التنفيذي مباشرةً — ومديرُ التشغيل واحدٌ منها</w:t>
+            </w:r>
+            <w:r>
+              <w:rPr>
+                <w:rFonts w:ascii="Arial" w:cs="Arial" w:eastAsia="Arial" w:hAnsi="Arial"/>
+                <w:color w:val="EAF1FB"/>
+                <w:sz w:val="17"/>
+                <w:szCs w:val="17"/>
+                <w:rtl/>
+              </w:rPr>
+              <w:t xml:space="preserve">**</w:t>
+            </w:r>
+            <w:r>
+              <w:rPr>
+                <w:rFonts w:ascii="Arial" w:cs="Arial" w:eastAsia="Arial" w:hAnsi="Arial"/>
+                <w:color w:val="EAF1FB"/>
+                <w:sz w:val="17"/>
+                <w:szCs w:val="17"/>
+                <w:rtl/>
+              </w:rPr>
+              <w:t xml:space="preserve"> </w:t>
+            </w:r>
+            <w:r>
+              <w:rPr>
+                <w:rFonts w:ascii="Arial" w:cs="Arial" w:eastAsia="Arial" w:hAnsi="Arial"/>
+                <w:color w:val="EAF1FB"/>
+                <w:sz w:val="17"/>
+                <w:szCs w:val="17"/>
+                <w:rtl/>
+              </w:rPr>
+              <w:t xml:space="preserve">·</w:t>
+            </w:r>
+            <w:r>
+              <w:rPr>
+                <w:rFonts w:ascii="Arial" w:cs="Arial" w:eastAsia="Arial" w:hAnsi="Arial"/>
+                <w:color w:val="EAF1FB"/>
+                <w:sz w:val="17"/>
+                <w:szCs w:val="17"/>
+                <w:rtl/>
+              </w:rPr>
+              <w:t xml:space="preserve"> </w:t>
+            </w:r>
+            <w:r>
+              <w:rPr>
+                <w:rFonts w:ascii="Arial" w:cs="Arial" w:eastAsia="Arial" w:hAnsi="Arial"/>
+                <w:color w:val="EAF1FB"/>
+                <w:sz w:val="17"/>
+                <w:szCs w:val="17"/>
+                <w:rtl/>
+              </w:rPr>
+              <w:t xml:space="preserve">**</w:t>
+            </w:r>
+            <w:r>
+              <w:rPr>
+                <w:rFonts w:ascii="Arial" w:cs="Arial" w:eastAsia="Arial" w:hAnsi="Arial"/>
+                <w:color w:val="EAF1FB"/>
+                <w:sz w:val="17"/>
+                <w:szCs w:val="17"/>
+                <w:rtl/>
+              </w:rPr>
+              <w:t xml:space="preserve">وستُّ إداراتٍ تشغيليةٍ تحته</w:t>
+            </w:r>
+            <w:r>
+              <w:rPr>
+                <w:rFonts w:ascii="Arial" w:cs="Arial" w:eastAsia="Arial" w:hAnsi="Arial"/>
+                <w:color w:val="EAF1FB"/>
+                <w:sz w:val="17"/>
+                <w:szCs w:val="17"/>
+                <w:rtl/>
+              </w:rPr>
+              <w:t xml:space="preserve">**</w:t>
             </w:r>
           </w:p>
           <w:p>
@@ -176,7 +246,7 @@
                 <w:szCs w:val="17"/>
                 <w:rtl/>
               </w:rPr>
-              <w:t xml:space="preserve">مديرُ الحركة والتشغيل</w:t>
+              <w:t xml:space="preserve">مديرُ الموقع</w:t>
             </w:r>
             <w:r>
               <w:rPr>
@@ -196,7 +266,7 @@
                 <w:szCs w:val="17"/>
                 <w:rtl/>
               </w:rPr>
-              <w:t xml:space="preserve"> نائبُه في الموقع</w:t>
+              <w:t xml:space="preserve"> نائبُ مدير التشغيل في موقعه</w:t>
             </w:r>
             <w:r>
               <w:rPr>
@@ -1218,7 +1288,7 @@
                 <w:szCs w:val="17"/>
                 <w:rtl/>
               </w:rPr>
-              <w:t xml:space="preserve"> مدير الحركة في الموقع </w:t>
+              <w:t xml:space="preserve"> مدير الموقع </w:t>
             </w:r>
             <w:r>
               <w:rPr>
@@ -1580,7 +1650,7 @@
                 <w:szCs w:val="17"/>
                 <w:rtl/>
               </w:rPr>
-              <w:t xml:space="preserve">مديرُ التشغيل هو المالكُ الوظيفيُّ لمنظومة التنفيذ التشغيليِّ في الشركة كلِّها</w:t>
+              <w:t xml:space="preserve">تسعُ جهاتٍ تتبع المديرَ التنفيذيَّ مباشرةً — إدارةُ التشغيل واحدةٌ منها لا فوقها</w:t>
             </w:r>
             <w:r>
               <w:rPr>
@@ -1598,25 +1668,61 @@
                 <w:szCs w:val="17"/>
                 <w:rtl/>
               </w:rPr>
-              <w:t xml:space="preserve"> ومعه </w:t>
-            </w:r>
-            <w:r>
-              <w:rPr>
-                <w:rFonts w:ascii="Arial" w:cs="Arial" w:eastAsia="Arial" w:hAnsi="Arial"/>
-                <w:sz w:val="17"/>
-                <w:szCs w:val="17"/>
-                <w:rtl/>
-              </w:rPr>
-              <w:t xml:space="preserve">**</w:t>
-            </w:r>
-            <w:r>
-              <w:rPr>
-                <w:rFonts w:ascii="Arial" w:cs="Arial" w:eastAsia="Arial" w:hAnsi="Arial"/>
-                <w:sz w:val="17"/>
-                <w:szCs w:val="17"/>
-                <w:rtl/>
-              </w:rPr>
-              <w:t xml:space="preserve">طبقةٌ موازيةٌ لا تابعة</w:t>
+              <w:t xml:space="preserve"> </w:t>
+            </w:r>
+            <w:r>
+              <w:rPr>
+                <w:rFonts w:ascii="Arial" w:cs="Arial" w:eastAsia="Arial" w:hAnsi="Arial"/>
+                <w:sz w:val="17"/>
+                <w:szCs w:val="17"/>
+                <w:rtl/>
+              </w:rPr>
+              <w:t xml:space="preserve">**</w:t>
+            </w:r>
+            <w:r>
+              <w:rPr>
+                <w:rFonts w:ascii="Arial" w:cs="Arial" w:eastAsia="Arial" w:hAnsi="Arial"/>
+                <w:sz w:val="17"/>
+                <w:szCs w:val="17"/>
+                <w:rtl/>
+              </w:rPr>
+              <w:t xml:space="preserve">وتحت مديرِ التشغيل ستُّ إداراتٍ تشغيلية</w:t>
+            </w:r>
+            <w:r>
+              <w:rPr>
+                <w:rFonts w:ascii="Arial" w:cs="Arial" w:eastAsia="Arial" w:hAnsi="Arial"/>
+                <w:sz w:val="17"/>
+                <w:szCs w:val="17"/>
+                <w:rtl/>
+              </w:rPr>
+              <w:t xml:space="preserve">**.</w:t>
+            </w:r>
+            <w:r>
+              <w:rPr>
+                <w:rFonts w:ascii="Arial" w:cs="Arial" w:eastAsia="Arial" w:hAnsi="Arial"/>
+                <w:sz w:val="17"/>
+                <w:szCs w:val="17"/>
+                <w:rtl/>
+              </w:rPr>
+              <w:t xml:space="preserve"> </w:t>
+            </w:r>
+            <w:r>
+              <w:rPr>
+                <w:rFonts w:ascii="Arial" w:cs="Arial" w:eastAsia="Arial" w:hAnsi="Arial"/>
+                <w:sz w:val="17"/>
+                <w:szCs w:val="17"/>
+                <w:rtl/>
+              </w:rPr>
+              <w:t xml:space="preserve">**</w:t>
+            </w:r>
+            <w:r>
+              <w:rPr>
+                <w:rFonts w:ascii="Arial" w:cs="Arial" w:eastAsia="Arial" w:hAnsi="Arial"/>
+                <w:sz w:val="17"/>
+                <w:szCs w:val="17"/>
+                <w:rtl/>
+              </w:rPr>
+              <w:t xml:space="preserve">والفاصلُ بينهما وظيفيٌّ لا حجميّ</w:t>
             </w:r>
             <w:r>
               <w:rPr>
@@ -1634,7 +1740,25 @@
                 <w:szCs w:val="17"/>
                 <w:rtl/>
               </w:rPr>
-              <w:t xml:space="preserve"> المبيعاتُ والعقود </w:t>
+              <w:t xml:space="preserve"> </w:t>
+            </w:r>
+            <w:r>
+              <w:rPr>
+                <w:rFonts w:ascii="Arial" w:cs="Arial" w:eastAsia="Arial" w:hAnsi="Arial"/>
+                <w:sz w:val="17"/>
+                <w:szCs w:val="17"/>
+                <w:rtl/>
+              </w:rPr>
+              <w:t xml:space="preserve">**</w:t>
+            </w:r>
+            <w:r>
+              <w:rPr>
+                <w:rFonts w:ascii="Arial" w:cs="Arial" w:eastAsia="Arial" w:hAnsi="Arial"/>
+                <w:sz w:val="17"/>
+                <w:szCs w:val="17"/>
+                <w:rtl/>
+              </w:rPr>
+              <w:t xml:space="preserve">ما يوفّر الأصلَ ويملكه ويُهلكه ويتصرف فيه — موازٍ </w:t>
             </w:r>
             <w:r>
               <w:rPr>
@@ -1652,61 +1776,7 @@
                 <w:szCs w:val="17"/>
                 <w:rtl/>
               </w:rPr>
-              <w:t xml:space="preserve"> الماليةُ </w:t>
-            </w:r>
-            <w:r>
-              <w:rPr>
-                <w:rFonts w:ascii="Arial" w:cs="Arial" w:eastAsia="Arial" w:hAnsi="Arial"/>
-                <w:sz w:val="17"/>
-                <w:szCs w:val="17"/>
-                <w:rtl/>
-              </w:rPr>
-              <w:t xml:space="preserve">·</w:t>
-            </w:r>
-            <w:r>
-              <w:rPr>
-                <w:rFonts w:ascii="Arial" w:cs="Arial" w:eastAsia="Arial" w:hAnsi="Arial"/>
-                <w:sz w:val="17"/>
-                <w:szCs w:val="17"/>
-                <w:rtl/>
-              </w:rPr>
-              <w:t xml:space="preserve"> التمويلُ والملكية </w:t>
-            </w:r>
-            <w:r>
-              <w:rPr>
-                <w:rFonts w:ascii="Arial" w:cs="Arial" w:eastAsia="Arial" w:hAnsi="Arial"/>
-                <w:sz w:val="17"/>
-                <w:szCs w:val="17"/>
-                <w:rtl/>
-              </w:rPr>
-              <w:t xml:space="preserve">·</w:t>
-            </w:r>
-            <w:r>
-              <w:rPr>
-                <w:rFonts w:ascii="Arial" w:cs="Arial" w:eastAsia="Arial" w:hAnsi="Arial"/>
-                <w:sz w:val="17"/>
-                <w:szCs w:val="17"/>
-                <w:rtl/>
-              </w:rPr>
-              <w:t xml:space="preserve"> الأسطول — </w:t>
-            </w:r>
-            <w:r>
-              <w:rPr>
-                <w:rFonts w:ascii="Arial" w:cs="Arial" w:eastAsia="Arial" w:hAnsi="Arial"/>
-                <w:sz w:val="17"/>
-                <w:szCs w:val="17"/>
-                <w:rtl/>
-              </w:rPr>
-              <w:t xml:space="preserve">**</w:t>
-            </w:r>
-            <w:r>
-              <w:rPr>
-                <w:rFonts w:ascii="Arial" w:cs="Arial" w:eastAsia="Arial" w:hAnsi="Arial"/>
-                <w:sz w:val="17"/>
-                <w:szCs w:val="17"/>
-                <w:rtl/>
-              </w:rPr>
-              <w:t xml:space="preserve">تتبع المديرَ التنفيذيَّ وهو المرجعُ الأعلى في الاعتمادات</w:t>
+              <w:t xml:space="preserve"> وما يشغّله ويحرّكه ويصونه ويمدّه — تشغيلي</w:t>
             </w:r>
             <w:r>
               <w:rPr>
@@ -1716,42 +1786,6 @@
                 <w:rtl/>
               </w:rPr>
               <w:t xml:space="preserve">**.</w:t>
-            </w:r>
-            <w:r>
-              <w:rPr>
-                <w:rFonts w:ascii="Arial" w:cs="Arial" w:eastAsia="Arial" w:hAnsi="Arial"/>
-                <w:sz w:val="17"/>
-                <w:szCs w:val="17"/>
-                <w:rtl/>
-              </w:rPr>
-              <w:t xml:space="preserve"> </w:t>
-            </w:r>
-            <w:r>
-              <w:rPr>
-                <w:rFonts w:ascii="Arial" w:cs="Arial" w:eastAsia="Arial" w:hAnsi="Arial"/>
-                <w:sz w:val="17"/>
-                <w:szCs w:val="17"/>
-                <w:rtl/>
-              </w:rPr>
-              <w:t xml:space="preserve">**</w:t>
-            </w:r>
-            <w:r>
-              <w:rPr>
-                <w:rFonts w:ascii="Arial" w:cs="Arial" w:eastAsia="Arial" w:hAnsi="Arial"/>
-                <w:sz w:val="17"/>
-                <w:szCs w:val="17"/>
-                <w:rtl/>
-              </w:rPr>
-              <w:t xml:space="preserve">والطبقتان تتكاملان بمسارات اعتمادٍ معلنةٍ لا بتبعيةٍ إدارية</w:t>
-            </w:r>
-            <w:r>
-              <w:rPr>
-                <w:rFonts w:ascii="Arial" w:cs="Arial" w:eastAsia="Arial" w:hAnsi="Arial"/>
-                <w:sz w:val="17"/>
-                <w:szCs w:val="17"/>
-                <w:rtl/>
-              </w:rPr>
-              <w:t xml:space="preserve">.**</w:t>
             </w:r>
           </w:p>
         </w:tc>
@@ -1926,7 +1960,55 @@
                 <w:szCs w:val="17"/>
                 <w:rtl/>
               </w:rPr>
-              <w:t xml:space="preserve">الحركةُ والتشغيلُ في المواقع </w:t>
+              <w:t xml:space="preserve">ستُّ إداراتٍ تتبع المديرَ التنفيذيَّ مباشرةً</w:t>
+            </w:r>
+            <w:r>
+              <w:rPr>
+                <w:rFonts w:ascii="Arial" w:cs="Arial" w:eastAsia="Arial" w:hAnsi="Arial"/>
+                <w:b w:val="false"/>
+                <w:bCs w:val="false"/>
+                <w:color w:val="1A1A1A"/>
+                <w:sz w:val="17"/>
+                <w:szCs w:val="17"/>
+                <w:rtl/>
+              </w:rPr>
+              <w:t xml:space="preserve">**:</w:t>
+            </w:r>
+            <w:r>
+              <w:rPr>
+                <w:rFonts w:ascii="Arial" w:cs="Arial" w:eastAsia="Arial" w:hAnsi="Arial"/>
+                <w:b w:val="false"/>
+                <w:bCs w:val="false"/>
+                <w:color w:val="1A1A1A"/>
+                <w:sz w:val="17"/>
+                <w:szCs w:val="17"/>
+                <w:rtl/>
+              </w:rPr>
+              <w:t xml:space="preserve"> </w:t>
+            </w:r>
+            <w:r>
+              <w:rPr>
+                <w:rFonts w:ascii="Arial" w:cs="Arial" w:eastAsia="Arial" w:hAnsi="Arial"/>
+                <w:b w:val="false"/>
+                <w:bCs w:val="false"/>
+                <w:color w:val="1A1A1A"/>
+                <w:sz w:val="17"/>
+                <w:szCs w:val="17"/>
+                <w:rtl/>
+              </w:rPr>
+              <w:t xml:space="preserve">**</w:t>
+            </w:r>
+            <w:r>
+              <w:rPr>
+                <w:rFonts w:ascii="Arial" w:cs="Arial" w:eastAsia="Arial" w:hAnsi="Arial"/>
+                <w:b w:val="false"/>
+                <w:bCs w:val="false"/>
+                <w:color w:val="1A1A1A"/>
+                <w:sz w:val="17"/>
+                <w:szCs w:val="17"/>
+                <w:rtl/>
+              </w:rPr>
+              <w:t xml:space="preserve">المبيعاتُ والعقود </w:t>
             </w:r>
             <w:r>
               <w:rPr>
@@ -1950,7 +2032,7 @@
                 <w:szCs w:val="17"/>
                 <w:rtl/>
               </w:rPr>
-              <w:t xml:space="preserve"> الصيانةُ </w:t>
+              <w:t xml:space="preserve"> الماليةُ </w:t>
             </w:r>
             <w:r>
               <w:rPr>
@@ -1974,7 +2056,7 @@
                 <w:szCs w:val="17"/>
                 <w:rtl/>
               </w:rPr>
-              <w:t xml:space="preserve"> المشغّلون والقوى التشغيلية </w:t>
+              <w:t xml:space="preserve"> التمويلُ والملكية </w:t>
             </w:r>
             <w:r>
               <w:rPr>
@@ -1998,7 +2080,7 @@
                 <w:szCs w:val="17"/>
                 <w:rtl/>
               </w:rPr>
-              <w:t xml:space="preserve"> المشترياتُ التشغيلية </w:t>
+              <w:t xml:space="preserve"> الأسطولُ </w:t>
             </w:r>
             <w:r>
               <w:rPr>
@@ -2022,7 +2104,7 @@
                 <w:szCs w:val="17"/>
                 <w:rtl/>
               </w:rPr>
-              <w:t xml:space="preserve"> المخازنُ </w:t>
+              <w:t xml:space="preserve"> الموردون </w:t>
             </w:r>
             <w:r>
               <w:rPr>
@@ -2046,43 +2128,91 @@
                 <w:szCs w:val="17"/>
                 <w:rtl/>
               </w:rPr>
-              <w:t xml:space="preserve"> النقلُ والترحيل</w:t>
-            </w:r>
-            <w:r>
-              <w:rPr>
-                <w:rFonts w:ascii="Arial" w:cs="Arial" w:eastAsia="Arial" w:hAnsi="Arial"/>
-                <w:b w:val="false"/>
-                <w:bCs w:val="false"/>
-                <w:color w:val="1A1A1A"/>
-                <w:sz w:val="17"/>
-                <w:szCs w:val="17"/>
-                <w:rtl/>
-              </w:rPr>
-              <w:t xml:space="preserve">**</w:t>
-            </w:r>
-            <w:r>
-              <w:rPr>
-                <w:rFonts w:ascii="Arial" w:cs="Arial" w:eastAsia="Arial" w:hAnsi="Arial"/>
-                <w:b w:val="false"/>
-                <w:bCs w:val="false"/>
-                <w:color w:val="1A1A1A"/>
-                <w:sz w:val="17"/>
-                <w:szCs w:val="17"/>
-                <w:rtl/>
-              </w:rPr>
-              <w:t xml:space="preserve"> — ومسؤولو هذه الوظائف في المواقع</w:t>
-            </w:r>
-            <w:r>
-              <w:rPr>
-                <w:rFonts w:ascii="Arial" w:cs="Arial" w:eastAsia="Arial" w:hAnsi="Arial"/>
-                <w:b w:val="false"/>
-                <w:bCs w:val="false"/>
-                <w:color w:val="1A1A1A"/>
-                <w:sz w:val="17"/>
-                <w:szCs w:val="17"/>
-                <w:rtl/>
-              </w:rPr>
-              <w:t xml:space="preserve">.</w:t>
+              <w:t xml:space="preserve"> الموارِدُ البشرية</w:t>
+            </w:r>
+            <w:r>
+              <w:rPr>
+                <w:rFonts w:ascii="Arial" w:cs="Arial" w:eastAsia="Arial" w:hAnsi="Arial"/>
+                <w:b w:val="false"/>
+                <w:bCs w:val="false"/>
+                <w:color w:val="1A1A1A"/>
+                <w:sz w:val="17"/>
+                <w:szCs w:val="17"/>
+                <w:rtl/>
+              </w:rPr>
+              <w:t xml:space="preserve">**</w:t>
+            </w:r>
+            <w:r>
+              <w:rPr>
+                <w:rFonts w:ascii="Arial" w:cs="Arial" w:eastAsia="Arial" w:hAnsi="Arial"/>
+                <w:b w:val="false"/>
+                <w:bCs w:val="false"/>
+                <w:color w:val="1A1A1A"/>
+                <w:sz w:val="17"/>
+                <w:szCs w:val="17"/>
+                <w:rtl/>
+              </w:rPr>
+              <w:t xml:space="preserve"> </w:t>
+            </w:r>
+            <w:r>
+              <w:rPr>
+                <w:rFonts w:ascii="Arial" w:cs="Arial" w:eastAsia="Arial" w:hAnsi="Arial"/>
+                <w:b w:val="false"/>
+                <w:bCs w:val="false"/>
+                <w:color w:val="1A1A1A"/>
+                <w:sz w:val="17"/>
+                <w:szCs w:val="17"/>
+                <w:rtl/>
+              </w:rPr>
+              <w:t xml:space="preserve">·</w:t>
+            </w:r>
+            <w:r>
+              <w:rPr>
+                <w:rFonts w:ascii="Arial" w:cs="Arial" w:eastAsia="Arial" w:hAnsi="Arial"/>
+                <w:b w:val="false"/>
+                <w:bCs w:val="false"/>
+                <w:color w:val="1A1A1A"/>
+                <w:sz w:val="17"/>
+                <w:szCs w:val="17"/>
+                <w:rtl/>
+              </w:rPr>
+              <w:t xml:space="preserve"> </w:t>
+            </w:r>
+            <w:r>
+              <w:rPr>
+                <w:rFonts w:ascii="Arial" w:cs="Arial" w:eastAsia="Arial" w:hAnsi="Arial"/>
+                <w:b w:val="false"/>
+                <w:bCs w:val="false"/>
+                <w:color w:val="1A1A1A"/>
+                <w:sz w:val="17"/>
+                <w:szCs w:val="17"/>
+                <w:rtl/>
+              </w:rPr>
+              <w:t xml:space="preserve">**</w:t>
+            </w:r>
+            <w:r>
+              <w:rPr>
+                <w:rFonts w:ascii="Arial" w:cs="Arial" w:eastAsia="Arial" w:hAnsi="Arial"/>
+                <w:b w:val="false"/>
+                <w:bCs w:val="false"/>
+                <w:color w:val="1A1A1A"/>
+                <w:sz w:val="17"/>
+                <w:szCs w:val="17"/>
+                <w:rtl/>
+              </w:rPr>
+              <w:t xml:space="preserve">ومعها مجالُ الحوكمة والالتزام</w:t>
+            </w:r>
+            <w:r>
+              <w:rPr>
+                <w:rFonts w:ascii="Arial" w:cs="Arial" w:eastAsia="Arial" w:hAnsi="Arial"/>
+                <w:b w:val="false"/>
+                <w:bCs w:val="false"/>
+                <w:color w:val="1A1A1A"/>
+                <w:sz w:val="17"/>
+                <w:szCs w:val="17"/>
+                <w:rtl/>
+              </w:rPr>
+              <w:t xml:space="preserve">**.</w:t>
             </w:r>
             <w:r>
               <w:rPr>
@@ -2142,19 +2272,31 @@
                 <w:szCs w:val="17"/>
                 <w:rtl/>
               </w:rPr>
-              <w:t xml:space="preserve"> تبعيةٌ إداريةٌ وتشغيليةٌ مباشرة</w:t>
-            </w:r>
-            <w:r>
-              <w:rPr>
-                <w:rFonts w:ascii="Arial" w:cs="Arial" w:eastAsia="Arial" w:hAnsi="Arial"/>
-                <w:b w:val="false"/>
-                <w:bCs w:val="false"/>
-                <w:color w:val="1A1A1A"/>
-                <w:sz w:val="17"/>
-                <w:szCs w:val="17"/>
-                <w:rtl/>
-              </w:rPr>
-              <w:t xml:space="preserve">**</w:t>
+              <w:t xml:space="preserve"> تكاملٌ بمسارات اعتمادٍ لا تبعية</w:t>
+            </w:r>
+            <w:r>
+              <w:rPr>
+                <w:rFonts w:ascii="Arial" w:cs="Arial" w:eastAsia="Arial" w:hAnsi="Arial"/>
+                <w:b w:val="false"/>
+                <w:bCs w:val="false"/>
+                <w:color w:val="1A1A1A"/>
+                <w:sz w:val="17"/>
+                <w:szCs w:val="17"/>
+                <w:rtl/>
+              </w:rPr>
+              <w:t xml:space="preserve">**</w:t>
+            </w:r>
+            <w:r>
+              <w:rPr>
+                <w:rFonts w:ascii="Arial" w:cs="Arial" w:eastAsia="Arial" w:hAnsi="Arial"/>
+                <w:b w:val="false"/>
+                <w:bCs w:val="false"/>
+                <w:color w:val="1A1A1A"/>
+                <w:sz w:val="17"/>
+                <w:szCs w:val="17"/>
+                <w:rtl/>
+              </w:rPr>
+              <w:t xml:space="preserve"> — ولا يعتمد مديرُ التشغيل قرارًا في اختصاصها ولا العكس</w:t>
             </w:r>
           </w:p>
         </w:tc>
@@ -2192,7 +2334,7 @@
                 <w:szCs w:val="17"/>
                 <w:rtl/>
               </w:rPr>
-              <w:t xml:space="preserve">① التشغيلية — تحت مدير التشغيل</w:t>
+              <w:t xml:space="preserve">① الموازية — تحت المدير التنفيذي</w:t>
             </w:r>
           </w:p>
         </w:tc>
@@ -2244,7 +2386,103 @@
                 <w:szCs w:val="17"/>
                 <w:rtl/>
               </w:rPr>
-              <w:t xml:space="preserve">المبيعاتُ والعقود </w:t>
+              <w:t xml:space="preserve">كلُّ ما يجعل المعدةَ تعمل</w:t>
+            </w:r>
+            <w:r>
+              <w:rPr>
+                <w:rFonts w:ascii="Arial" w:cs="Arial" w:eastAsia="Arial" w:hAnsi="Arial"/>
+                <w:b w:val="false"/>
+                <w:bCs w:val="false"/>
+                <w:color w:val="1A1A1A"/>
+                <w:sz w:val="17"/>
+                <w:szCs w:val="17"/>
+                <w:rtl/>
+              </w:rPr>
+              <w:t xml:space="preserve">**:</w:t>
+            </w:r>
+            <w:r>
+              <w:rPr>
+                <w:rFonts w:ascii="Arial" w:cs="Arial" w:eastAsia="Arial" w:hAnsi="Arial"/>
+                <w:b w:val="false"/>
+                <w:bCs w:val="false"/>
+                <w:color w:val="1A1A1A"/>
+                <w:sz w:val="17"/>
+                <w:szCs w:val="17"/>
+                <w:rtl/>
+              </w:rPr>
+              <w:t xml:space="preserve"> </w:t>
+            </w:r>
+            <w:r>
+              <w:rPr>
+                <w:rFonts w:ascii="Arial" w:cs="Arial" w:eastAsia="Arial" w:hAnsi="Arial"/>
+                <w:b w:val="false"/>
+                <w:bCs w:val="false"/>
+                <w:color w:val="1A1A1A"/>
+                <w:sz w:val="17"/>
+                <w:szCs w:val="17"/>
+                <w:rtl/>
+              </w:rPr>
+              <w:t xml:space="preserve">**</w:t>
+            </w:r>
+            <w:r>
+              <w:rPr>
+                <w:rFonts w:ascii="Arial" w:cs="Arial" w:eastAsia="Arial" w:hAnsi="Arial"/>
+                <w:b w:val="false"/>
+                <w:bCs w:val="false"/>
+                <w:color w:val="1A1A1A"/>
+                <w:sz w:val="17"/>
+                <w:szCs w:val="17"/>
+                <w:rtl/>
+              </w:rPr>
+              <w:t xml:space="preserve">إدارةُ الموقع </w:t>
+            </w:r>
+            <w:r>
+              <w:rPr>
+                <w:rFonts w:ascii="Arial" w:cs="Arial" w:eastAsia="Arial" w:hAnsi="Arial"/>
+                <w:b w:val="false"/>
+                <w:bCs w:val="false"/>
+                <w:color w:val="1A1A1A"/>
+                <w:sz w:val="17"/>
+                <w:szCs w:val="17"/>
+                <w:rtl/>
+              </w:rPr>
+              <w:t xml:space="preserve">(</w:t>
+            </w:r>
+            <w:r>
+              <w:rPr>
+                <w:rFonts w:ascii="Arial" w:cs="Arial" w:eastAsia="Arial" w:hAnsi="Arial"/>
+                <w:b w:val="false"/>
+                <w:bCs w:val="false"/>
+                <w:color w:val="1A1A1A"/>
+                <w:sz w:val="17"/>
+                <w:szCs w:val="17"/>
+                <w:rtl/>
+              </w:rPr>
+              <w:t xml:space="preserve">الموقع</w:t>
+            </w:r>
+            <w:r>
+              <w:rPr>
+                <w:rFonts w:ascii="Arial" w:cs="Arial" w:eastAsia="Arial" w:hAnsi="Arial"/>
+                <w:b w:val="false"/>
+                <w:bCs w:val="false"/>
+                <w:color w:val="1A1A1A"/>
+                <w:sz w:val="17"/>
+                <w:szCs w:val="17"/>
+                <w:rtl/>
+              </w:rPr>
+              <w:t xml:space="preserve">)**</w:t>
+            </w:r>
+            <w:r>
+              <w:rPr>
+                <w:rFonts w:ascii="Arial" w:cs="Arial" w:eastAsia="Arial" w:hAnsi="Arial"/>
+                <w:b w:val="false"/>
+                <w:bCs w:val="false"/>
+                <w:color w:val="1A1A1A"/>
+                <w:sz w:val="17"/>
+                <w:szCs w:val="17"/>
+                <w:rtl/>
+              </w:rPr>
+              <w:t xml:space="preserve"> </w:t>
             </w:r>
             <w:r>
               <w:rPr>
@@ -2268,7 +2506,55 @@
                 <w:szCs w:val="17"/>
                 <w:rtl/>
               </w:rPr>
-              <w:t xml:space="preserve"> الماليةُ </w:t>
+              <w:t xml:space="preserve"> </w:t>
+            </w:r>
+            <w:r>
+              <w:rPr>
+                <w:rFonts w:ascii="Arial" w:cs="Arial" w:eastAsia="Arial" w:hAnsi="Arial"/>
+                <w:b w:val="false"/>
+                <w:bCs w:val="false"/>
+                <w:color w:val="1A1A1A"/>
+                <w:sz w:val="17"/>
+                <w:szCs w:val="17"/>
+                <w:rtl/>
+              </w:rPr>
+              <w:t xml:space="preserve">**</w:t>
+            </w:r>
+            <w:r>
+              <w:rPr>
+                <w:rFonts w:ascii="Arial" w:cs="Arial" w:eastAsia="Arial" w:hAnsi="Arial"/>
+                <w:b w:val="false"/>
+                <w:bCs w:val="false"/>
+                <w:color w:val="1A1A1A"/>
+                <w:sz w:val="17"/>
+                <w:szCs w:val="17"/>
+                <w:rtl/>
+              </w:rPr>
+              <w:t xml:space="preserve">الصيانةُ</w:t>
+            </w:r>
+            <w:r>
+              <w:rPr>
+                <w:rFonts w:ascii="Arial" w:cs="Arial" w:eastAsia="Arial" w:hAnsi="Arial"/>
+                <w:b w:val="false"/>
+                <w:bCs w:val="false"/>
+                <w:color w:val="1A1A1A"/>
+                <w:sz w:val="17"/>
+                <w:szCs w:val="17"/>
+                <w:rtl/>
+              </w:rPr>
+              <w:t xml:space="preserve">**</w:t>
+            </w:r>
+            <w:r>
+              <w:rPr>
+                <w:rFonts w:ascii="Arial" w:cs="Arial" w:eastAsia="Arial" w:hAnsi="Arial"/>
+                <w:b w:val="false"/>
+                <w:bCs w:val="false"/>
+                <w:color w:val="1A1A1A"/>
+                <w:sz w:val="17"/>
+                <w:szCs w:val="17"/>
+                <w:rtl/>
+              </w:rPr>
+              <w:t xml:space="preserve"> </w:t>
             </w:r>
             <w:r>
               <w:rPr>
@@ -2292,7 +2578,55 @@
                 <w:szCs w:val="17"/>
                 <w:rtl/>
               </w:rPr>
-              <w:t xml:space="preserve"> التمويلُ والملكية </w:t>
+              <w:t xml:space="preserve"> </w:t>
+            </w:r>
+            <w:r>
+              <w:rPr>
+                <w:rFonts w:ascii="Arial" w:cs="Arial" w:eastAsia="Arial" w:hAnsi="Arial"/>
+                <w:b w:val="false"/>
+                <w:bCs w:val="false"/>
+                <w:color w:val="1A1A1A"/>
+                <w:sz w:val="17"/>
+                <w:szCs w:val="17"/>
+                <w:rtl/>
+              </w:rPr>
+              <w:t xml:space="preserve">**</w:t>
+            </w:r>
+            <w:r>
+              <w:rPr>
+                <w:rFonts w:ascii="Arial" w:cs="Arial" w:eastAsia="Arial" w:hAnsi="Arial"/>
+                <w:b w:val="false"/>
+                <w:bCs w:val="false"/>
+                <w:color w:val="1A1A1A"/>
+                <w:sz w:val="17"/>
+                <w:szCs w:val="17"/>
+                <w:rtl/>
+              </w:rPr>
+              <w:t xml:space="preserve">إدارةُ القوى التشغيلية</w:t>
+            </w:r>
+            <w:r>
+              <w:rPr>
+                <w:rFonts w:ascii="Arial" w:cs="Arial" w:eastAsia="Arial" w:hAnsi="Arial"/>
+                <w:b w:val="false"/>
+                <w:bCs w:val="false"/>
+                <w:color w:val="1A1A1A"/>
+                <w:sz w:val="17"/>
+                <w:szCs w:val="17"/>
+                <w:rtl/>
+              </w:rPr>
+              <w:t xml:space="preserve">**</w:t>
+            </w:r>
+            <w:r>
+              <w:rPr>
+                <w:rFonts w:ascii="Arial" w:cs="Arial" w:eastAsia="Arial" w:hAnsi="Arial"/>
+                <w:b w:val="false"/>
+                <w:bCs w:val="false"/>
+                <w:color w:val="1A1A1A"/>
+                <w:sz w:val="17"/>
+                <w:szCs w:val="17"/>
+                <w:rtl/>
+              </w:rPr>
+              <w:t xml:space="preserve"> </w:t>
             </w:r>
             <w:r>
               <w:rPr>
@@ -2316,31 +2650,199 @@
                 <w:szCs w:val="17"/>
                 <w:rtl/>
               </w:rPr>
-              <w:t xml:space="preserve"> الأسطول</w:t>
-            </w:r>
-            <w:r>
-              <w:rPr>
-                <w:rFonts w:ascii="Arial" w:cs="Arial" w:eastAsia="Arial" w:hAnsi="Arial"/>
-                <w:b w:val="false"/>
-                <w:bCs w:val="false"/>
-                <w:color w:val="1A1A1A"/>
-                <w:sz w:val="17"/>
-                <w:szCs w:val="17"/>
-                <w:rtl/>
-              </w:rPr>
-              <w:t xml:space="preserve">**</w:t>
-            </w:r>
-            <w:r>
-              <w:rPr>
-                <w:rFonts w:ascii="Arial" w:cs="Arial" w:eastAsia="Arial" w:hAnsi="Arial"/>
-                <w:b w:val="false"/>
-                <w:bCs w:val="false"/>
-                <w:color w:val="1A1A1A"/>
-                <w:sz w:val="17"/>
-                <w:szCs w:val="17"/>
-                <w:rtl/>
-              </w:rPr>
-              <w:t xml:space="preserve"> — تتبع المديرَ التنفيذي</w:t>
+              <w:t xml:space="preserve"> </w:t>
+            </w:r>
+            <w:r>
+              <w:rPr>
+                <w:rFonts w:ascii="Arial" w:cs="Arial" w:eastAsia="Arial" w:hAnsi="Arial"/>
+                <w:b w:val="false"/>
+                <w:bCs w:val="false"/>
+                <w:color w:val="1A1A1A"/>
+                <w:sz w:val="17"/>
+                <w:szCs w:val="17"/>
+                <w:rtl/>
+              </w:rPr>
+              <w:t xml:space="preserve">**</w:t>
+            </w:r>
+            <w:r>
+              <w:rPr>
+                <w:rFonts w:ascii="Arial" w:cs="Arial" w:eastAsia="Arial" w:hAnsi="Arial"/>
+                <w:b w:val="false"/>
+                <w:bCs w:val="false"/>
+                <w:color w:val="1A1A1A"/>
+                <w:sz w:val="17"/>
+                <w:szCs w:val="17"/>
+                <w:rtl/>
+              </w:rPr>
+              <w:t xml:space="preserve">النقلُ والترحيل</w:t>
+            </w:r>
+            <w:r>
+              <w:rPr>
+                <w:rFonts w:ascii="Arial" w:cs="Arial" w:eastAsia="Arial" w:hAnsi="Arial"/>
+                <w:b w:val="false"/>
+                <w:bCs w:val="false"/>
+                <w:color w:val="1A1A1A"/>
+                <w:sz w:val="17"/>
+                <w:szCs w:val="17"/>
+                <w:rtl/>
+              </w:rPr>
+              <w:t xml:space="preserve">**</w:t>
+            </w:r>
+            <w:r>
+              <w:rPr>
+                <w:rFonts w:ascii="Arial" w:cs="Arial" w:eastAsia="Arial" w:hAnsi="Arial"/>
+                <w:b w:val="false"/>
+                <w:bCs w:val="false"/>
+                <w:color w:val="1A1A1A"/>
+                <w:sz w:val="17"/>
+                <w:szCs w:val="17"/>
+                <w:rtl/>
+              </w:rPr>
+              <w:t xml:space="preserve"> </w:t>
+            </w:r>
+            <w:r>
+              <w:rPr>
+                <w:rFonts w:ascii="Arial" w:cs="Arial" w:eastAsia="Arial" w:hAnsi="Arial"/>
+                <w:b w:val="false"/>
+                <w:bCs w:val="false"/>
+                <w:color w:val="1A1A1A"/>
+                <w:sz w:val="17"/>
+                <w:szCs w:val="17"/>
+                <w:rtl/>
+              </w:rPr>
+              <w:t xml:space="preserve">·</w:t>
+            </w:r>
+            <w:r>
+              <w:rPr>
+                <w:rFonts w:ascii="Arial" w:cs="Arial" w:eastAsia="Arial" w:hAnsi="Arial"/>
+                <w:b w:val="false"/>
+                <w:bCs w:val="false"/>
+                <w:color w:val="1A1A1A"/>
+                <w:sz w:val="17"/>
+                <w:szCs w:val="17"/>
+                <w:rtl/>
+              </w:rPr>
+              <w:t xml:space="preserve"> </w:t>
+            </w:r>
+            <w:r>
+              <w:rPr>
+                <w:rFonts w:ascii="Arial" w:cs="Arial" w:eastAsia="Arial" w:hAnsi="Arial"/>
+                <w:b w:val="false"/>
+                <w:bCs w:val="false"/>
+                <w:color w:val="1A1A1A"/>
+                <w:sz w:val="17"/>
+                <w:szCs w:val="17"/>
+                <w:rtl/>
+              </w:rPr>
+              <w:t xml:space="preserve">**</w:t>
+            </w:r>
+            <w:r>
+              <w:rPr>
+                <w:rFonts w:ascii="Arial" w:cs="Arial" w:eastAsia="Arial" w:hAnsi="Arial"/>
+                <w:b w:val="false"/>
+                <w:bCs w:val="false"/>
+                <w:color w:val="1A1A1A"/>
+                <w:sz w:val="17"/>
+                <w:szCs w:val="17"/>
+                <w:rtl/>
+              </w:rPr>
+              <w:t xml:space="preserve">المشترياتُ التشغيلية</w:t>
+            </w:r>
+            <w:r>
+              <w:rPr>
+                <w:rFonts w:ascii="Arial" w:cs="Arial" w:eastAsia="Arial" w:hAnsi="Arial"/>
+                <w:b w:val="false"/>
+                <w:bCs w:val="false"/>
+                <w:color w:val="1A1A1A"/>
+                <w:sz w:val="17"/>
+                <w:szCs w:val="17"/>
+                <w:rtl/>
+              </w:rPr>
+              <w:t xml:space="preserve">**</w:t>
+            </w:r>
+            <w:r>
+              <w:rPr>
+                <w:rFonts w:ascii="Arial" w:cs="Arial" w:eastAsia="Arial" w:hAnsi="Arial"/>
+                <w:b w:val="false"/>
+                <w:bCs w:val="false"/>
+                <w:color w:val="1A1A1A"/>
+                <w:sz w:val="17"/>
+                <w:szCs w:val="17"/>
+                <w:rtl/>
+              </w:rPr>
+              <w:t xml:space="preserve"> </w:t>
+            </w:r>
+            <w:r>
+              <w:rPr>
+                <w:rFonts w:ascii="Arial" w:cs="Arial" w:eastAsia="Arial" w:hAnsi="Arial"/>
+                <w:b w:val="false"/>
+                <w:bCs w:val="false"/>
+                <w:color w:val="1A1A1A"/>
+                <w:sz w:val="17"/>
+                <w:szCs w:val="17"/>
+                <w:rtl/>
+              </w:rPr>
+              <w:t xml:space="preserve">·</w:t>
+            </w:r>
+            <w:r>
+              <w:rPr>
+                <w:rFonts w:ascii="Arial" w:cs="Arial" w:eastAsia="Arial" w:hAnsi="Arial"/>
+                <w:b w:val="false"/>
+                <w:bCs w:val="false"/>
+                <w:color w:val="1A1A1A"/>
+                <w:sz w:val="17"/>
+                <w:szCs w:val="17"/>
+                <w:rtl/>
+              </w:rPr>
+              <w:t xml:space="preserve"> </w:t>
+            </w:r>
+            <w:r>
+              <w:rPr>
+                <w:rFonts w:ascii="Arial" w:cs="Arial" w:eastAsia="Arial" w:hAnsi="Arial"/>
+                <w:b w:val="false"/>
+                <w:bCs w:val="false"/>
+                <w:color w:val="1A1A1A"/>
+                <w:sz w:val="17"/>
+                <w:szCs w:val="17"/>
+                <w:rtl/>
+              </w:rPr>
+              <w:t xml:space="preserve">**</w:t>
+            </w:r>
+            <w:r>
+              <w:rPr>
+                <w:rFonts w:ascii="Arial" w:cs="Arial" w:eastAsia="Arial" w:hAnsi="Arial"/>
+                <w:b w:val="false"/>
+                <w:bCs w:val="false"/>
+                <w:color w:val="1A1A1A"/>
+                <w:sz w:val="17"/>
+                <w:szCs w:val="17"/>
+                <w:rtl/>
+              </w:rPr>
+              <w:t xml:space="preserve">المخازن</w:t>
+            </w:r>
+            <w:r>
+              <w:rPr>
+                <w:rFonts w:ascii="Arial" w:cs="Arial" w:eastAsia="Arial" w:hAnsi="Arial"/>
+                <w:b w:val="false"/>
+                <w:bCs w:val="false"/>
+                <w:color w:val="1A1A1A"/>
+                <w:sz w:val="17"/>
+                <w:szCs w:val="17"/>
+                <w:rtl/>
+              </w:rPr>
+              <w:t xml:space="preserve">**</w:t>
+            </w:r>
+            <w:r>
+              <w:rPr>
+                <w:rFonts w:ascii="Arial" w:cs="Arial" w:eastAsia="Arial" w:hAnsi="Arial"/>
+                <w:b w:val="false"/>
+                <w:bCs w:val="false"/>
+                <w:color w:val="1A1A1A"/>
+                <w:sz w:val="17"/>
+                <w:szCs w:val="17"/>
+                <w:rtl/>
+              </w:rPr>
+              <w:t xml:space="preserve"> — ومسؤولو هذه الوظائف في المواقع</w:t>
             </w:r>
             <w:r>
               <w:rPr>
@@ -2412,31 +2914,19 @@
                 <w:szCs w:val="17"/>
                 <w:rtl/>
               </w:rPr>
-              <w:t xml:space="preserve"> تكاملٌ بمسارات اعتمادٍ لا تبعية</w:t>
-            </w:r>
-            <w:r>
-              <w:rPr>
-                <w:rFonts w:ascii="Arial" w:cs="Arial" w:eastAsia="Arial" w:hAnsi="Arial"/>
-                <w:b w:val="false"/>
-                <w:bCs w:val="false"/>
-                <w:color w:val="1A1A1A"/>
-                <w:sz w:val="17"/>
-                <w:szCs w:val="17"/>
-                <w:rtl/>
-              </w:rPr>
-              <w:t xml:space="preserve">**</w:t>
-            </w:r>
-            <w:r>
-              <w:rPr>
-                <w:rFonts w:ascii="Arial" w:cs="Arial" w:eastAsia="Arial" w:hAnsi="Arial"/>
-                <w:b w:val="false"/>
-                <w:bCs w:val="false"/>
-                <w:color w:val="1A1A1A"/>
-                <w:sz w:val="17"/>
-                <w:szCs w:val="17"/>
-                <w:rtl/>
-              </w:rPr>
-              <w:t xml:space="preserve"> — ولا يعتمد مديرُ التشغيل قرارًا في اختصاصها ولا العكس</w:t>
+              <w:t xml:space="preserve"> تبعيةٌ إداريةٌ وتشغيليةٌ مباشرةٌ لمدير التشغيل ونوابه</w:t>
+            </w:r>
+            <w:r>
+              <w:rPr>
+                <w:rFonts w:ascii="Arial" w:cs="Arial" w:eastAsia="Arial" w:hAnsi="Arial"/>
+                <w:b w:val="false"/>
+                <w:bCs w:val="false"/>
+                <w:color w:val="1A1A1A"/>
+                <w:sz w:val="17"/>
+                <w:szCs w:val="17"/>
+                <w:rtl/>
+              </w:rPr>
+              <w:t xml:space="preserve">**</w:t>
             </w:r>
           </w:p>
         </w:tc>
@@ -2474,7 +2964,7 @@
                 <w:szCs w:val="17"/>
                 <w:rtl/>
               </w:rPr>
-              <w:t xml:space="preserve">② الموازية — تحت المدير التنفيذي</w:t>
+              <w:t xml:space="preserve">② التشغيلية — تحت مدير التشغيل</w:t>
             </w:r>
           </w:p>
         </w:tc>
@@ -2683,9 +3173,134 @@
           <w:szCs w:val="22"/>
           <w:rtl/>
         </w:rPr>
-        <w:t xml:space="preserve"> مصفوفة الإدارات كاملةً — لا يبقى مجالٌ بلا تبعية</w:t>
+        <w:t xml:space="preserve"> مصفوفة الإدارات — مصدرُ الحقيقة التنظيمي</w:t>
       </w:r>
     </w:p>
+    <w:tbl>
+      <w:tblPr>
+        <w:bidiVisual/>
+        <w:tblW w:type="dxa" w:w="9360"/>
+        <w:tblBorders>
+          <w:top w:val="single" w:color="auto" w:sz="4"/>
+          <w:left w:val="single" w:color="auto" w:sz="4"/>
+          <w:bottom w:val="single" w:color="auto" w:sz="4"/>
+          <w:right w:val="single" w:color="auto" w:sz="4"/>
+          <w:insideH w:val="single" w:color="auto" w:sz="4"/>
+          <w:insideV w:val="single" w:color="auto" w:sz="4"/>
+        </w:tblBorders>
+      </w:tblPr>
+      <w:tblGrid>
+        <w:gridCol w:w="9360"/>
+      </w:tblGrid>
+      <w:tr>
+        <w:tc>
+          <w:tcPr>
+            <w:tcW w:type="dxa" w:w="9360"/>
+            <w:tcBorders>
+              <w:top w:val="none"/>
+              <w:left w:val="none"/>
+              <w:bottom w:val="none"/>
+              <w:right w:val="single" w:color="5B2E91" w:sz="12"/>
+            </w:tcBorders>
+            <w:shd w:fill="F1EAF9" w:color="auto" w:val="clear"/>
+            <w:tcMar>
+              <w:top w:type="dxa" w:w="120"/>
+              <w:left w:type="dxa" w:w="140"/>
+              <w:bottom w:type="dxa" w:w="120"/>
+              <w:right w:type="dxa" w:w="140"/>
+            </w:tcMar>
+          </w:tcPr>
+          <w:p>
+            <w:pPr>
+              <w:bidi/>
+              <w:spacing w:after="0" w:line="266"/>
+              <w:jc w:val="both"/>
+            </w:pPr>
+            <w:r>
+              <w:rPr>
+                <w:rFonts w:ascii="Arial" w:cs="Arial" w:eastAsia="Arial" w:hAnsi="Arial"/>
+                <w:b/>
+                <w:bCs/>
+                <w:color w:val="5B2E91"/>
+                <w:sz w:val="17"/>
+                <w:szCs w:val="17"/>
+                <w:rtl/>
+              </w:rPr>
+              <w:t xml:space="preserve">الطبقةُ الأولى — تسعُ جهاتٍ تتبع المديرَ التنفيذيَّ مباشرةً </w:t>
+            </w:r>
+            <w:r>
+              <w:rPr>
+                <w:rFonts w:ascii="Arial" w:cs="Arial" w:eastAsia="Arial" w:hAnsi="Arial"/>
+                <w:b/>
+                <w:bCs/>
+                <w:color w:val="5B2E91"/>
+                <w:sz w:val="17"/>
+                <w:szCs w:val="17"/>
+                <w:rtl/>
+              </w:rPr>
+              <w:t xml:space="preserve">·</w:t>
+            </w:r>
+            <w:r>
+              <w:rPr>
+                <w:rFonts w:ascii="Arial" w:cs="Arial" w:eastAsia="Arial" w:hAnsi="Arial"/>
+                <w:b/>
+                <w:bCs/>
+                <w:color w:val="5B2E91"/>
+                <w:sz w:val="17"/>
+                <w:szCs w:val="17"/>
+                <w:rtl/>
+              </w:rPr>
+              <w:t xml:space="preserve"> </w:t>
+            </w:r>
+            <w:r>
+              <w:rPr>
+                <w:rFonts w:ascii="Arial" w:cs="Arial" w:eastAsia="Arial" w:hAnsi="Arial"/>
+                <w:sz w:val="17"/>
+                <w:szCs w:val="17"/>
+                <w:rtl/>
+              </w:rPr>
+              <w:t xml:space="preserve">**</w:t>
+            </w:r>
+            <w:r>
+              <w:rPr>
+                <w:rFonts w:ascii="Arial" w:cs="Arial" w:eastAsia="Arial" w:hAnsi="Arial"/>
+                <w:sz w:val="17"/>
+                <w:szCs w:val="17"/>
+                <w:rtl/>
+              </w:rPr>
+              <w:t xml:space="preserve">ومديرُ التشغيل واحدٌ منها لا فوقها</w:t>
+            </w:r>
+            <w:r>
+              <w:rPr>
+                <w:rFonts w:ascii="Arial" w:cs="Arial" w:eastAsia="Arial" w:hAnsi="Arial"/>
+                <w:sz w:val="17"/>
+                <w:szCs w:val="17"/>
+                <w:rtl/>
+              </w:rPr>
+              <w:t xml:space="preserve">**</w:t>
+            </w:r>
+            <w:r>
+              <w:rPr>
+                <w:rFonts w:ascii="Arial" w:cs="Arial" w:eastAsia="Arial" w:hAnsi="Arial"/>
+                <w:sz w:val="17"/>
+                <w:szCs w:val="17"/>
+                <w:rtl/>
+              </w:rPr>
+              <w:t xml:space="preserve"> — يقود الطبقةَ الثانيةَ ويقف مع الثماني في مستوًى واحد</w:t>
+            </w:r>
+            <w:r>
+              <w:rPr>
+                <w:rFonts w:ascii="Arial" w:cs="Arial" w:eastAsia="Arial" w:hAnsi="Arial"/>
+                <w:sz w:val="17"/>
+                <w:szCs w:val="17"/>
+                <w:rtl/>
+              </w:rPr>
+              <w:t xml:space="preserve">.</w:t>
+            </w:r>
+          </w:p>
+        </w:tc>
+      </w:tr>
+    </w:tbl>
     <w:tbl>
       <w:tblPr>
         <w:bidiVisual/>
@@ -2741,7 +3356,7 @@
                 <w:szCs w:val="17"/>
                 <w:rtl/>
               </w:rPr>
-              <w:t xml:space="preserve">تبعيتُها </w:t>
+              <w:t xml:space="preserve">ما تملكه </w:t>
             </w:r>
             <w:r>
               <w:rPr>
@@ -2765,31 +3380,7 @@
                 <w:szCs w:val="17"/>
                 <w:rtl/>
               </w:rPr>
-              <w:t xml:space="preserve"> ومالكُها الوظيفيُّ </w:t>
-            </w:r>
-            <w:r>
-              <w:rPr>
-                <w:rFonts w:ascii="Arial" w:cs="Arial" w:eastAsia="Arial" w:hAnsi="Arial"/>
-                <w:b/>
-                <w:bCs/>
-                <w:color w:val="FFFFFF"/>
-                <w:sz w:val="17"/>
-                <w:szCs w:val="17"/>
-                <w:rtl/>
-              </w:rPr>
-              <w:t xml:space="preserve">·</w:t>
-            </w:r>
-            <w:r>
-              <w:rPr>
-                <w:rFonts w:ascii="Arial" w:cs="Arial" w:eastAsia="Arial" w:hAnsi="Arial"/>
-                <w:b/>
-                <w:bCs/>
-                <w:color w:val="FFFFFF"/>
-                <w:sz w:val="17"/>
-                <w:szCs w:val="17"/>
-                <w:rtl/>
-              </w:rPr>
-              <w:t xml:space="preserve"> وطبيعتُها</w:t>
+              <w:t xml:space="preserve"> وسببُ موضعها</w:t>
             </w:r>
           </w:p>
         </w:tc>
@@ -2827,7 +3418,7 @@
                 <w:szCs w:val="17"/>
                 <w:rtl/>
               </w:rPr>
-              <w:t xml:space="preserve">الإدارة أو المجال</w:t>
+              <w:t xml:space="preserve">① تحت المدير التنفيذي مباشرةً</w:t>
             </w:r>
           </w:p>
         </w:tc>
@@ -2879,115 +3470,31 @@
                 <w:szCs w:val="17"/>
                 <w:rtl/>
               </w:rPr>
-              <w:t xml:space="preserve">المديرُ التنفيذي</w:t>
-            </w:r>
-            <w:r>
-              <w:rPr>
-                <w:rFonts w:ascii="Arial" w:cs="Arial" w:eastAsia="Arial" w:hAnsi="Arial"/>
-                <w:b w:val="false"/>
-                <w:bCs w:val="false"/>
-                <w:color w:val="1A1A1A"/>
-                <w:sz w:val="17"/>
-                <w:szCs w:val="17"/>
-                <w:rtl/>
-              </w:rPr>
-              <w:t xml:space="preserve">**</w:t>
-            </w:r>
-            <w:r>
-              <w:rPr>
-                <w:rFonts w:ascii="Arial" w:cs="Arial" w:eastAsia="Arial" w:hAnsi="Arial"/>
-                <w:b w:val="false"/>
-                <w:bCs w:val="false"/>
-                <w:color w:val="1A1A1A"/>
-                <w:sz w:val="17"/>
-                <w:szCs w:val="17"/>
-                <w:rtl/>
-              </w:rPr>
-              <w:t xml:space="preserve"> </w:t>
-            </w:r>
-            <w:r>
-              <w:rPr>
-                <w:rFonts w:ascii="Arial" w:cs="Arial" w:eastAsia="Arial" w:hAnsi="Arial"/>
-                <w:b w:val="false"/>
-                <w:bCs w:val="false"/>
-                <w:color w:val="1A1A1A"/>
-                <w:sz w:val="17"/>
-                <w:szCs w:val="17"/>
-                <w:rtl/>
-              </w:rPr>
-              <w:t xml:space="preserve">·</w:t>
-            </w:r>
-            <w:r>
-              <w:rPr>
-                <w:rFonts w:ascii="Arial" w:cs="Arial" w:eastAsia="Arial" w:hAnsi="Arial"/>
-                <w:b w:val="false"/>
-                <w:bCs w:val="false"/>
-                <w:color w:val="1A1A1A"/>
-                <w:sz w:val="17"/>
-                <w:szCs w:val="17"/>
-                <w:rtl/>
-              </w:rPr>
-              <w:t xml:space="preserve"> مديرُ التشغيل </w:t>
-            </w:r>
-            <w:r>
-              <w:rPr>
-                <w:rFonts w:ascii="Arial" w:cs="Arial" w:eastAsia="Arial" w:hAnsi="Arial"/>
-                <w:b w:val="false"/>
-                <w:bCs w:val="false"/>
-                <w:color w:val="1A1A1A"/>
-                <w:sz w:val="17"/>
-                <w:szCs w:val="17"/>
-                <w:rtl/>
-              </w:rPr>
-              <w:t xml:space="preserve">·</w:t>
-            </w:r>
-            <w:r>
-              <w:rPr>
-                <w:rFonts w:ascii="Arial" w:cs="Arial" w:eastAsia="Arial" w:hAnsi="Arial"/>
-                <w:b w:val="false"/>
-                <w:bCs w:val="false"/>
-                <w:color w:val="1A1A1A"/>
-                <w:sz w:val="17"/>
-                <w:szCs w:val="17"/>
-                <w:rtl/>
-              </w:rPr>
-              <w:t xml:space="preserve"> </w:t>
-            </w:r>
-            <w:r>
-              <w:rPr>
-                <w:rFonts w:ascii="Arial" w:cs="Arial" w:eastAsia="Arial" w:hAnsi="Arial"/>
-                <w:b w:val="false"/>
-                <w:bCs w:val="false"/>
-                <w:color w:val="1A1A1A"/>
-                <w:sz w:val="17"/>
-                <w:szCs w:val="17"/>
-                <w:rtl/>
-              </w:rPr>
-              <w:t xml:space="preserve">**</w:t>
-            </w:r>
-            <w:r>
-              <w:rPr>
-                <w:rFonts w:ascii="Arial" w:cs="Arial" w:eastAsia="Arial" w:hAnsi="Arial"/>
-                <w:b w:val="false"/>
-                <w:bCs w:val="false"/>
-                <w:color w:val="1A1A1A"/>
-                <w:sz w:val="17"/>
-                <w:szCs w:val="17"/>
-                <w:rtl/>
-              </w:rPr>
-              <w:t xml:space="preserve">إدارةٌ قائدةٌ للطبقة التشغيلية</w:t>
-            </w:r>
-            <w:r>
-              <w:rPr>
-                <w:rFonts w:ascii="Arial" w:cs="Arial" w:eastAsia="Arial" w:hAnsi="Arial"/>
-                <w:b w:val="false"/>
-                <w:bCs w:val="false"/>
-                <w:color w:val="1A1A1A"/>
-                <w:sz w:val="17"/>
-                <w:szCs w:val="17"/>
-                <w:rtl/>
-              </w:rPr>
-              <w:t xml:space="preserve">**</w:t>
+              <w:t xml:space="preserve">تقود الطبقةَ التشغيليةَ الثانية</w:t>
+            </w:r>
+            <w:r>
+              <w:rPr>
+                <w:rFonts w:ascii="Arial" w:cs="Arial" w:eastAsia="Arial" w:hAnsi="Arial"/>
+                <w:b w:val="false"/>
+                <w:bCs w:val="false"/>
+                <w:color w:val="1A1A1A"/>
+                <w:sz w:val="17"/>
+                <w:szCs w:val="17"/>
+                <w:rtl/>
+              </w:rPr>
+              <w:t xml:space="preserve">**</w:t>
+            </w:r>
+            <w:r>
+              <w:rPr>
+                <w:rFonts w:ascii="Arial" w:cs="Arial" w:eastAsia="Arial" w:hAnsi="Arial"/>
+                <w:b w:val="false"/>
+                <w:bCs w:val="false"/>
+                <w:color w:val="1A1A1A"/>
+                <w:sz w:val="17"/>
+                <w:szCs w:val="17"/>
+                <w:rtl/>
+              </w:rPr>
+              <w:t xml:space="preserve"> — وتملك تشغيلَ المعدة وحركتَها وإمدادَها</w:t>
             </w:r>
           </w:p>
         </w:tc>
@@ -3025,7 +3532,7 @@
                 <w:szCs w:val="17"/>
                 <w:rtl/>
               </w:rPr>
-              <w:t xml:space="preserve">① التشغيل</w:t>
+              <w:t xml:space="preserve">① إدارة التشغيل</w:t>
             </w:r>
           </w:p>
         </w:tc>
@@ -3065,127 +3572,7 @@
                 <w:szCs w:val="17"/>
                 <w:rtl/>
               </w:rPr>
-              <w:t xml:space="preserve">**</w:t>
-            </w:r>
-            <w:r>
-              <w:rPr>
-                <w:rFonts w:ascii="Arial" w:cs="Arial" w:eastAsia="Arial" w:hAnsi="Arial"/>
-                <w:b w:val="false"/>
-                <w:bCs w:val="false"/>
-                <w:color w:val="1A1A1A"/>
-                <w:sz w:val="17"/>
-                <w:szCs w:val="17"/>
-                <w:rtl/>
-              </w:rPr>
-              <w:t xml:space="preserve">مديرُ التشغيل</w:t>
-            </w:r>
-            <w:r>
-              <w:rPr>
-                <w:rFonts w:ascii="Arial" w:cs="Arial" w:eastAsia="Arial" w:hAnsi="Arial"/>
-                <w:b w:val="false"/>
-                <w:bCs w:val="false"/>
-                <w:color w:val="1A1A1A"/>
-                <w:sz w:val="17"/>
-                <w:szCs w:val="17"/>
-                <w:rtl/>
-              </w:rPr>
-              <w:t xml:space="preserve">**</w:t>
-            </w:r>
-            <w:r>
-              <w:rPr>
-                <w:rFonts w:ascii="Arial" w:cs="Arial" w:eastAsia="Arial" w:hAnsi="Arial"/>
-                <w:b w:val="false"/>
-                <w:bCs w:val="false"/>
-                <w:color w:val="1A1A1A"/>
-                <w:sz w:val="17"/>
-                <w:szCs w:val="17"/>
-                <w:rtl/>
-              </w:rPr>
-              <w:t xml:space="preserve"> </w:t>
-            </w:r>
-            <w:r>
-              <w:rPr>
-                <w:rFonts w:ascii="Arial" w:cs="Arial" w:eastAsia="Arial" w:hAnsi="Arial"/>
-                <w:b w:val="false"/>
-                <w:bCs w:val="false"/>
-                <w:color w:val="1A1A1A"/>
-                <w:sz w:val="17"/>
-                <w:szCs w:val="17"/>
-                <w:rtl/>
-              </w:rPr>
-              <w:t xml:space="preserve">·</w:t>
-            </w:r>
-            <w:r>
-              <w:rPr>
-                <w:rFonts w:ascii="Arial" w:cs="Arial" w:eastAsia="Arial" w:hAnsi="Arial"/>
-                <w:b w:val="false"/>
-                <w:bCs w:val="false"/>
-                <w:color w:val="1A1A1A"/>
-                <w:sz w:val="17"/>
-                <w:szCs w:val="17"/>
-                <w:rtl/>
-              </w:rPr>
-              <w:t xml:space="preserve"> مديرُ الحركة والتشغيل </w:t>
-            </w:r>
-            <w:r>
-              <w:rPr>
-                <w:rFonts w:ascii="Arial" w:cs="Arial" w:eastAsia="Arial" w:hAnsi="Arial"/>
-                <w:b w:val="false"/>
-                <w:bCs w:val="false"/>
-                <w:color w:val="1A1A1A"/>
-                <w:sz w:val="17"/>
-                <w:szCs w:val="17"/>
-                <w:rtl/>
-              </w:rPr>
-              <w:t xml:space="preserve">·</w:t>
-            </w:r>
-            <w:r>
-              <w:rPr>
-                <w:rFonts w:ascii="Arial" w:cs="Arial" w:eastAsia="Arial" w:hAnsi="Arial"/>
-                <w:b w:val="false"/>
-                <w:bCs w:val="false"/>
-                <w:color w:val="1A1A1A"/>
-                <w:sz w:val="17"/>
-                <w:szCs w:val="17"/>
-                <w:rtl/>
-              </w:rPr>
-              <w:t xml:space="preserve"> </w:t>
-            </w:r>
-            <w:r>
-              <w:rPr>
-                <w:rFonts w:ascii="Arial" w:cs="Arial" w:eastAsia="Arial" w:hAnsi="Arial"/>
-                <w:b w:val="false"/>
-                <w:bCs w:val="false"/>
-                <w:color w:val="1A1A1A"/>
-                <w:sz w:val="17"/>
-                <w:szCs w:val="17"/>
-                <w:rtl/>
-              </w:rPr>
-              <w:t xml:space="preserve">**</w:t>
-            </w:r>
-            <w:r>
-              <w:rPr>
-                <w:rFonts w:ascii="Arial" w:cs="Arial" w:eastAsia="Arial" w:hAnsi="Arial"/>
-                <w:b w:val="false"/>
-                <w:bCs w:val="false"/>
-                <w:color w:val="1A1A1A"/>
-                <w:sz w:val="17"/>
-                <w:szCs w:val="17"/>
-                <w:rtl/>
-              </w:rPr>
-              <w:t xml:space="preserve">إدارةٌ موقعيةٌ — واحدةٌ لكل موقع</w:t>
-            </w:r>
-            <w:r>
-              <w:rPr>
-                <w:rFonts w:ascii="Arial" w:cs="Arial" w:eastAsia="Arial" w:hAnsi="Arial"/>
-                <w:b w:val="false"/>
-                <w:bCs w:val="false"/>
-                <w:color w:val="1A1A1A"/>
-                <w:sz w:val="17"/>
-                <w:szCs w:val="17"/>
-                <w:rtl/>
-              </w:rPr>
-              <w:t xml:space="preserve">**</w:t>
+              <w:t xml:space="preserve">العقدُ التجاريُّ وقيمتُه والتزاماتُه والمستخلص</w:t>
             </w:r>
           </w:p>
         </w:tc>
@@ -3223,7 +3610,7 @@
                 <w:szCs w:val="17"/>
                 <w:rtl/>
               </w:rPr>
-              <w:t xml:space="preserve">② الحركة والتشغيل</w:t>
+              <w:t xml:space="preserve">② إدارة المبيعات والعقود</w:t>
             </w:r>
           </w:p>
         </w:tc>
@@ -3263,91 +3650,7 @@
                 <w:szCs w:val="17"/>
                 <w:rtl/>
               </w:rPr>
-              <w:t xml:space="preserve">**</w:t>
-            </w:r>
-            <w:r>
-              <w:rPr>
-                <w:rFonts w:ascii="Arial" w:cs="Arial" w:eastAsia="Arial" w:hAnsi="Arial"/>
-                <w:b w:val="false"/>
-                <w:bCs w:val="false"/>
-                <w:color w:val="1A1A1A"/>
-                <w:sz w:val="17"/>
-                <w:szCs w:val="17"/>
-                <w:rtl/>
-              </w:rPr>
-              <w:t xml:space="preserve">مديرُ التشغيل</w:t>
-            </w:r>
-            <w:r>
-              <w:rPr>
-                <w:rFonts w:ascii="Arial" w:cs="Arial" w:eastAsia="Arial" w:hAnsi="Arial"/>
-                <w:b w:val="false"/>
-                <w:bCs w:val="false"/>
-                <w:color w:val="1A1A1A"/>
-                <w:sz w:val="17"/>
-                <w:szCs w:val="17"/>
-                <w:rtl/>
-              </w:rPr>
-              <w:t xml:space="preserve">**</w:t>
-            </w:r>
-            <w:r>
-              <w:rPr>
-                <w:rFonts w:ascii="Arial" w:cs="Arial" w:eastAsia="Arial" w:hAnsi="Arial"/>
-                <w:b w:val="false"/>
-                <w:bCs w:val="false"/>
-                <w:color w:val="1A1A1A"/>
-                <w:sz w:val="17"/>
-                <w:szCs w:val="17"/>
-                <w:rtl/>
-              </w:rPr>
-              <w:t xml:space="preserve"> </w:t>
-            </w:r>
-            <w:r>
-              <w:rPr>
-                <w:rFonts w:ascii="Arial" w:cs="Arial" w:eastAsia="Arial" w:hAnsi="Arial"/>
-                <w:b w:val="false"/>
-                <w:bCs w:val="false"/>
-                <w:color w:val="1A1A1A"/>
-                <w:sz w:val="17"/>
-                <w:szCs w:val="17"/>
-                <w:rtl/>
-              </w:rPr>
-              <w:t xml:space="preserve">·</w:t>
-            </w:r>
-            <w:r>
-              <w:rPr>
-                <w:rFonts w:ascii="Arial" w:cs="Arial" w:eastAsia="Arial" w:hAnsi="Arial"/>
-                <w:b w:val="false"/>
-                <w:bCs w:val="false"/>
-                <w:color w:val="1A1A1A"/>
-                <w:sz w:val="17"/>
-                <w:szCs w:val="17"/>
-                <w:rtl/>
-              </w:rPr>
-              <w:t xml:space="preserve"> مديرُ الصيانة </w:t>
-            </w:r>
-            <w:r>
-              <w:rPr>
-                <w:rFonts w:ascii="Arial" w:cs="Arial" w:eastAsia="Arial" w:hAnsi="Arial"/>
-                <w:b w:val="false"/>
-                <w:bCs w:val="false"/>
-                <w:color w:val="1A1A1A"/>
-                <w:sz w:val="17"/>
-                <w:szCs w:val="17"/>
-                <w:rtl/>
-              </w:rPr>
-              <w:t xml:space="preserve">·</w:t>
-            </w:r>
-            <w:r>
-              <w:rPr>
-                <w:rFonts w:ascii="Arial" w:cs="Arial" w:eastAsia="Arial" w:hAnsi="Arial"/>
-                <w:b w:val="false"/>
-                <w:bCs w:val="false"/>
-                <w:color w:val="1A1A1A"/>
-                <w:sz w:val="17"/>
-                <w:szCs w:val="17"/>
-                <w:rtl/>
-              </w:rPr>
-              <w:t xml:space="preserve"> إدارةٌ فنيةٌ مركزيةٌ لها امتدادٌ موقعي</w:t>
+              <w:t xml:space="preserve">العلاقةُ التعاقديةُ مع المورد وحصتُه وتسويتُه</w:t>
             </w:r>
           </w:p>
         </w:tc>
@@ -3385,7 +3688,7 @@
                 <w:szCs w:val="17"/>
                 <w:rtl/>
               </w:rPr>
-              <w:t xml:space="preserve">③ الصيانة</w:t>
+              <w:t xml:space="preserve">③ إدارة الموردين</w:t>
             </w:r>
           </w:p>
         </w:tc>
@@ -3425,127 +3728,7 @@
                 <w:szCs w:val="17"/>
                 <w:rtl/>
               </w:rPr>
-              <w:t xml:space="preserve">**</w:t>
-            </w:r>
-            <w:r>
-              <w:rPr>
-                <w:rFonts w:ascii="Arial" w:cs="Arial" w:eastAsia="Arial" w:hAnsi="Arial"/>
-                <w:b w:val="false"/>
-                <w:bCs w:val="false"/>
-                <w:color w:val="1A1A1A"/>
-                <w:sz w:val="17"/>
-                <w:szCs w:val="17"/>
-                <w:rtl/>
-              </w:rPr>
-              <w:t xml:space="preserve">مديرُ التشغيل</w:t>
-            </w:r>
-            <w:r>
-              <w:rPr>
-                <w:rFonts w:ascii="Arial" w:cs="Arial" w:eastAsia="Arial" w:hAnsi="Arial"/>
-                <w:b w:val="false"/>
-                <w:bCs w:val="false"/>
-                <w:color w:val="1A1A1A"/>
-                <w:sz w:val="17"/>
-                <w:szCs w:val="17"/>
-                <w:rtl/>
-              </w:rPr>
-              <w:t xml:space="preserve">**</w:t>
-            </w:r>
-            <w:r>
-              <w:rPr>
-                <w:rFonts w:ascii="Arial" w:cs="Arial" w:eastAsia="Arial" w:hAnsi="Arial"/>
-                <w:b w:val="false"/>
-                <w:bCs w:val="false"/>
-                <w:color w:val="1A1A1A"/>
-                <w:sz w:val="17"/>
-                <w:szCs w:val="17"/>
-                <w:rtl/>
-              </w:rPr>
-              <w:t xml:space="preserve"> </w:t>
-            </w:r>
-            <w:r>
-              <w:rPr>
-                <w:rFonts w:ascii="Arial" w:cs="Arial" w:eastAsia="Arial" w:hAnsi="Arial"/>
-                <w:b w:val="false"/>
-                <w:bCs w:val="false"/>
-                <w:color w:val="1A1A1A"/>
-                <w:sz w:val="17"/>
-                <w:szCs w:val="17"/>
-                <w:rtl/>
-              </w:rPr>
-              <w:t xml:space="preserve">·</w:t>
-            </w:r>
-            <w:r>
-              <w:rPr>
-                <w:rFonts w:ascii="Arial" w:cs="Arial" w:eastAsia="Arial" w:hAnsi="Arial"/>
-                <w:b w:val="false"/>
-                <w:bCs w:val="false"/>
-                <w:color w:val="1A1A1A"/>
-                <w:sz w:val="17"/>
-                <w:szCs w:val="17"/>
-                <w:rtl/>
-              </w:rPr>
-              <w:t xml:space="preserve"> مديرُ المشغّلين </w:t>
-            </w:r>
-            <w:r>
-              <w:rPr>
-                <w:rFonts w:ascii="Arial" w:cs="Arial" w:eastAsia="Arial" w:hAnsi="Arial"/>
-                <w:b w:val="false"/>
-                <w:bCs w:val="false"/>
-                <w:color w:val="1A1A1A"/>
-                <w:sz w:val="17"/>
-                <w:szCs w:val="17"/>
-                <w:rtl/>
-              </w:rPr>
-              <w:t xml:space="preserve">·</w:t>
-            </w:r>
-            <w:r>
-              <w:rPr>
-                <w:rFonts w:ascii="Arial" w:cs="Arial" w:eastAsia="Arial" w:hAnsi="Arial"/>
-                <w:b w:val="false"/>
-                <w:bCs w:val="false"/>
-                <w:color w:val="1A1A1A"/>
-                <w:sz w:val="17"/>
-                <w:szCs w:val="17"/>
-                <w:rtl/>
-              </w:rPr>
-              <w:t xml:space="preserve"> إدارةٌ تشغيليةٌ — </w:t>
-            </w:r>
-            <w:r>
-              <w:rPr>
-                <w:rFonts w:ascii="Arial" w:cs="Arial" w:eastAsia="Arial" w:hAnsi="Arial"/>
-                <w:b w:val="false"/>
-                <w:bCs w:val="false"/>
-                <w:color w:val="1A1A1A"/>
-                <w:sz w:val="17"/>
-                <w:szCs w:val="17"/>
-                <w:rtl/>
-              </w:rPr>
-              <w:t xml:space="preserve">**</w:t>
-            </w:r>
-            <w:r>
-              <w:rPr>
-                <w:rFonts w:ascii="Arial" w:cs="Arial" w:eastAsia="Arial" w:hAnsi="Arial"/>
-                <w:b w:val="false"/>
-                <w:bCs w:val="false"/>
-                <w:color w:val="1A1A1A"/>
-                <w:sz w:val="17"/>
-                <w:szCs w:val="17"/>
-                <w:rtl/>
-              </w:rPr>
-              <w:t xml:space="preserve">وليست الموارد البشرية</w:t>
-            </w:r>
-            <w:r>
-              <w:rPr>
-                <w:rFonts w:ascii="Arial" w:cs="Arial" w:eastAsia="Arial" w:hAnsi="Arial"/>
-                <w:b w:val="false"/>
-                <w:bCs w:val="false"/>
-                <w:color w:val="1A1A1A"/>
-                <w:sz w:val="17"/>
-                <w:szCs w:val="17"/>
-                <w:rtl/>
-              </w:rPr>
-              <w:t xml:space="preserve">**</w:t>
+              <w:t xml:space="preserve">القيدُ والخزينةُ والذممُ والإقفال</w:t>
             </w:r>
           </w:p>
         </w:tc>
@@ -3583,7 +3766,7 @@
                 <w:szCs w:val="17"/>
                 <w:rtl/>
               </w:rPr>
-              <w:t xml:space="preserve">④ المشغّلون والقوى التشغيلية</w:t>
+              <w:t xml:space="preserve">④ الإدارة المالية والخزينة</w:t>
             </w:r>
           </w:p>
         </w:tc>
@@ -3623,91 +3806,43 @@
                 <w:szCs w:val="17"/>
                 <w:rtl/>
               </w:rPr>
-              <w:t xml:space="preserve">**</w:t>
-            </w:r>
-            <w:r>
-              <w:rPr>
-                <w:rFonts w:ascii="Arial" w:cs="Arial" w:eastAsia="Arial" w:hAnsi="Arial"/>
-                <w:b w:val="false"/>
-                <w:bCs w:val="false"/>
-                <w:color w:val="1A1A1A"/>
-                <w:sz w:val="17"/>
-                <w:szCs w:val="17"/>
-                <w:rtl/>
-              </w:rPr>
-              <w:t xml:space="preserve">مديرُ التشغيل</w:t>
-            </w:r>
-            <w:r>
-              <w:rPr>
-                <w:rFonts w:ascii="Arial" w:cs="Arial" w:eastAsia="Arial" w:hAnsi="Arial"/>
-                <w:b w:val="false"/>
-                <w:bCs w:val="false"/>
-                <w:color w:val="1A1A1A"/>
-                <w:sz w:val="17"/>
-                <w:szCs w:val="17"/>
-                <w:rtl/>
-              </w:rPr>
-              <w:t xml:space="preserve">**</w:t>
-            </w:r>
-            <w:r>
-              <w:rPr>
-                <w:rFonts w:ascii="Arial" w:cs="Arial" w:eastAsia="Arial" w:hAnsi="Arial"/>
-                <w:b w:val="false"/>
-                <w:bCs w:val="false"/>
-                <w:color w:val="1A1A1A"/>
-                <w:sz w:val="17"/>
-                <w:szCs w:val="17"/>
-                <w:rtl/>
-              </w:rPr>
-              <w:t xml:space="preserve"> </w:t>
-            </w:r>
-            <w:r>
-              <w:rPr>
-                <w:rFonts w:ascii="Arial" w:cs="Arial" w:eastAsia="Arial" w:hAnsi="Arial"/>
-                <w:b w:val="false"/>
-                <w:bCs w:val="false"/>
-                <w:color w:val="1A1A1A"/>
-                <w:sz w:val="17"/>
-                <w:szCs w:val="17"/>
-                <w:rtl/>
-              </w:rPr>
-              <w:t xml:space="preserve">·</w:t>
-            </w:r>
-            <w:r>
-              <w:rPr>
-                <w:rFonts w:ascii="Arial" w:cs="Arial" w:eastAsia="Arial" w:hAnsi="Arial"/>
-                <w:b w:val="false"/>
-                <w:bCs w:val="false"/>
-                <w:color w:val="1A1A1A"/>
-                <w:sz w:val="17"/>
-                <w:szCs w:val="17"/>
-                <w:rtl/>
-              </w:rPr>
-              <w:t xml:space="preserve"> مديرُ المشتريات التشغيلية </w:t>
-            </w:r>
-            <w:r>
-              <w:rPr>
-                <w:rFonts w:ascii="Arial" w:cs="Arial" w:eastAsia="Arial" w:hAnsi="Arial"/>
-                <w:b w:val="false"/>
-                <w:bCs w:val="false"/>
-                <w:color w:val="1A1A1A"/>
-                <w:sz w:val="17"/>
-                <w:szCs w:val="17"/>
-                <w:rtl/>
-              </w:rPr>
-              <w:t xml:space="preserve">·</w:t>
-            </w:r>
-            <w:r>
-              <w:rPr>
-                <w:rFonts w:ascii="Arial" w:cs="Arial" w:eastAsia="Arial" w:hAnsi="Arial"/>
-                <w:b w:val="false"/>
-                <w:bCs w:val="false"/>
-                <w:color w:val="1A1A1A"/>
-                <w:sz w:val="17"/>
-                <w:szCs w:val="17"/>
-                <w:rtl/>
-              </w:rPr>
-              <w:t xml:space="preserve"> إدارةٌ تشغيلية</w:t>
+              <w:t xml:space="preserve">التمويلُ والملكيةُ وشروطُها — </w:t>
+            </w:r>
+            <w:r>
+              <w:rPr>
+                <w:rFonts w:ascii="Arial" w:cs="Arial" w:eastAsia="Arial" w:hAnsi="Arial"/>
+                <w:b w:val="false"/>
+                <w:bCs w:val="false"/>
+                <w:color w:val="1A1A1A"/>
+                <w:sz w:val="17"/>
+                <w:szCs w:val="17"/>
+                <w:rtl/>
+              </w:rPr>
+              <w:t xml:space="preserve">**</w:t>
+            </w:r>
+            <w:r>
+              <w:rPr>
+                <w:rFonts w:ascii="Arial" w:cs="Arial" w:eastAsia="Arial" w:hAnsi="Arial"/>
+                <w:b w:val="false"/>
+                <w:bCs w:val="false"/>
+                <w:color w:val="1A1A1A"/>
+                <w:sz w:val="17"/>
+                <w:szCs w:val="17"/>
+                <w:rtl/>
+              </w:rPr>
+              <w:t xml:space="preserve">بمجالٍ مقيَّد</w:t>
+            </w:r>
+            <w:r>
+              <w:rPr>
+                <w:rFonts w:ascii="Arial" w:cs="Arial" w:eastAsia="Arial" w:hAnsi="Arial"/>
+                <w:b w:val="false"/>
+                <w:bCs w:val="false"/>
+                <w:color w:val="1A1A1A"/>
+                <w:sz w:val="17"/>
+                <w:szCs w:val="17"/>
+                <w:rtl/>
+              </w:rPr>
+              <w:t xml:space="preserve">**</w:t>
             </w:r>
           </w:p>
         </w:tc>
@@ -3745,7 +3880,7 @@
                 <w:szCs w:val="17"/>
                 <w:rtl/>
               </w:rPr>
-              <w:t xml:space="preserve">⑤ المشتريات التشغيلية</w:t>
+              <w:t xml:space="preserve">⑤ إدارة التمويل والملكية</w:t>
             </w:r>
           </w:p>
         </w:tc>
@@ -3797,103 +3932,7 @@
                 <w:szCs w:val="17"/>
                 <w:rtl/>
               </w:rPr>
-              <w:t xml:space="preserve">مديرُ التشغيل</w:t>
-            </w:r>
-            <w:r>
-              <w:rPr>
-                <w:rFonts w:ascii="Arial" w:cs="Arial" w:eastAsia="Arial" w:hAnsi="Arial"/>
-                <w:b w:val="false"/>
-                <w:bCs w:val="false"/>
-                <w:color w:val="1A1A1A"/>
-                <w:sz w:val="17"/>
-                <w:szCs w:val="17"/>
-                <w:rtl/>
-              </w:rPr>
-              <w:t xml:space="preserve">**</w:t>
-            </w:r>
-            <w:r>
-              <w:rPr>
-                <w:rFonts w:ascii="Arial" w:cs="Arial" w:eastAsia="Arial" w:hAnsi="Arial"/>
-                <w:b w:val="false"/>
-                <w:bCs w:val="false"/>
-                <w:color w:val="1A1A1A"/>
-                <w:sz w:val="17"/>
-                <w:szCs w:val="17"/>
-                <w:rtl/>
-              </w:rPr>
-              <w:t xml:space="preserve"> </w:t>
-            </w:r>
-            <w:r>
-              <w:rPr>
-                <w:rFonts w:ascii="Arial" w:cs="Arial" w:eastAsia="Arial" w:hAnsi="Arial"/>
-                <w:b w:val="false"/>
-                <w:bCs w:val="false"/>
-                <w:color w:val="1A1A1A"/>
-                <w:sz w:val="17"/>
-                <w:szCs w:val="17"/>
-                <w:rtl/>
-              </w:rPr>
-              <w:t xml:space="preserve">·</w:t>
-            </w:r>
-            <w:r>
-              <w:rPr>
-                <w:rFonts w:ascii="Arial" w:cs="Arial" w:eastAsia="Arial" w:hAnsi="Arial"/>
-                <w:b w:val="false"/>
-                <w:bCs w:val="false"/>
-                <w:color w:val="1A1A1A"/>
-                <w:sz w:val="17"/>
-                <w:szCs w:val="17"/>
-                <w:rtl/>
-              </w:rPr>
-              <w:t xml:space="preserve"> مديرُ المخازن </w:t>
-            </w:r>
-            <w:r>
-              <w:rPr>
-                <w:rFonts w:ascii="Arial" w:cs="Arial" w:eastAsia="Arial" w:hAnsi="Arial"/>
-                <w:b w:val="false"/>
-                <w:bCs w:val="false"/>
-                <w:color w:val="1A1A1A"/>
-                <w:sz w:val="17"/>
-                <w:szCs w:val="17"/>
-                <w:rtl/>
-              </w:rPr>
-              <w:t xml:space="preserve">·</w:t>
-            </w:r>
-            <w:r>
-              <w:rPr>
-                <w:rFonts w:ascii="Arial" w:cs="Arial" w:eastAsia="Arial" w:hAnsi="Arial"/>
-                <w:b w:val="false"/>
-                <w:bCs w:val="false"/>
-                <w:color w:val="1A1A1A"/>
-                <w:sz w:val="17"/>
-                <w:szCs w:val="17"/>
-                <w:rtl/>
-              </w:rPr>
-              <w:t xml:space="preserve"> إدارةٌ تشغيليةٌ </w:t>
-            </w:r>
-            <w:r>
-              <w:rPr>
-                <w:rFonts w:ascii="Arial" w:cs="Arial" w:eastAsia="Arial" w:hAnsi="Arial"/>
-                <w:b w:val="false"/>
-                <w:bCs w:val="false"/>
-                <w:color w:val="1A1A1A"/>
-                <w:sz w:val="17"/>
-                <w:szCs w:val="17"/>
-                <w:rtl/>
-              </w:rPr>
-              <w:t xml:space="preserve">**</w:t>
-            </w:r>
-            <w:r>
-              <w:rPr>
-                <w:rFonts w:ascii="Arial" w:cs="Arial" w:eastAsia="Arial" w:hAnsi="Arial"/>
-                <w:b w:val="false"/>
-                <w:bCs w:val="false"/>
-                <w:color w:val="1A1A1A"/>
-                <w:sz w:val="17"/>
-                <w:szCs w:val="17"/>
-                <w:rtl/>
-              </w:rPr>
-              <w:t xml:space="preserve">بفصلِ واجباتٍ عن المشتريات</w:t>
+              <w:t xml:space="preserve">توفيرُ المعدة وإهلاكُها والتصرفُ فيها — لأنها تحمل أسماءَ المُلّاك وليست تشغيلية</w:t>
             </w:r>
             <w:r>
               <w:rPr>
@@ -3943,7 +3982,7 @@
                 <w:szCs w:val="17"/>
                 <w:rtl/>
               </w:rPr>
-              <w:t xml:space="preserve">⑥ المخازن</w:t>
+              <w:t xml:space="preserve">⑥ إدارة الأسطول</w:t>
             </w:r>
           </w:p>
         </w:tc>
@@ -3983,91 +4022,43 @@
                 <w:szCs w:val="17"/>
                 <w:rtl/>
               </w:rPr>
-              <w:t xml:space="preserve">**</w:t>
-            </w:r>
-            <w:r>
-              <w:rPr>
-                <w:rFonts w:ascii="Arial" w:cs="Arial" w:eastAsia="Arial" w:hAnsi="Arial"/>
-                <w:b w:val="false"/>
-                <w:bCs w:val="false"/>
-                <w:color w:val="1A1A1A"/>
-                <w:sz w:val="17"/>
-                <w:szCs w:val="17"/>
-                <w:rtl/>
-              </w:rPr>
-              <w:t xml:space="preserve">مديرُ التشغيل</w:t>
-            </w:r>
-            <w:r>
-              <w:rPr>
-                <w:rFonts w:ascii="Arial" w:cs="Arial" w:eastAsia="Arial" w:hAnsi="Arial"/>
-                <w:b w:val="false"/>
-                <w:bCs w:val="false"/>
-                <w:color w:val="1A1A1A"/>
-                <w:sz w:val="17"/>
-                <w:szCs w:val="17"/>
-                <w:rtl/>
-              </w:rPr>
-              <w:t xml:space="preserve">**</w:t>
-            </w:r>
-            <w:r>
-              <w:rPr>
-                <w:rFonts w:ascii="Arial" w:cs="Arial" w:eastAsia="Arial" w:hAnsi="Arial"/>
-                <w:b w:val="false"/>
-                <w:bCs w:val="false"/>
-                <w:color w:val="1A1A1A"/>
-                <w:sz w:val="17"/>
-                <w:szCs w:val="17"/>
-                <w:rtl/>
-              </w:rPr>
-              <w:t xml:space="preserve"> </w:t>
-            </w:r>
-            <w:r>
-              <w:rPr>
-                <w:rFonts w:ascii="Arial" w:cs="Arial" w:eastAsia="Arial" w:hAnsi="Arial"/>
-                <w:b w:val="false"/>
-                <w:bCs w:val="false"/>
-                <w:color w:val="1A1A1A"/>
-                <w:sz w:val="17"/>
-                <w:szCs w:val="17"/>
-                <w:rtl/>
-              </w:rPr>
-              <w:t xml:space="preserve">·</w:t>
-            </w:r>
-            <w:r>
-              <w:rPr>
-                <w:rFonts w:ascii="Arial" w:cs="Arial" w:eastAsia="Arial" w:hAnsi="Arial"/>
-                <w:b w:val="false"/>
-                <w:bCs w:val="false"/>
-                <w:color w:val="1A1A1A"/>
-                <w:sz w:val="17"/>
-                <w:szCs w:val="17"/>
-                <w:rtl/>
-              </w:rPr>
-              <w:t xml:space="preserve"> مديرُ النقل والترحيل </w:t>
-            </w:r>
-            <w:r>
-              <w:rPr>
-                <w:rFonts w:ascii="Arial" w:cs="Arial" w:eastAsia="Arial" w:hAnsi="Arial"/>
-                <w:b w:val="false"/>
-                <w:bCs w:val="false"/>
-                <w:color w:val="1A1A1A"/>
-                <w:sz w:val="17"/>
-                <w:szCs w:val="17"/>
-                <w:rtl/>
-              </w:rPr>
-              <w:t xml:space="preserve">·</w:t>
-            </w:r>
-            <w:r>
-              <w:rPr>
-                <w:rFonts w:ascii="Arial" w:cs="Arial" w:eastAsia="Arial" w:hAnsi="Arial"/>
-                <w:b w:val="false"/>
-                <w:bCs w:val="false"/>
-                <w:color w:val="1A1A1A"/>
-                <w:sz w:val="17"/>
-                <w:szCs w:val="17"/>
-                <w:rtl/>
-              </w:rPr>
-              <w:t xml:space="preserve"> إدارةٌ لوجستيةٌ بين المواقع</w:t>
+              <w:t xml:space="preserve">التوظيفُ والعقودُ والأجورُ والانضباطُ ونهايةُ الخدمة </w:t>
+            </w:r>
+            <w:r>
+              <w:rPr>
+                <w:rFonts w:ascii="Arial" w:cs="Arial" w:eastAsia="Arial" w:hAnsi="Arial"/>
+                <w:b w:val="false"/>
+                <w:bCs w:val="false"/>
+                <w:color w:val="1A1A1A"/>
+                <w:sz w:val="17"/>
+                <w:szCs w:val="17"/>
+                <w:rtl/>
+              </w:rPr>
+              <w:t xml:space="preserve">**</w:t>
+            </w:r>
+            <w:r>
+              <w:rPr>
+                <w:rFonts w:ascii="Arial" w:cs="Arial" w:eastAsia="Arial" w:hAnsi="Arial"/>
+                <w:b w:val="false"/>
+                <w:bCs w:val="false"/>
+                <w:color w:val="1A1A1A"/>
+                <w:sz w:val="17"/>
+                <w:szCs w:val="17"/>
+                <w:rtl/>
+              </w:rPr>
+              <w:t xml:space="preserve">لموظفي الشركة كافّةً</w:t>
+            </w:r>
+            <w:r>
+              <w:rPr>
+                <w:rFonts w:ascii="Arial" w:cs="Arial" w:eastAsia="Arial" w:hAnsi="Arial"/>
+                <w:b w:val="false"/>
+                <w:bCs w:val="false"/>
+                <w:color w:val="1A1A1A"/>
+                <w:sz w:val="17"/>
+                <w:szCs w:val="17"/>
+                <w:rtl/>
+              </w:rPr>
+              <w:t xml:space="preserve">**</w:t>
             </w:r>
           </w:p>
         </w:tc>
@@ -4105,7 +4096,7 @@
                 <w:szCs w:val="17"/>
                 <w:rtl/>
               </w:rPr>
-              <w:t xml:space="preserve">⑦ النقل والترحيل</w:t>
+              <w:t xml:space="preserve">⑦ إدارة الموارد البشرية</w:t>
             </w:r>
           </w:p>
         </w:tc>
@@ -4157,103 +4148,55 @@
                 <w:szCs w:val="17"/>
                 <w:rtl/>
               </w:rPr>
-              <w:t xml:space="preserve">المديرُ التنفيذي</w:t>
-            </w:r>
-            <w:r>
-              <w:rPr>
-                <w:rFonts w:ascii="Arial" w:cs="Arial" w:eastAsia="Arial" w:hAnsi="Arial"/>
-                <w:b w:val="false"/>
-                <w:bCs w:val="false"/>
-                <w:color w:val="1A1A1A"/>
-                <w:sz w:val="17"/>
-                <w:szCs w:val="17"/>
-                <w:rtl/>
-              </w:rPr>
-              <w:t xml:space="preserve">**</w:t>
-            </w:r>
-            <w:r>
-              <w:rPr>
-                <w:rFonts w:ascii="Arial" w:cs="Arial" w:eastAsia="Arial" w:hAnsi="Arial"/>
-                <w:b w:val="false"/>
-                <w:bCs w:val="false"/>
-                <w:color w:val="1A1A1A"/>
-                <w:sz w:val="17"/>
-                <w:szCs w:val="17"/>
-                <w:rtl/>
-              </w:rPr>
-              <w:t xml:space="preserve"> </w:t>
-            </w:r>
-            <w:r>
-              <w:rPr>
-                <w:rFonts w:ascii="Arial" w:cs="Arial" w:eastAsia="Arial" w:hAnsi="Arial"/>
-                <w:b w:val="false"/>
-                <w:bCs w:val="false"/>
-                <w:color w:val="1A1A1A"/>
-                <w:sz w:val="17"/>
-                <w:szCs w:val="17"/>
-                <w:rtl/>
-              </w:rPr>
-              <w:t xml:space="preserve">·</w:t>
-            </w:r>
-            <w:r>
-              <w:rPr>
-                <w:rFonts w:ascii="Arial" w:cs="Arial" w:eastAsia="Arial" w:hAnsi="Arial"/>
-                <w:b w:val="false"/>
-                <w:bCs w:val="false"/>
-                <w:color w:val="1A1A1A"/>
-                <w:sz w:val="17"/>
-                <w:szCs w:val="17"/>
-                <w:rtl/>
-              </w:rPr>
-              <w:t xml:space="preserve"> مديرُ المبيعات </w:t>
-            </w:r>
-            <w:r>
-              <w:rPr>
-                <w:rFonts w:ascii="Arial" w:cs="Arial" w:eastAsia="Arial" w:hAnsi="Arial"/>
-                <w:b w:val="false"/>
-                <w:bCs w:val="false"/>
-                <w:color w:val="1A1A1A"/>
-                <w:sz w:val="17"/>
-                <w:szCs w:val="17"/>
-                <w:rtl/>
-              </w:rPr>
-              <w:t xml:space="preserve">·</w:t>
-            </w:r>
-            <w:r>
-              <w:rPr>
-                <w:rFonts w:ascii="Arial" w:cs="Arial" w:eastAsia="Arial" w:hAnsi="Arial"/>
-                <w:b w:val="false"/>
-                <w:bCs w:val="false"/>
-                <w:color w:val="1A1A1A"/>
-                <w:sz w:val="17"/>
-                <w:szCs w:val="17"/>
-                <w:rtl/>
-              </w:rPr>
-              <w:t xml:space="preserve"> </w:t>
-            </w:r>
-            <w:r>
-              <w:rPr>
-                <w:rFonts w:ascii="Arial" w:cs="Arial" w:eastAsia="Arial" w:hAnsi="Arial"/>
-                <w:b w:val="false"/>
-                <w:bCs w:val="false"/>
-                <w:color w:val="1A1A1A"/>
-                <w:sz w:val="17"/>
-                <w:szCs w:val="17"/>
-                <w:rtl/>
-              </w:rPr>
-              <w:t xml:space="preserve">**</w:t>
-            </w:r>
-            <w:r>
-              <w:rPr>
-                <w:rFonts w:ascii="Arial" w:cs="Arial" w:eastAsia="Arial" w:hAnsi="Arial"/>
-                <w:b w:val="false"/>
-                <w:bCs w:val="false"/>
-                <w:color w:val="1A1A1A"/>
-                <w:sz w:val="17"/>
-                <w:szCs w:val="17"/>
-                <w:rtl/>
-              </w:rPr>
-              <w:t xml:space="preserve">إدارةٌ موازية</w:t>
+              <w:t xml:space="preserve">مجالٌ رقابي</w:t>
+            </w:r>
+            <w:r>
+              <w:rPr>
+                <w:rFonts w:ascii="Arial" w:cs="Arial" w:eastAsia="Arial" w:hAnsi="Arial"/>
+                <w:b w:val="false"/>
+                <w:bCs w:val="false"/>
+                <w:color w:val="1A1A1A"/>
+                <w:sz w:val="17"/>
+                <w:szCs w:val="17"/>
+                <w:rtl/>
+              </w:rPr>
+              <w:t xml:space="preserve">**:</w:t>
+            </w:r>
+            <w:r>
+              <w:rPr>
+                <w:rFonts w:ascii="Arial" w:cs="Arial" w:eastAsia="Arial" w:hAnsi="Arial"/>
+                <w:b w:val="false"/>
+                <w:bCs w:val="false"/>
+                <w:color w:val="1A1A1A"/>
+                <w:sz w:val="17"/>
+                <w:szCs w:val="17"/>
+                <w:rtl/>
+              </w:rPr>
+              <w:t xml:space="preserve"> الصلاحياتُ والتكليفاتُ والتفويضُ والكياناتُ والتراخيصُ والحقولُ الحساسةُ والاستثناءاتُ والتدقيقُ والالتزامُ المؤسسي — </w:t>
+            </w:r>
+            <w:r>
+              <w:rPr>
+                <w:rFonts w:ascii="Arial" w:cs="Arial" w:eastAsia="Arial" w:hAnsi="Arial"/>
+                <w:b w:val="false"/>
+                <w:bCs w:val="false"/>
+                <w:color w:val="1A1A1A"/>
+                <w:sz w:val="17"/>
+                <w:szCs w:val="17"/>
+                <w:rtl/>
+              </w:rPr>
+              <w:t xml:space="preserve">**</w:t>
+            </w:r>
+            <w:r>
+              <w:rPr>
+                <w:rFonts w:ascii="Arial" w:cs="Arial" w:eastAsia="Arial" w:hAnsi="Arial"/>
+                <w:b w:val="false"/>
+                <w:bCs w:val="false"/>
+                <w:color w:val="1A1A1A"/>
+                <w:sz w:val="17"/>
+                <w:szCs w:val="17"/>
+                <w:rtl/>
+              </w:rPr>
+              <w:t xml:space="preserve">يمنح ويراقب ولا ينفّذ</w:t>
             </w:r>
             <w:r>
               <w:rPr>
@@ -4303,7 +4246,7 @@
                 <w:szCs w:val="17"/>
                 <w:rtl/>
               </w:rPr>
-              <w:t xml:space="preserve">⑧ المبيعات والعقود</w:t>
+              <w:t xml:space="preserve">⑧ إدارة الحوكمة والالتزام</w:t>
             </w:r>
           </w:p>
         </w:tc>
@@ -4355,115 +4298,31 @@
                 <w:szCs w:val="17"/>
                 <w:rtl/>
               </w:rPr>
-              <w:t xml:space="preserve">المديرُ التنفيذي</w:t>
-            </w:r>
-            <w:r>
-              <w:rPr>
-                <w:rFonts w:ascii="Arial" w:cs="Arial" w:eastAsia="Arial" w:hAnsi="Arial"/>
-                <w:b w:val="false"/>
-                <w:bCs w:val="false"/>
-                <w:color w:val="1A1A1A"/>
-                <w:sz w:val="17"/>
-                <w:szCs w:val="17"/>
-                <w:rtl/>
-              </w:rPr>
-              <w:t xml:space="preserve">**</w:t>
-            </w:r>
-            <w:r>
-              <w:rPr>
-                <w:rFonts w:ascii="Arial" w:cs="Arial" w:eastAsia="Arial" w:hAnsi="Arial"/>
-                <w:b w:val="false"/>
-                <w:bCs w:val="false"/>
-                <w:color w:val="1A1A1A"/>
-                <w:sz w:val="17"/>
-                <w:szCs w:val="17"/>
-                <w:rtl/>
-              </w:rPr>
-              <w:t xml:space="preserve"> </w:t>
-            </w:r>
-            <w:r>
-              <w:rPr>
-                <w:rFonts w:ascii="Arial" w:cs="Arial" w:eastAsia="Arial" w:hAnsi="Arial"/>
-                <w:b w:val="false"/>
-                <w:bCs w:val="false"/>
-                <w:color w:val="1A1A1A"/>
-                <w:sz w:val="17"/>
-                <w:szCs w:val="17"/>
-                <w:rtl/>
-              </w:rPr>
-              <w:t xml:space="preserve">·</w:t>
-            </w:r>
-            <w:r>
-              <w:rPr>
-                <w:rFonts w:ascii="Arial" w:cs="Arial" w:eastAsia="Arial" w:hAnsi="Arial"/>
-                <w:b w:val="false"/>
-                <w:bCs w:val="false"/>
-                <w:color w:val="1A1A1A"/>
-                <w:sz w:val="17"/>
-                <w:szCs w:val="17"/>
-                <w:rtl/>
-              </w:rPr>
-              <w:t xml:space="preserve"> المديرُ المالي </w:t>
-            </w:r>
-            <w:r>
-              <w:rPr>
-                <w:rFonts w:ascii="Arial" w:cs="Arial" w:eastAsia="Arial" w:hAnsi="Arial"/>
-                <w:b w:val="false"/>
-                <w:bCs w:val="false"/>
-                <w:color w:val="1A1A1A"/>
-                <w:sz w:val="17"/>
-                <w:szCs w:val="17"/>
-                <w:rtl/>
-              </w:rPr>
-              <w:t xml:space="preserve">·</w:t>
-            </w:r>
-            <w:r>
-              <w:rPr>
-                <w:rFonts w:ascii="Arial" w:cs="Arial" w:eastAsia="Arial" w:hAnsi="Arial"/>
-                <w:b w:val="false"/>
-                <w:bCs w:val="false"/>
-                <w:color w:val="1A1A1A"/>
-                <w:sz w:val="17"/>
-                <w:szCs w:val="17"/>
-                <w:rtl/>
-              </w:rPr>
-              <w:t xml:space="preserve"> </w:t>
-            </w:r>
-            <w:r>
-              <w:rPr>
-                <w:rFonts w:ascii="Arial" w:cs="Arial" w:eastAsia="Arial" w:hAnsi="Arial"/>
-                <w:b w:val="false"/>
-                <w:bCs w:val="false"/>
-                <w:color w:val="1A1A1A"/>
-                <w:sz w:val="17"/>
-                <w:szCs w:val="17"/>
-                <w:rtl/>
-              </w:rPr>
-              <w:t xml:space="preserve">**</w:t>
-            </w:r>
-            <w:r>
-              <w:rPr>
-                <w:rFonts w:ascii="Arial" w:cs="Arial" w:eastAsia="Arial" w:hAnsi="Arial"/>
-                <w:b w:val="false"/>
-                <w:bCs w:val="false"/>
-                <w:color w:val="1A1A1A"/>
-                <w:sz w:val="17"/>
-                <w:szCs w:val="17"/>
-                <w:rtl/>
-              </w:rPr>
-              <w:t xml:space="preserve">إدارةٌ موازية</w:t>
-            </w:r>
-            <w:r>
-              <w:rPr>
-                <w:rFonts w:ascii="Arial" w:cs="Arial" w:eastAsia="Arial" w:hAnsi="Arial"/>
-                <w:b w:val="false"/>
-                <w:bCs w:val="false"/>
-                <w:color w:val="1A1A1A"/>
-                <w:sz w:val="17"/>
-                <w:szCs w:val="17"/>
-                <w:rtl/>
-              </w:rPr>
-              <w:t xml:space="preserve">**</w:t>
+              <w:t xml:space="preserve">مركزُ رصدٍ مشتركٌ</w:t>
+            </w:r>
+            <w:r>
+              <w:rPr>
+                <w:rFonts w:ascii="Arial" w:cs="Arial" w:eastAsia="Arial" w:hAnsi="Arial"/>
+                <w:b w:val="false"/>
+                <w:bCs w:val="false"/>
+                <w:color w:val="1A1A1A"/>
+                <w:sz w:val="17"/>
+                <w:szCs w:val="17"/>
+                <w:rtl/>
+              </w:rPr>
+              <w:t xml:space="preserve">**</w:t>
+            </w:r>
+            <w:r>
+              <w:rPr>
+                <w:rFonts w:ascii="Arial" w:cs="Arial" w:eastAsia="Arial" w:hAnsi="Arial"/>
+                <w:b w:val="false"/>
+                <w:bCs w:val="false"/>
+                <w:color w:val="1A1A1A"/>
+                <w:sz w:val="17"/>
+                <w:szCs w:val="17"/>
+                <w:rtl/>
+              </w:rPr>
+              <w:t xml:space="preserve"> — يرصد ويصعّد ولا يُصلح</w:t>
             </w:r>
           </w:p>
         </w:tc>
@@ -4501,7 +4360,417 @@
                 <w:szCs w:val="17"/>
                 <w:rtl/>
               </w:rPr>
-              <w:t xml:space="preserve">⑨ المالية والخزينة</w:t>
+              <w:t xml:space="preserve">⑨ مركز البلاغات</w:t>
+            </w:r>
+          </w:p>
+        </w:tc>
+      </w:tr>
+    </w:tbl>
+    <w:tbl>
+      <w:tblPr>
+        <w:bidiVisual/>
+        <w:tblW w:type="dxa" w:w="9360"/>
+        <w:tblBorders>
+          <w:top w:val="single" w:color="auto" w:sz="4"/>
+          <w:left w:val="single" w:color="auto" w:sz="4"/>
+          <w:bottom w:val="single" w:color="auto" w:sz="4"/>
+          <w:right w:val="single" w:color="auto" w:sz="4"/>
+          <w:insideH w:val="single" w:color="auto" w:sz="4"/>
+          <w:insideV w:val="single" w:color="auto" w:sz="4"/>
+        </w:tblBorders>
+      </w:tblPr>
+      <w:tblGrid>
+        <w:gridCol w:w="9360"/>
+      </w:tblGrid>
+      <w:tr>
+        <w:tc>
+          <w:tcPr>
+            <w:tcW w:type="dxa" w:w="9360"/>
+            <w:tcBorders>
+              <w:top w:val="none"/>
+              <w:left w:val="none"/>
+              <w:bottom w:val="none"/>
+              <w:right w:val="single" w:color="5B2E91" w:sz="12"/>
+            </w:tcBorders>
+            <w:shd w:fill="F1EAF9" w:color="auto" w:val="clear"/>
+            <w:tcMar>
+              <w:top w:type="dxa" w:w="120"/>
+              <w:left w:type="dxa" w:w="140"/>
+              <w:bottom w:type="dxa" w:w="120"/>
+              <w:right w:type="dxa" w:w="140"/>
+            </w:tcMar>
+          </w:tcPr>
+          <w:p>
+            <w:pPr>
+              <w:bidi/>
+              <w:spacing w:after="0" w:line="266"/>
+              <w:jc w:val="both"/>
+            </w:pPr>
+            <w:r>
+              <w:rPr>
+                <w:rFonts w:ascii="Arial" w:cs="Arial" w:eastAsia="Arial" w:hAnsi="Arial"/>
+                <w:b/>
+                <w:bCs/>
+                <w:color w:val="5B2E91"/>
+                <w:sz w:val="17"/>
+                <w:szCs w:val="17"/>
+                <w:rtl/>
+              </w:rPr>
+              <w:t xml:space="preserve">الطبقةُ الثانية — ستُّ إداراتٍ تحت مدير التشغيل </w:t>
+            </w:r>
+            <w:r>
+              <w:rPr>
+                <w:rFonts w:ascii="Arial" w:cs="Arial" w:eastAsia="Arial" w:hAnsi="Arial"/>
+                <w:b/>
+                <w:bCs/>
+                <w:color w:val="5B2E91"/>
+                <w:sz w:val="17"/>
+                <w:szCs w:val="17"/>
+                <w:rtl/>
+              </w:rPr>
+              <w:t xml:space="preserve">·</w:t>
+            </w:r>
+            <w:r>
+              <w:rPr>
+                <w:rFonts w:ascii="Arial" w:cs="Arial" w:eastAsia="Arial" w:hAnsi="Arial"/>
+                <w:b/>
+                <w:bCs/>
+                <w:color w:val="5B2E91"/>
+                <w:sz w:val="17"/>
+                <w:szCs w:val="17"/>
+                <w:rtl/>
+              </w:rPr>
+              <w:t xml:space="preserve"> </w:t>
+            </w:r>
+            <w:r>
+              <w:rPr>
+                <w:rFonts w:ascii="Arial" w:cs="Arial" w:eastAsia="Arial" w:hAnsi="Arial"/>
+                <w:sz w:val="17"/>
+                <w:szCs w:val="17"/>
+                <w:rtl/>
+              </w:rPr>
+              <w:t xml:space="preserve">**</w:t>
+            </w:r>
+            <w:r>
+              <w:rPr>
+                <w:rFonts w:ascii="Arial" w:cs="Arial" w:eastAsia="Arial" w:hAnsi="Arial"/>
+                <w:sz w:val="17"/>
+                <w:szCs w:val="17"/>
+                <w:rtl/>
+              </w:rPr>
+              <w:t xml:space="preserve">كلُّ ما يجعل المعدةَ تعمل</w:t>
+            </w:r>
+            <w:r>
+              <w:rPr>
+                <w:rFonts w:ascii="Arial" w:cs="Arial" w:eastAsia="Arial" w:hAnsi="Arial"/>
+                <w:sz w:val="17"/>
+                <w:szCs w:val="17"/>
+                <w:rtl/>
+              </w:rPr>
+              <w:t xml:space="preserve">**:</w:t>
+            </w:r>
+            <w:r>
+              <w:rPr>
+                <w:rFonts w:ascii="Arial" w:cs="Arial" w:eastAsia="Arial" w:hAnsi="Arial"/>
+                <w:sz w:val="17"/>
+                <w:szCs w:val="17"/>
+                <w:rtl/>
+              </w:rPr>
+              <w:t xml:space="preserve"> يشغّلها </w:t>
+            </w:r>
+            <w:r>
+              <w:rPr>
+                <w:rFonts w:ascii="Arial" w:cs="Arial" w:eastAsia="Arial" w:hAnsi="Arial"/>
+                <w:sz w:val="17"/>
+                <w:szCs w:val="17"/>
+                <w:rtl/>
+              </w:rPr>
+              <w:t xml:space="preserve">·</w:t>
+            </w:r>
+            <w:r>
+              <w:rPr>
+                <w:rFonts w:ascii="Arial" w:cs="Arial" w:eastAsia="Arial" w:hAnsi="Arial"/>
+                <w:sz w:val="17"/>
+                <w:szCs w:val="17"/>
+                <w:rtl/>
+              </w:rPr>
+              <w:t xml:space="preserve"> يحرّكها </w:t>
+            </w:r>
+            <w:r>
+              <w:rPr>
+                <w:rFonts w:ascii="Arial" w:cs="Arial" w:eastAsia="Arial" w:hAnsi="Arial"/>
+                <w:sz w:val="17"/>
+                <w:szCs w:val="17"/>
+                <w:rtl/>
+              </w:rPr>
+              <w:t xml:space="preserve">·</w:t>
+            </w:r>
+            <w:r>
+              <w:rPr>
+                <w:rFonts w:ascii="Arial" w:cs="Arial" w:eastAsia="Arial" w:hAnsi="Arial"/>
+                <w:sz w:val="17"/>
+                <w:szCs w:val="17"/>
+                <w:rtl/>
+              </w:rPr>
+              <w:t xml:space="preserve"> يصونها </w:t>
+            </w:r>
+            <w:r>
+              <w:rPr>
+                <w:rFonts w:ascii="Arial" w:cs="Arial" w:eastAsia="Arial" w:hAnsi="Arial"/>
+                <w:sz w:val="17"/>
+                <w:szCs w:val="17"/>
+                <w:rtl/>
+              </w:rPr>
+              <w:t xml:space="preserve">·</w:t>
+            </w:r>
+            <w:r>
+              <w:rPr>
+                <w:rFonts w:ascii="Arial" w:cs="Arial" w:eastAsia="Arial" w:hAnsi="Arial"/>
+                <w:sz w:val="17"/>
+                <w:szCs w:val="17"/>
+                <w:rtl/>
+              </w:rPr>
+              <w:t xml:space="preserve"> يمدّها </w:t>
+            </w:r>
+            <w:r>
+              <w:rPr>
+                <w:rFonts w:ascii="Arial" w:cs="Arial" w:eastAsia="Arial" w:hAnsi="Arial"/>
+                <w:sz w:val="17"/>
+                <w:szCs w:val="17"/>
+                <w:rtl/>
+              </w:rPr>
+              <w:t xml:space="preserve">·</w:t>
+            </w:r>
+            <w:r>
+              <w:rPr>
+                <w:rFonts w:ascii="Arial" w:cs="Arial" w:eastAsia="Arial" w:hAnsi="Arial"/>
+                <w:sz w:val="17"/>
+                <w:szCs w:val="17"/>
+                <w:rtl/>
+              </w:rPr>
+              <w:t xml:space="preserve"> يوفّر مشغّلها</w:t>
+            </w:r>
+            <w:r>
+              <w:rPr>
+                <w:rFonts w:ascii="Arial" w:cs="Arial" w:eastAsia="Arial" w:hAnsi="Arial"/>
+                <w:sz w:val="17"/>
+                <w:szCs w:val="17"/>
+                <w:rtl/>
+              </w:rPr>
+              <w:t xml:space="preserve">.</w:t>
+            </w:r>
+          </w:p>
+        </w:tc>
+      </w:tr>
+    </w:tbl>
+    <w:tbl>
+      <w:tblPr>
+        <w:bidiVisual/>
+        <w:tblW w:type="dxa" w:w="9360"/>
+        <w:tblBorders>
+          <w:top w:val="single" w:color="auto" w:sz="4"/>
+          <w:left w:val="single" w:color="auto" w:sz="4"/>
+          <w:bottom w:val="single" w:color="auto" w:sz="4"/>
+          <w:right w:val="single" w:color="auto" w:sz="4"/>
+          <w:insideH w:val="single" w:color="auto" w:sz="4"/>
+          <w:insideV w:val="single" w:color="auto" w:sz="4"/>
+        </w:tblBorders>
+      </w:tblPr>
+      <w:tblGrid>
+        <w:gridCol w:w="7060"/>
+        <w:gridCol w:w="2300"/>
+      </w:tblGrid>
+      <w:tr>
+        <w:trPr>
+          <w:tblHeader/>
+        </w:trPr>
+        <w:tc>
+          <w:tcPr>
+            <w:tcW w:type="dxa" w:w="7060"/>
+            <w:tcBorders>
+              <w:top w:val="single" w:color="C9D3DF" w:sz="2"/>
+              <w:left w:val="single" w:color="C9D3DF" w:sz="2"/>
+              <w:bottom w:val="single" w:color="C9D3DF" w:sz="2"/>
+              <w:right w:val="single" w:color="C9D3DF" w:sz="2"/>
+            </w:tcBorders>
+            <w:shd w:fill="1F4E79" w:color="auto" w:val="clear"/>
+            <w:tcMar>
+              <w:top w:type="dxa" w:w="70"/>
+              <w:left w:type="dxa" w:w="110"/>
+              <w:bottom w:type="dxa" w:w="70"/>
+              <w:right w:type="dxa" w:w="110"/>
+            </w:tcMar>
+            <w:vAlign w:val="center"/>
+          </w:tcPr>
+          <w:p>
+            <w:pPr>
+              <w:bidi/>
+              <w:spacing w:after="0" w:line="250"/>
+              <w:jc w:val="both"/>
+            </w:pPr>
+            <w:r>
+              <w:rPr>
+                <w:rFonts w:ascii="Arial" w:cs="Arial" w:eastAsia="Arial" w:hAnsi="Arial"/>
+                <w:b/>
+                <w:bCs/>
+                <w:color w:val="FFFFFF"/>
+                <w:sz w:val="17"/>
+                <w:szCs w:val="17"/>
+                <w:rtl/>
+              </w:rPr>
+              <w:t xml:space="preserve">ما تملكه</w:t>
+            </w:r>
+          </w:p>
+        </w:tc>
+        <w:tc>
+          <w:tcPr>
+            <w:tcW w:type="dxa" w:w="2300"/>
+            <w:tcBorders>
+              <w:top w:val="single" w:color="C9D3DF" w:sz="2"/>
+              <w:left w:val="single" w:color="C9D3DF" w:sz="2"/>
+              <w:bottom w:val="single" w:color="C9D3DF" w:sz="2"/>
+              <w:right w:val="single" w:color="C9D3DF" w:sz="2"/>
+            </w:tcBorders>
+            <w:shd w:fill="1F4E79" w:color="auto" w:val="clear"/>
+            <w:tcMar>
+              <w:top w:type="dxa" w:w="70"/>
+              <w:left w:type="dxa" w:w="110"/>
+              <w:bottom w:type="dxa" w:w="70"/>
+              <w:right w:type="dxa" w:w="110"/>
+            </w:tcMar>
+            <w:vAlign w:val="center"/>
+          </w:tcPr>
+          <w:p>
+            <w:pPr>
+              <w:bidi/>
+              <w:spacing w:after="0" w:line="250"/>
+              <w:jc w:val="both"/>
+            </w:pPr>
+            <w:r>
+              <w:rPr>
+                <w:rFonts w:ascii="Arial" w:cs="Arial" w:eastAsia="Arial" w:hAnsi="Arial"/>
+                <w:b/>
+                <w:bCs/>
+                <w:color w:val="FFFFFF"/>
+                <w:sz w:val="17"/>
+                <w:szCs w:val="17"/>
+                <w:rtl/>
+              </w:rPr>
+              <w:t xml:space="preserve">② تحت مدير التشغيل</w:t>
+            </w:r>
+          </w:p>
+        </w:tc>
+      </w:tr>
+      <w:tr>
+        <w:tc>
+          <w:tcPr>
+            <w:tcW w:type="dxa" w:w="7060"/>
+            <w:tcBorders>
+              <w:top w:val="single" w:color="C9D3DF" w:sz="2"/>
+              <w:left w:val="single" w:color="C9D3DF" w:sz="2"/>
+              <w:bottom w:val="single" w:color="C9D3DF" w:sz="2"/>
+              <w:right w:val="single" w:color="C9D3DF" w:sz="2"/>
+            </w:tcBorders>
+            <w:shd w:fill="FFFFFF" w:color="auto" w:val="clear"/>
+            <w:tcMar>
+              <w:top w:type="dxa" w:w="70"/>
+              <w:left w:type="dxa" w:w="110"/>
+              <w:bottom w:type="dxa" w:w="70"/>
+              <w:right w:type="dxa" w:w="110"/>
+            </w:tcMar>
+            <w:vAlign w:val="center"/>
+          </w:tcPr>
+          <w:p>
+            <w:pPr>
+              <w:bidi/>
+              <w:spacing w:after="0" w:line="250"/>
+              <w:jc w:val="both"/>
+            </w:pPr>
+            <w:r>
+              <w:rPr>
+                <w:rFonts w:ascii="Arial" w:cs="Arial" w:eastAsia="Arial" w:hAnsi="Arial"/>
+                <w:b w:val="false"/>
+                <w:bCs w:val="false"/>
+                <w:color w:val="1A1A1A"/>
+                <w:sz w:val="17"/>
+                <w:szCs w:val="17"/>
+                <w:rtl/>
+              </w:rPr>
+              <w:t xml:space="preserve">**</w:t>
+            </w:r>
+            <w:r>
+              <w:rPr>
+                <w:rFonts w:ascii="Arial" w:cs="Arial" w:eastAsia="Arial" w:hAnsi="Arial"/>
+                <w:b w:val="false"/>
+                <w:bCs w:val="false"/>
+                <w:color w:val="1A1A1A"/>
+                <w:sz w:val="17"/>
+                <w:szCs w:val="17"/>
+                <w:rtl/>
+              </w:rPr>
+              <w:t xml:space="preserve">واحدةٌ لكل موقعٍ يقودها مديرُ الموقع</w:t>
+            </w:r>
+            <w:r>
+              <w:rPr>
+                <w:rFonts w:ascii="Arial" w:cs="Arial" w:eastAsia="Arial" w:hAnsi="Arial"/>
+                <w:b w:val="false"/>
+                <w:bCs w:val="false"/>
+                <w:color w:val="1A1A1A"/>
+                <w:sz w:val="17"/>
+                <w:szCs w:val="17"/>
+                <w:rtl/>
+              </w:rPr>
+              <w:t xml:space="preserve">**</w:t>
+            </w:r>
+            <w:r>
+              <w:rPr>
+                <w:rFonts w:ascii="Arial" w:cs="Arial" w:eastAsia="Arial" w:hAnsi="Arial"/>
+                <w:b w:val="false"/>
+                <w:bCs w:val="false"/>
+                <w:color w:val="1A1A1A"/>
+                <w:sz w:val="17"/>
+                <w:szCs w:val="17"/>
+                <w:rtl/>
+              </w:rPr>
+              <w:t xml:space="preserve"> — التنفيذُ اليوميُّ والتايم شيتُ والأذونُ والاعتمادُ الأول</w:t>
+            </w:r>
+          </w:p>
+        </w:tc>
+        <w:tc>
+          <w:tcPr>
+            <w:tcW w:type="dxa" w:w="2300"/>
+            <w:tcBorders>
+              <w:top w:val="single" w:color="C9D3DF" w:sz="2"/>
+              <w:left w:val="single" w:color="C9D3DF" w:sz="2"/>
+              <w:bottom w:val="single" w:color="C9D3DF" w:sz="2"/>
+              <w:right w:val="single" w:color="C9D3DF" w:sz="2"/>
+            </w:tcBorders>
+            <w:shd w:fill="FFFFFF" w:color="auto" w:val="clear"/>
+            <w:tcMar>
+              <w:top w:type="dxa" w:w="70"/>
+              <w:left w:type="dxa" w:w="110"/>
+              <w:bottom w:type="dxa" w:w="70"/>
+              <w:right w:type="dxa" w:w="110"/>
+            </w:tcMar>
+            <w:vAlign w:val="center"/>
+          </w:tcPr>
+          <w:p>
+            <w:pPr>
+              <w:bidi/>
+              <w:spacing w:after="0" w:line="250"/>
+              <w:jc w:val="both"/>
+            </w:pPr>
+            <w:r>
+              <w:rPr>
+                <w:rFonts w:ascii="Arial" w:cs="Arial" w:eastAsia="Arial" w:hAnsi="Arial"/>
+                <w:b/>
+                <w:bCs/>
+                <w:color w:val="1A1A1A"/>
+                <w:sz w:val="17"/>
+                <w:szCs w:val="17"/>
+                <w:rtl/>
+              </w:rPr>
+              <w:t xml:space="preserve">① إدارات المواقع</w:t>
             </w:r>
           </w:p>
         </w:tc>
@@ -4541,115 +4810,31 @@
                 <w:szCs w:val="17"/>
                 <w:rtl/>
               </w:rPr>
-              <w:t xml:space="preserve">**</w:t>
-            </w:r>
-            <w:r>
-              <w:rPr>
-                <w:rFonts w:ascii="Arial" w:cs="Arial" w:eastAsia="Arial" w:hAnsi="Arial"/>
-                <w:b w:val="false"/>
-                <w:bCs w:val="false"/>
-                <w:color w:val="1A1A1A"/>
-                <w:sz w:val="17"/>
-                <w:szCs w:val="17"/>
-                <w:rtl/>
-              </w:rPr>
-              <w:t xml:space="preserve">المديرُ التنفيذي</w:t>
-            </w:r>
-            <w:r>
-              <w:rPr>
-                <w:rFonts w:ascii="Arial" w:cs="Arial" w:eastAsia="Arial" w:hAnsi="Arial"/>
-                <w:b w:val="false"/>
-                <w:bCs w:val="false"/>
-                <w:color w:val="1A1A1A"/>
-                <w:sz w:val="17"/>
-                <w:szCs w:val="17"/>
-                <w:rtl/>
-              </w:rPr>
-              <w:t xml:space="preserve">**</w:t>
-            </w:r>
-            <w:r>
-              <w:rPr>
-                <w:rFonts w:ascii="Arial" w:cs="Arial" w:eastAsia="Arial" w:hAnsi="Arial"/>
-                <w:b w:val="false"/>
-                <w:bCs w:val="false"/>
-                <w:color w:val="1A1A1A"/>
-                <w:sz w:val="17"/>
-                <w:szCs w:val="17"/>
-                <w:rtl/>
-              </w:rPr>
-              <w:t xml:space="preserve"> </w:t>
-            </w:r>
-            <w:r>
-              <w:rPr>
-                <w:rFonts w:ascii="Arial" w:cs="Arial" w:eastAsia="Arial" w:hAnsi="Arial"/>
-                <w:b w:val="false"/>
-                <w:bCs w:val="false"/>
-                <w:color w:val="1A1A1A"/>
-                <w:sz w:val="17"/>
-                <w:szCs w:val="17"/>
-                <w:rtl/>
-              </w:rPr>
-              <w:t xml:space="preserve">·</w:t>
-            </w:r>
-            <w:r>
-              <w:rPr>
-                <w:rFonts w:ascii="Arial" w:cs="Arial" w:eastAsia="Arial" w:hAnsi="Arial"/>
-                <w:b w:val="false"/>
-                <w:bCs w:val="false"/>
-                <w:color w:val="1A1A1A"/>
-                <w:sz w:val="17"/>
-                <w:szCs w:val="17"/>
-                <w:rtl/>
-              </w:rPr>
-              <w:t xml:space="preserve"> مديرُ التمويل </w:t>
-            </w:r>
-            <w:r>
-              <w:rPr>
-                <w:rFonts w:ascii="Arial" w:cs="Arial" w:eastAsia="Arial" w:hAnsi="Arial"/>
-                <w:b w:val="false"/>
-                <w:bCs w:val="false"/>
-                <w:color w:val="1A1A1A"/>
-                <w:sz w:val="17"/>
-                <w:szCs w:val="17"/>
-                <w:rtl/>
-              </w:rPr>
-              <w:t xml:space="preserve">·</w:t>
-            </w:r>
-            <w:r>
-              <w:rPr>
-                <w:rFonts w:ascii="Arial" w:cs="Arial" w:eastAsia="Arial" w:hAnsi="Arial"/>
-                <w:b w:val="false"/>
-                <w:bCs w:val="false"/>
-                <w:color w:val="1A1A1A"/>
-                <w:sz w:val="17"/>
-                <w:szCs w:val="17"/>
-                <w:rtl/>
-              </w:rPr>
-              <w:t xml:space="preserve"> </w:t>
-            </w:r>
-            <w:r>
-              <w:rPr>
-                <w:rFonts w:ascii="Arial" w:cs="Arial" w:eastAsia="Arial" w:hAnsi="Arial"/>
-                <w:b w:val="false"/>
-                <w:bCs w:val="false"/>
-                <w:color w:val="1A1A1A"/>
-                <w:sz w:val="17"/>
-                <w:szCs w:val="17"/>
-                <w:rtl/>
-              </w:rPr>
-              <w:t xml:space="preserve">**</w:t>
-            </w:r>
-            <w:r>
-              <w:rPr>
-                <w:rFonts w:ascii="Arial" w:cs="Arial" w:eastAsia="Arial" w:hAnsi="Arial"/>
-                <w:b w:val="false"/>
-                <w:bCs w:val="false"/>
-                <w:color w:val="1A1A1A"/>
-                <w:sz w:val="17"/>
-                <w:szCs w:val="17"/>
-                <w:rtl/>
-              </w:rPr>
-              <w:t xml:space="preserve">إدارةٌ موازيةٌ بمجالٍ مقيَّد</w:t>
+              <w:t xml:space="preserve">الأعطالُ والوقائيةُ وأوامرُ العمل — </w:t>
+            </w:r>
+            <w:r>
+              <w:rPr>
+                <w:rFonts w:ascii="Arial" w:cs="Arial" w:eastAsia="Arial" w:hAnsi="Arial"/>
+                <w:b w:val="false"/>
+                <w:bCs w:val="false"/>
+                <w:color w:val="1A1A1A"/>
+                <w:sz w:val="17"/>
+                <w:szCs w:val="17"/>
+                <w:rtl/>
+              </w:rPr>
+              <w:t xml:space="preserve">**</w:t>
+            </w:r>
+            <w:r>
+              <w:rPr>
+                <w:rFonts w:ascii="Arial" w:cs="Arial" w:eastAsia="Arial" w:hAnsi="Arial"/>
+                <w:b w:val="false"/>
+                <w:bCs w:val="false"/>
+                <w:color w:val="1A1A1A"/>
+                <w:sz w:val="17"/>
+                <w:szCs w:val="17"/>
+                <w:rtl/>
+              </w:rPr>
+              <w:t xml:space="preserve">تشغيليةٌ لأنها تُبقي المعدةَ عاملةً ولا تملك الأصل</w:t>
             </w:r>
             <w:r>
               <w:rPr>
@@ -4699,7 +4884,7 @@
                 <w:szCs w:val="17"/>
                 <w:rtl/>
               </w:rPr>
-              <w:t xml:space="preserve">⑩ التمويل والملكية</w:t>
+              <w:t xml:space="preserve">② إدارة الصيانة</w:t>
             </w:r>
           </w:p>
         </w:tc>
@@ -4751,31 +4936,31 @@
                 <w:szCs w:val="17"/>
                 <w:rtl/>
               </w:rPr>
-              <w:t xml:space="preserve">المديرُ التنفيذي</w:t>
-            </w:r>
-            <w:r>
-              <w:rPr>
-                <w:rFonts w:ascii="Arial" w:cs="Arial" w:eastAsia="Arial" w:hAnsi="Arial"/>
-                <w:b w:val="false"/>
-                <w:bCs w:val="false"/>
-                <w:color w:val="1A1A1A"/>
-                <w:sz w:val="17"/>
-                <w:szCs w:val="17"/>
-                <w:rtl/>
-              </w:rPr>
-              <w:t xml:space="preserve">**</w:t>
-            </w:r>
-            <w:r>
-              <w:rPr>
-                <w:rFonts w:ascii="Arial" w:cs="Arial" w:eastAsia="Arial" w:hAnsi="Arial"/>
-                <w:b w:val="false"/>
-                <w:bCs w:val="false"/>
-                <w:color w:val="1A1A1A"/>
-                <w:sz w:val="17"/>
-                <w:szCs w:val="17"/>
-                <w:rtl/>
-              </w:rPr>
-              <w:t xml:space="preserve"> </w:t>
+              <w:t xml:space="preserve">المشغّلون والسائقون والفنيون التشغيليون</w:t>
+            </w:r>
+            <w:r>
+              <w:rPr>
+                <w:rFonts w:ascii="Arial" w:cs="Arial" w:eastAsia="Arial" w:hAnsi="Arial"/>
+                <w:b w:val="false"/>
+                <w:bCs w:val="false"/>
+                <w:color w:val="1A1A1A"/>
+                <w:sz w:val="17"/>
+                <w:szCs w:val="17"/>
+                <w:rtl/>
+              </w:rPr>
+              <w:t xml:space="preserve">**:</w:t>
+            </w:r>
+            <w:r>
+              <w:rPr>
+                <w:rFonts w:ascii="Arial" w:cs="Arial" w:eastAsia="Arial" w:hAnsi="Arial"/>
+                <w:b w:val="false"/>
+                <w:bCs w:val="false"/>
+                <w:color w:val="1A1A1A"/>
+                <w:sz w:val="17"/>
+                <w:szCs w:val="17"/>
+                <w:rtl/>
+              </w:rPr>
+              <w:t xml:space="preserve"> التخصيصُ والوردياتُ والتناوبُ والبدلاءُ والتأهيلُ والرخصُ والأداءُ التشغيلي </w:t>
             </w:r>
             <w:r>
               <w:rPr>
@@ -4799,67 +4984,67 @@
                 <w:szCs w:val="17"/>
                 <w:rtl/>
               </w:rPr>
-              <w:t xml:space="preserve"> مديرُ الأسطول </w:t>
-            </w:r>
-            <w:r>
-              <w:rPr>
-                <w:rFonts w:ascii="Arial" w:cs="Arial" w:eastAsia="Arial" w:hAnsi="Arial"/>
-                <w:b w:val="false"/>
-                <w:bCs w:val="false"/>
-                <w:color w:val="1A1A1A"/>
-                <w:sz w:val="17"/>
-                <w:szCs w:val="17"/>
-                <w:rtl/>
-              </w:rPr>
-              <w:t xml:space="preserve">·</w:t>
-            </w:r>
-            <w:r>
-              <w:rPr>
-                <w:rFonts w:ascii="Arial" w:cs="Arial" w:eastAsia="Arial" w:hAnsi="Arial"/>
-                <w:b w:val="false"/>
-                <w:bCs w:val="false"/>
-                <w:color w:val="1A1A1A"/>
-                <w:sz w:val="17"/>
-                <w:szCs w:val="17"/>
-                <w:rtl/>
-              </w:rPr>
-              <w:t xml:space="preserve"> </w:t>
-            </w:r>
-            <w:r>
-              <w:rPr>
-                <w:rFonts w:ascii="Arial" w:cs="Arial" w:eastAsia="Arial" w:hAnsi="Arial"/>
-                <w:b w:val="false"/>
-                <w:bCs w:val="false"/>
-                <w:color w:val="1A1A1A"/>
-                <w:sz w:val="17"/>
-                <w:szCs w:val="17"/>
-                <w:rtl/>
-              </w:rPr>
-              <w:t xml:space="preserve">**</w:t>
-            </w:r>
-            <w:r>
-              <w:rPr>
-                <w:rFonts w:ascii="Arial" w:cs="Arial" w:eastAsia="Arial" w:hAnsi="Arial"/>
-                <w:b w:val="false"/>
-                <w:bCs w:val="false"/>
-                <w:color w:val="1A1A1A"/>
-                <w:sz w:val="17"/>
-                <w:szCs w:val="17"/>
-                <w:rtl/>
-              </w:rPr>
-              <w:t xml:space="preserve">إدارةٌ موازية</w:t>
-            </w:r>
-            <w:r>
-              <w:rPr>
-                <w:rFonts w:ascii="Arial" w:cs="Arial" w:eastAsia="Arial" w:hAnsi="Arial"/>
-                <w:b w:val="false"/>
-                <w:bCs w:val="false"/>
-                <w:color w:val="1A1A1A"/>
-                <w:sz w:val="17"/>
-                <w:szCs w:val="17"/>
-                <w:rtl/>
-              </w:rPr>
-              <w:t xml:space="preserve">**</w:t>
+              <w:t xml:space="preserve"> </w:t>
+            </w:r>
+            <w:r>
+              <w:rPr>
+                <w:rFonts w:ascii="Arial" w:cs="Arial" w:eastAsia="Arial" w:hAnsi="Arial"/>
+                <w:b w:val="false"/>
+                <w:bCs w:val="false"/>
+                <w:color w:val="1A1A1A"/>
+                <w:sz w:val="17"/>
+                <w:szCs w:val="17"/>
+                <w:rtl/>
+              </w:rPr>
+              <w:t xml:space="preserve">**</w:t>
+            </w:r>
+            <w:r>
+              <w:rPr>
+                <w:rFonts w:ascii="Arial" w:cs="Arial" w:eastAsia="Arial" w:hAnsi="Arial"/>
+                <w:b w:val="false"/>
+                <w:bCs w:val="false"/>
+                <w:color w:val="1A1A1A"/>
+                <w:sz w:val="17"/>
+                <w:szCs w:val="17"/>
+                <w:rtl/>
+              </w:rPr>
+              <w:t xml:space="preserve">ولا تملك العقدَ ولا الأجرَ </w:t>
+            </w:r>
+            <w:r>
+              <w:rPr>
+                <w:rFonts w:ascii="Arial" w:cs="Arial" w:eastAsia="Arial" w:hAnsi="Arial"/>
+                <w:b w:val="false"/>
+                <w:bCs w:val="false"/>
+                <w:color w:val="1A1A1A"/>
+                <w:sz w:val="17"/>
+                <w:szCs w:val="17"/>
+                <w:rtl/>
+              </w:rPr>
+              <w:t xml:space="preserve">(</w:t>
+            </w:r>
+            <w:r>
+              <w:rPr>
+                <w:rFonts w:ascii="Arial" w:cs="Arial" w:eastAsia="Arial" w:hAnsi="Arial"/>
+                <w:b w:val="false"/>
+                <w:bCs w:val="false"/>
+                <w:color w:val="1A1A1A"/>
+                <w:sz w:val="17"/>
+                <w:szCs w:val="17"/>
+                <w:rtl/>
+              </w:rPr>
+              <w:t xml:space="preserve">⑦ أعلاه</w:t>
+            </w:r>
+            <w:r>
+              <w:rPr>
+                <w:rFonts w:ascii="Arial" w:cs="Arial" w:eastAsia="Arial" w:hAnsi="Arial"/>
+                <w:b w:val="false"/>
+                <w:bCs w:val="false"/>
+                <w:color w:val="1A1A1A"/>
+                <w:sz w:val="17"/>
+                <w:szCs w:val="17"/>
+                <w:rtl/>
+              </w:rPr>
+              <w:t xml:space="preserve">)**</w:t>
             </w:r>
           </w:p>
         </w:tc>
@@ -4897,7 +5082,7 @@
                 <w:szCs w:val="17"/>
                 <w:rtl/>
               </w:rPr>
-              <w:t xml:space="preserve">⑪ الأسطول</w:t>
+              <w:t xml:space="preserve">③ إدارة القوى التشغيلية</w:t>
             </w:r>
           </w:p>
         </w:tc>
@@ -4937,319 +5122,7 @@
                 <w:szCs w:val="17"/>
                 <w:rtl/>
               </w:rPr>
-              <w:t xml:space="preserve">**</w:t>
-            </w:r>
-            <w:r>
-              <w:rPr>
-                <w:rFonts w:ascii="Arial" w:cs="Arial" w:eastAsia="Arial" w:hAnsi="Arial"/>
-                <w:b w:val="false"/>
-                <w:bCs w:val="false"/>
-                <w:color w:val="1A1A1A"/>
-                <w:sz w:val="17"/>
-                <w:szCs w:val="17"/>
-                <w:rtl/>
-              </w:rPr>
-              <w:t xml:space="preserve">مديرُ التشغيل إداريًّا </w:t>
-            </w:r>
-            <w:r>
-              <w:rPr>
-                <w:rFonts w:ascii="Arial" w:cs="Arial" w:eastAsia="Arial" w:hAnsi="Arial"/>
-                <w:b w:val="false"/>
-                <w:bCs w:val="false"/>
-                <w:color w:val="1A1A1A"/>
-                <w:sz w:val="17"/>
-                <w:szCs w:val="17"/>
-                <w:rtl/>
-              </w:rPr>
-              <w:t xml:space="preserve">·</w:t>
-            </w:r>
-            <w:r>
-              <w:rPr>
-                <w:rFonts w:ascii="Arial" w:cs="Arial" w:eastAsia="Arial" w:hAnsi="Arial"/>
-                <w:b w:val="false"/>
-                <w:bCs w:val="false"/>
-                <w:color w:val="1A1A1A"/>
-                <w:sz w:val="17"/>
-                <w:szCs w:val="17"/>
-                <w:rtl/>
-              </w:rPr>
-              <w:t xml:space="preserve"> باستقلالٍ فنيٍّ تام</w:t>
-            </w:r>
-            <w:r>
-              <w:rPr>
-                <w:rFonts w:ascii="Arial" w:cs="Arial" w:eastAsia="Arial" w:hAnsi="Arial"/>
-                <w:b w:val="false"/>
-                <w:bCs w:val="false"/>
-                <w:color w:val="1A1A1A"/>
-                <w:sz w:val="17"/>
-                <w:szCs w:val="17"/>
-                <w:rtl/>
-              </w:rPr>
-              <w:t xml:space="preserve">**</w:t>
-            </w:r>
-            <w:r>
-              <w:rPr>
-                <w:rFonts w:ascii="Arial" w:cs="Arial" w:eastAsia="Arial" w:hAnsi="Arial"/>
-                <w:b w:val="false"/>
-                <w:bCs w:val="false"/>
-                <w:color w:val="1A1A1A"/>
-                <w:sz w:val="17"/>
-                <w:szCs w:val="17"/>
-                <w:rtl/>
-              </w:rPr>
-              <w:t xml:space="preserve"> </w:t>
-            </w:r>
-            <w:r>
-              <w:rPr>
-                <w:rFonts w:ascii="Arial" w:cs="Arial" w:eastAsia="Arial" w:hAnsi="Arial"/>
-                <w:b w:val="false"/>
-                <w:bCs w:val="false"/>
-                <w:color w:val="1A1A1A"/>
-                <w:sz w:val="17"/>
-                <w:szCs w:val="17"/>
-                <w:rtl/>
-              </w:rPr>
-              <w:t xml:space="preserve">·</w:t>
-            </w:r>
-            <w:r>
-              <w:rPr>
-                <w:rFonts w:ascii="Arial" w:cs="Arial" w:eastAsia="Arial" w:hAnsi="Arial"/>
-                <w:b w:val="false"/>
-                <w:bCs w:val="false"/>
-                <w:color w:val="1A1A1A"/>
-                <w:sz w:val="17"/>
-                <w:szCs w:val="17"/>
-                <w:rtl/>
-              </w:rPr>
-              <w:t xml:space="preserve"> مديرُ الموارد البشرية </w:t>
-            </w:r>
-            <w:r>
-              <w:rPr>
-                <w:rFonts w:ascii="Arial" w:cs="Arial" w:eastAsia="Arial" w:hAnsi="Arial"/>
-                <w:b w:val="false"/>
-                <w:bCs w:val="false"/>
-                <w:color w:val="1A1A1A"/>
-                <w:sz w:val="17"/>
-                <w:szCs w:val="17"/>
-                <w:rtl/>
-              </w:rPr>
-              <w:t xml:space="preserve">·</w:t>
-            </w:r>
-            <w:r>
-              <w:rPr>
-                <w:rFonts w:ascii="Arial" w:cs="Arial" w:eastAsia="Arial" w:hAnsi="Arial"/>
-                <w:b w:val="false"/>
-                <w:bCs w:val="false"/>
-                <w:color w:val="1A1A1A"/>
-                <w:sz w:val="17"/>
-                <w:szCs w:val="17"/>
-                <w:rtl/>
-              </w:rPr>
-              <w:t xml:space="preserve"> </w:t>
-            </w:r>
-            <w:r>
-              <w:rPr>
-                <w:rFonts w:ascii="Arial" w:cs="Arial" w:eastAsia="Arial" w:hAnsi="Arial"/>
-                <w:b w:val="false"/>
-                <w:bCs w:val="false"/>
-                <w:color w:val="1A1A1A"/>
-                <w:sz w:val="17"/>
-                <w:szCs w:val="17"/>
-                <w:rtl/>
-              </w:rPr>
-              <w:t xml:space="preserve">**</w:t>
-            </w:r>
-            <w:r>
-              <w:rPr>
-                <w:rFonts w:ascii="Arial" w:cs="Arial" w:eastAsia="Arial" w:hAnsi="Arial"/>
-                <w:b w:val="false"/>
-                <w:bCs w:val="false"/>
-                <w:color w:val="1A1A1A"/>
-                <w:sz w:val="17"/>
-                <w:szCs w:val="17"/>
-                <w:rtl/>
-              </w:rPr>
-              <w:t xml:space="preserve">إدارةٌ تشغيليةُ التبعيةِ مستقلةُ الاختصاص</w:t>
-            </w:r>
-            <w:r>
-              <w:rPr>
-                <w:rFonts w:ascii="Arial" w:cs="Arial" w:eastAsia="Arial" w:hAnsi="Arial"/>
-                <w:b w:val="false"/>
-                <w:bCs w:val="false"/>
-                <w:color w:val="1A1A1A"/>
-                <w:sz w:val="17"/>
-                <w:szCs w:val="17"/>
-                <w:rtl/>
-              </w:rPr>
-              <w:t xml:space="preserve">**</w:t>
-            </w:r>
-            <w:r>
-              <w:rPr>
-                <w:rFonts w:ascii="Arial" w:cs="Arial" w:eastAsia="Arial" w:hAnsi="Arial"/>
-                <w:b w:val="false"/>
-                <w:bCs w:val="false"/>
-                <w:color w:val="1A1A1A"/>
-                <w:sz w:val="17"/>
-                <w:szCs w:val="17"/>
-                <w:rtl/>
-              </w:rPr>
-              <w:t xml:space="preserve"> — تملك العقدَ والأجرَ والانضباطَ ونهايةَ الخدمة </w:t>
-            </w:r>
-            <w:r>
-              <w:rPr>
-                <w:rFonts w:ascii="Arial" w:cs="Arial" w:eastAsia="Arial" w:hAnsi="Arial"/>
-                <w:b w:val="false"/>
-                <w:bCs w:val="false"/>
-                <w:color w:val="1A1A1A"/>
-                <w:sz w:val="17"/>
-                <w:szCs w:val="17"/>
-                <w:rtl/>
-              </w:rPr>
-              <w:t xml:space="preserve">·</w:t>
-            </w:r>
-            <w:r>
-              <w:rPr>
-                <w:rFonts w:ascii="Arial" w:cs="Arial" w:eastAsia="Arial" w:hAnsi="Arial"/>
-                <w:b w:val="false"/>
-                <w:bCs w:val="false"/>
-                <w:color w:val="1A1A1A"/>
-                <w:sz w:val="17"/>
-                <w:szCs w:val="17"/>
-                <w:rtl/>
-              </w:rPr>
-              <w:t xml:space="preserve"> </w:t>
-            </w:r>
-            <w:r>
-              <w:rPr>
-                <w:rFonts w:ascii="Arial" w:cs="Arial" w:eastAsia="Arial" w:hAnsi="Arial"/>
-                <w:b w:val="false"/>
-                <w:bCs w:val="false"/>
-                <w:color w:val="1A1A1A"/>
-                <w:sz w:val="17"/>
-                <w:szCs w:val="17"/>
-                <w:rtl/>
-              </w:rPr>
-              <w:t xml:space="preserve">**</w:t>
-            </w:r>
-            <w:r>
-              <w:rPr>
-                <w:rFonts w:ascii="Arial" w:cs="Arial" w:eastAsia="Arial" w:hAnsi="Arial"/>
-                <w:b w:val="false"/>
-                <w:bCs w:val="false"/>
-                <w:color w:val="1A1A1A"/>
-                <w:sz w:val="17"/>
-                <w:szCs w:val="17"/>
-                <w:rtl/>
-              </w:rPr>
-              <w:t xml:space="preserve">ولا تملك التخصيصَ والتناوبَ </w:t>
-            </w:r>
-            <w:r>
-              <w:rPr>
-                <w:rFonts w:ascii="Arial" w:cs="Arial" w:eastAsia="Arial" w:hAnsi="Arial"/>
-                <w:b w:val="false"/>
-                <w:bCs w:val="false"/>
-                <w:color w:val="1A1A1A"/>
-                <w:sz w:val="17"/>
-                <w:szCs w:val="17"/>
-                <w:rtl/>
-              </w:rPr>
-              <w:t xml:space="preserve">(</w:t>
-            </w:r>
-            <w:r>
-              <w:rPr>
-                <w:rFonts w:ascii="Arial" w:cs="Arial" w:eastAsia="Arial" w:hAnsi="Arial"/>
-                <w:b w:val="false"/>
-                <w:bCs w:val="false"/>
-                <w:color w:val="1A1A1A"/>
-                <w:sz w:val="17"/>
-                <w:szCs w:val="17"/>
-                <w:rtl/>
-              </w:rPr>
-              <w:t xml:space="preserve">④</w:t>
-            </w:r>
-            <w:r>
-              <w:rPr>
-                <w:rFonts w:ascii="Arial" w:cs="Arial" w:eastAsia="Arial" w:hAnsi="Arial"/>
-                <w:b w:val="false"/>
-                <w:bCs w:val="false"/>
-                <w:color w:val="1A1A1A"/>
-                <w:sz w:val="17"/>
-                <w:szCs w:val="17"/>
-                <w:rtl/>
-              </w:rPr>
-              <w:t xml:space="preserve">)**</w:t>
-            </w:r>
-            <w:r>
-              <w:rPr>
-                <w:rFonts w:ascii="Arial" w:cs="Arial" w:eastAsia="Arial" w:hAnsi="Arial"/>
-                <w:b w:val="false"/>
-                <w:bCs w:val="false"/>
-                <w:color w:val="1A1A1A"/>
-                <w:sz w:val="17"/>
-                <w:szCs w:val="17"/>
-                <w:rtl/>
-              </w:rPr>
-              <w:t xml:space="preserve"> </w:t>
-            </w:r>
-            <w:r>
-              <w:rPr>
-                <w:rFonts w:ascii="Arial" w:cs="Arial" w:eastAsia="Arial" w:hAnsi="Arial"/>
-                <w:b w:val="false"/>
-                <w:bCs w:val="false"/>
-                <w:color w:val="1A1A1A"/>
-                <w:sz w:val="17"/>
-                <w:szCs w:val="17"/>
-                <w:rtl/>
-              </w:rPr>
-              <w:t xml:space="preserve">·</w:t>
-            </w:r>
-            <w:r>
-              <w:rPr>
-                <w:rFonts w:ascii="Arial" w:cs="Arial" w:eastAsia="Arial" w:hAnsi="Arial"/>
-                <w:b w:val="false"/>
-                <w:bCs w:val="false"/>
-                <w:color w:val="1A1A1A"/>
-                <w:sz w:val="17"/>
-                <w:szCs w:val="17"/>
-                <w:rtl/>
-              </w:rPr>
-              <w:t xml:space="preserve"> </w:t>
-            </w:r>
-            <w:r>
-              <w:rPr>
-                <w:rFonts w:ascii="Arial" w:cs="Arial" w:eastAsia="Arial" w:hAnsi="Arial"/>
-                <w:b w:val="false"/>
-                <w:bCs w:val="false"/>
-                <w:color w:val="1A1A1A"/>
-                <w:sz w:val="17"/>
-                <w:szCs w:val="17"/>
-                <w:rtl/>
-              </w:rPr>
-              <w:t xml:space="preserve">**</w:t>
-            </w:r>
-            <w:r>
-              <w:rPr>
-                <w:rFonts w:ascii="Arial" w:cs="Arial" w:eastAsia="Arial" w:hAnsi="Arial"/>
-                <w:b w:val="false"/>
-                <w:bCs w:val="false"/>
-                <w:color w:val="1A1A1A"/>
-                <w:sz w:val="17"/>
-                <w:szCs w:val="17"/>
-                <w:rtl/>
-              </w:rPr>
-              <w:t xml:space="preserve">وقرارُ جعلها موازيةً خامسةً مرفوعٌ للمالك</w:t>
-            </w:r>
-            <w:r>
-              <w:rPr>
-                <w:rFonts w:ascii="Arial" w:cs="Arial" w:eastAsia="Arial" w:hAnsi="Arial"/>
-                <w:b w:val="false"/>
-                <w:bCs w:val="false"/>
-                <w:color w:val="1A1A1A"/>
-                <w:sz w:val="17"/>
-                <w:szCs w:val="17"/>
-                <w:rtl/>
-              </w:rPr>
-              <w:t xml:space="preserve">**</w:t>
+              <w:t xml:space="preserve">الطلبُ والعروضُ والمقارنةُ والترسيةُ والأمرُ والفاتورة</w:t>
             </w:r>
           </w:p>
         </w:tc>
@@ -5287,7 +5160,7 @@
                 <w:szCs w:val="17"/>
                 <w:rtl/>
               </w:rPr>
-              <w:t xml:space="preserve">⑫ الموارد البشرية</w:t>
+              <w:t xml:space="preserve">④ إدارة المشتريات</w:t>
             </w:r>
           </w:p>
         </w:tc>
@@ -5327,139 +5200,43 @@
                 <w:szCs w:val="17"/>
                 <w:rtl/>
               </w:rPr>
-              <w:t xml:space="preserve">**</w:t>
-            </w:r>
-            <w:r>
-              <w:rPr>
-                <w:rFonts w:ascii="Arial" w:cs="Arial" w:eastAsia="Arial" w:hAnsi="Arial"/>
-                <w:b w:val="false"/>
-                <w:bCs w:val="false"/>
-                <w:color w:val="1A1A1A"/>
-                <w:sz w:val="17"/>
-                <w:szCs w:val="17"/>
-                <w:rtl/>
-              </w:rPr>
-              <w:t xml:space="preserve">المديرُ التنفيذي</w:t>
-            </w:r>
-            <w:r>
-              <w:rPr>
-                <w:rFonts w:ascii="Arial" w:cs="Arial" w:eastAsia="Arial" w:hAnsi="Arial"/>
-                <w:b w:val="false"/>
-                <w:bCs w:val="false"/>
-                <w:color w:val="1A1A1A"/>
-                <w:sz w:val="17"/>
-                <w:szCs w:val="17"/>
-                <w:rtl/>
-              </w:rPr>
-              <w:t xml:space="preserve">**</w:t>
-            </w:r>
-            <w:r>
-              <w:rPr>
-                <w:rFonts w:ascii="Arial" w:cs="Arial" w:eastAsia="Arial" w:hAnsi="Arial"/>
-                <w:b w:val="false"/>
-                <w:bCs w:val="false"/>
-                <w:color w:val="1A1A1A"/>
-                <w:sz w:val="17"/>
-                <w:szCs w:val="17"/>
-                <w:rtl/>
-              </w:rPr>
-              <w:t xml:space="preserve"> </w:t>
-            </w:r>
-            <w:r>
-              <w:rPr>
-                <w:rFonts w:ascii="Arial" w:cs="Arial" w:eastAsia="Arial" w:hAnsi="Arial"/>
-                <w:b w:val="false"/>
-                <w:bCs w:val="false"/>
-                <w:color w:val="1A1A1A"/>
-                <w:sz w:val="17"/>
-                <w:szCs w:val="17"/>
-                <w:rtl/>
-              </w:rPr>
-              <w:t xml:space="preserve">·</w:t>
-            </w:r>
-            <w:r>
-              <w:rPr>
-                <w:rFonts w:ascii="Arial" w:cs="Arial" w:eastAsia="Arial" w:hAnsi="Arial"/>
-                <w:b w:val="false"/>
-                <w:bCs w:val="false"/>
-                <w:color w:val="1A1A1A"/>
-                <w:sz w:val="17"/>
-                <w:szCs w:val="17"/>
-                <w:rtl/>
-              </w:rPr>
-              <w:t xml:space="preserve"> مسؤولُ الحوكمة </w:t>
-            </w:r>
-            <w:r>
-              <w:rPr>
-                <w:rFonts w:ascii="Arial" w:cs="Arial" w:eastAsia="Arial" w:hAnsi="Arial"/>
-                <w:b w:val="false"/>
-                <w:bCs w:val="false"/>
-                <w:color w:val="1A1A1A"/>
-                <w:sz w:val="17"/>
-                <w:szCs w:val="17"/>
-                <w:rtl/>
-              </w:rPr>
-              <w:t xml:space="preserve">·</w:t>
-            </w:r>
-            <w:r>
-              <w:rPr>
-                <w:rFonts w:ascii="Arial" w:cs="Arial" w:eastAsia="Arial" w:hAnsi="Arial"/>
-                <w:b w:val="false"/>
-                <w:bCs w:val="false"/>
-                <w:color w:val="1A1A1A"/>
-                <w:sz w:val="17"/>
-                <w:szCs w:val="17"/>
-                <w:rtl/>
-              </w:rPr>
-              <w:t xml:space="preserve"> </w:t>
-            </w:r>
-            <w:r>
-              <w:rPr>
-                <w:rFonts w:ascii="Arial" w:cs="Arial" w:eastAsia="Arial" w:hAnsi="Arial"/>
-                <w:b w:val="false"/>
-                <w:bCs w:val="false"/>
-                <w:color w:val="1A1A1A"/>
-                <w:sz w:val="17"/>
-                <w:szCs w:val="17"/>
-                <w:rtl/>
-              </w:rPr>
-              <w:t xml:space="preserve">**</w:t>
-            </w:r>
-            <w:r>
-              <w:rPr>
-                <w:rFonts w:ascii="Arial" w:cs="Arial" w:eastAsia="Arial" w:hAnsi="Arial"/>
-                <w:b w:val="false"/>
-                <w:bCs w:val="false"/>
-                <w:color w:val="1A1A1A"/>
-                <w:sz w:val="17"/>
-                <w:szCs w:val="17"/>
-                <w:rtl/>
-              </w:rPr>
-              <w:t xml:space="preserve">مجالٌ رقابيٌّ لا إدارةٌ تنفيذية</w:t>
-            </w:r>
-            <w:r>
-              <w:rPr>
-                <w:rFonts w:ascii="Arial" w:cs="Arial" w:eastAsia="Arial" w:hAnsi="Arial"/>
-                <w:b w:val="false"/>
-                <w:bCs w:val="false"/>
-                <w:color w:val="1A1A1A"/>
-                <w:sz w:val="17"/>
-                <w:szCs w:val="17"/>
-                <w:rtl/>
-              </w:rPr>
-              <w:t xml:space="preserve">**</w:t>
-            </w:r>
-            <w:r>
-              <w:rPr>
-                <w:rFonts w:ascii="Arial" w:cs="Arial" w:eastAsia="Arial" w:hAnsi="Arial"/>
-                <w:b w:val="false"/>
-                <w:bCs w:val="false"/>
-                <w:color w:val="1A1A1A"/>
-                <w:sz w:val="17"/>
-                <w:szCs w:val="17"/>
-                <w:rtl/>
-              </w:rPr>
-              <w:t xml:space="preserve"> — يمنح ويراقب ولا ينفّذ عمليات</w:t>
+              <w:t xml:space="preserve">الاستلامُ والتخزينُ والصرفُ والتحويلُ والجردُ والعهد — </w:t>
+            </w:r>
+            <w:r>
+              <w:rPr>
+                <w:rFonts w:ascii="Arial" w:cs="Arial" w:eastAsia="Arial" w:hAnsi="Arial"/>
+                <w:b w:val="false"/>
+                <w:bCs w:val="false"/>
+                <w:color w:val="1A1A1A"/>
+                <w:sz w:val="17"/>
+                <w:szCs w:val="17"/>
+                <w:rtl/>
+              </w:rPr>
+              <w:t xml:space="preserve">**</w:t>
+            </w:r>
+            <w:r>
+              <w:rPr>
+                <w:rFonts w:ascii="Arial" w:cs="Arial" w:eastAsia="Arial" w:hAnsi="Arial"/>
+                <w:b w:val="false"/>
+                <w:bCs w:val="false"/>
+                <w:color w:val="1A1A1A"/>
+                <w:sz w:val="17"/>
+                <w:szCs w:val="17"/>
+                <w:rtl/>
+              </w:rPr>
+              <w:t xml:space="preserve">بفصلِ واجباتٍ عن المشتريات</w:t>
+            </w:r>
+            <w:r>
+              <w:rPr>
+                <w:rFonts w:ascii="Arial" w:cs="Arial" w:eastAsia="Arial" w:hAnsi="Arial"/>
+                <w:b w:val="false"/>
+                <w:bCs w:val="false"/>
+                <w:color w:val="1A1A1A"/>
+                <w:sz w:val="17"/>
+                <w:szCs w:val="17"/>
+                <w:rtl/>
+              </w:rPr>
+              <w:t xml:space="preserve">**</w:t>
             </w:r>
           </w:p>
         </w:tc>
@@ -5497,7 +5274,7 @@
                 <w:szCs w:val="17"/>
                 <w:rtl/>
               </w:rPr>
-              <w:t xml:space="preserve">⑬ الحوكمة والصلاحيات</w:t>
+              <w:t xml:space="preserve">⑤ إدارة المخازن</w:t>
             </w:r>
           </w:p>
         </w:tc>
@@ -5537,139 +5314,7 @@
                 <w:szCs w:val="17"/>
                 <w:rtl/>
               </w:rPr>
-              <w:t xml:space="preserve">**</w:t>
-            </w:r>
-            <w:r>
-              <w:rPr>
-                <w:rFonts w:ascii="Arial" w:cs="Arial" w:eastAsia="Arial" w:hAnsi="Arial"/>
-                <w:b w:val="false"/>
-                <w:bCs w:val="false"/>
-                <w:color w:val="1A1A1A"/>
-                <w:sz w:val="17"/>
-                <w:szCs w:val="17"/>
-                <w:rtl/>
-              </w:rPr>
-              <w:t xml:space="preserve">المديرُ التنفيذي</w:t>
-            </w:r>
-            <w:r>
-              <w:rPr>
-                <w:rFonts w:ascii="Arial" w:cs="Arial" w:eastAsia="Arial" w:hAnsi="Arial"/>
-                <w:b w:val="false"/>
-                <w:bCs w:val="false"/>
-                <w:color w:val="1A1A1A"/>
-                <w:sz w:val="17"/>
-                <w:szCs w:val="17"/>
-                <w:rtl/>
-              </w:rPr>
-              <w:t xml:space="preserve">**</w:t>
-            </w:r>
-            <w:r>
-              <w:rPr>
-                <w:rFonts w:ascii="Arial" w:cs="Arial" w:eastAsia="Arial" w:hAnsi="Arial"/>
-                <w:b w:val="false"/>
-                <w:bCs w:val="false"/>
-                <w:color w:val="1A1A1A"/>
-                <w:sz w:val="17"/>
-                <w:szCs w:val="17"/>
-                <w:rtl/>
-              </w:rPr>
-              <w:t xml:space="preserve"> </w:t>
-            </w:r>
-            <w:r>
-              <w:rPr>
-                <w:rFonts w:ascii="Arial" w:cs="Arial" w:eastAsia="Arial" w:hAnsi="Arial"/>
-                <w:b w:val="false"/>
-                <w:bCs w:val="false"/>
-                <w:color w:val="1A1A1A"/>
-                <w:sz w:val="17"/>
-                <w:szCs w:val="17"/>
-                <w:rtl/>
-              </w:rPr>
-              <w:t xml:space="preserve">·</w:t>
-            </w:r>
-            <w:r>
-              <w:rPr>
-                <w:rFonts w:ascii="Arial" w:cs="Arial" w:eastAsia="Arial" w:hAnsi="Arial"/>
-                <w:b w:val="false"/>
-                <w:bCs w:val="false"/>
-                <w:color w:val="1A1A1A"/>
-                <w:sz w:val="17"/>
-                <w:szCs w:val="17"/>
-                <w:rtl/>
-              </w:rPr>
-              <w:t xml:space="preserve"> مديرُ البلاغات </w:t>
-            </w:r>
-            <w:r>
-              <w:rPr>
-                <w:rFonts w:ascii="Arial" w:cs="Arial" w:eastAsia="Arial" w:hAnsi="Arial"/>
-                <w:b w:val="false"/>
-                <w:bCs w:val="false"/>
-                <w:color w:val="1A1A1A"/>
-                <w:sz w:val="17"/>
-                <w:szCs w:val="17"/>
-                <w:rtl/>
-              </w:rPr>
-              <w:t xml:space="preserve">·</w:t>
-            </w:r>
-            <w:r>
-              <w:rPr>
-                <w:rFonts w:ascii="Arial" w:cs="Arial" w:eastAsia="Arial" w:hAnsi="Arial"/>
-                <w:b w:val="false"/>
-                <w:bCs w:val="false"/>
-                <w:color w:val="1A1A1A"/>
-                <w:sz w:val="17"/>
-                <w:szCs w:val="17"/>
-                <w:rtl/>
-              </w:rPr>
-              <w:t xml:space="preserve"> </w:t>
-            </w:r>
-            <w:r>
-              <w:rPr>
-                <w:rFonts w:ascii="Arial" w:cs="Arial" w:eastAsia="Arial" w:hAnsi="Arial"/>
-                <w:b w:val="false"/>
-                <w:bCs w:val="false"/>
-                <w:color w:val="1A1A1A"/>
-                <w:sz w:val="17"/>
-                <w:szCs w:val="17"/>
-                <w:rtl/>
-              </w:rPr>
-              <w:t xml:space="preserve">**</w:t>
-            </w:r>
-            <w:r>
-              <w:rPr>
-                <w:rFonts w:ascii="Arial" w:cs="Arial" w:eastAsia="Arial" w:hAnsi="Arial"/>
-                <w:b w:val="false"/>
-                <w:bCs w:val="false"/>
-                <w:color w:val="1A1A1A"/>
-                <w:sz w:val="17"/>
-                <w:szCs w:val="17"/>
-                <w:rtl/>
-              </w:rPr>
-              <w:t xml:space="preserve">مركزُ رصدٍ مشتركٌ لا إدارةٌ تنفيذية</w:t>
-            </w:r>
-            <w:r>
-              <w:rPr>
-                <w:rFonts w:ascii="Arial" w:cs="Arial" w:eastAsia="Arial" w:hAnsi="Arial"/>
-                <w:b w:val="false"/>
-                <w:bCs w:val="false"/>
-                <w:color w:val="1A1A1A"/>
-                <w:sz w:val="17"/>
-                <w:szCs w:val="17"/>
-                <w:rtl/>
-              </w:rPr>
-              <w:t xml:space="preserve">**</w:t>
-            </w:r>
-            <w:r>
-              <w:rPr>
-                <w:rFonts w:ascii="Arial" w:cs="Arial" w:eastAsia="Arial" w:hAnsi="Arial"/>
-                <w:b w:val="false"/>
-                <w:bCs w:val="false"/>
-                <w:color w:val="1A1A1A"/>
-                <w:sz w:val="17"/>
-                <w:szCs w:val="17"/>
-                <w:rtl/>
-              </w:rPr>
-              <w:t xml:space="preserve"> — يراقب ويصعّد ولا يُصلح</w:t>
+              <w:t xml:space="preserve">ترحيلُ المعدات والطواقم بين المواقع وخارجها</w:t>
             </w:r>
           </w:p>
         </w:tc>
@@ -5707,7 +5352,7 @@
                 <w:szCs w:val="17"/>
                 <w:rtl/>
               </w:rPr>
-              <w:t xml:space="preserve">⑭ مركز البلاغات</w:t>
+              <w:t xml:space="preserve">⑥ إدارة النقل والترحيل</w:t>
             </w:r>
           </w:p>
         </w:tc>
@@ -5763,7 +5408,7 @@
                 <w:szCs w:val="17"/>
                 <w:rtl/>
               </w:rPr>
-              <w:t xml:space="preserve">قرارٌ مطلوبٌ — تبعيةُ الموارد البشرية </w:t>
+              <w:t xml:space="preserve">تمييزٌ لا يُخلط </w:t>
             </w:r>
             <w:r>
               <w:rPr>
@@ -5805,25 +5450,312 @@
                 <w:szCs w:val="17"/>
                 <w:rtl/>
               </w:rPr>
-              <w:t xml:space="preserve">النصُّ النافذُ يتبع القرارَ الأصلي</w:t>
-            </w:r>
-            <w:r>
-              <w:rPr>
-                <w:rFonts w:ascii="Arial" w:cs="Arial" w:eastAsia="Arial" w:hAnsi="Arial"/>
-                <w:sz w:val="17"/>
-                <w:szCs w:val="17"/>
-                <w:rtl/>
-              </w:rPr>
-              <w:t xml:space="preserve">:</w:t>
-            </w:r>
-            <w:r>
-              <w:rPr>
-                <w:rFonts w:ascii="Arial" w:cs="Arial" w:eastAsia="Arial" w:hAnsi="Arial"/>
-                <w:sz w:val="17"/>
-                <w:szCs w:val="17"/>
-                <w:rtl/>
-              </w:rPr>
-              <w:t xml:space="preserve"> أربعُ إداراتٍ موازيةٍ فقط</w:t>
+              <w:t xml:space="preserve">اسمُ الإدارة التنظيمية ≠ بابُ التنقل ≠ مجموعةُ الشاشات ≠ المسمّى الوظيفي</w:t>
+            </w:r>
+            <w:r>
+              <w:rPr>
+                <w:rFonts w:ascii="Arial" w:cs="Arial" w:eastAsia="Arial" w:hAnsi="Arial"/>
+                <w:sz w:val="17"/>
+                <w:szCs w:val="17"/>
+                <w:rtl/>
+              </w:rPr>
+              <w:t xml:space="preserve">.**</w:t>
+            </w:r>
+            <w:r>
+              <w:rPr>
+                <w:rFonts w:ascii="Arial" w:cs="Arial" w:eastAsia="Arial" w:hAnsi="Arial"/>
+                <w:sz w:val="17"/>
+                <w:szCs w:val="17"/>
+                <w:rtl/>
+              </w:rPr>
+              <w:t xml:space="preserve"> فـ</w:t>
+            </w:r>
+            <w:r>
+              <w:rPr>
+                <w:rFonts w:ascii="Arial" w:cs="Arial" w:eastAsia="Arial" w:hAnsi="Arial"/>
+                <w:sz w:val="17"/>
+                <w:szCs w:val="17"/>
+                <w:rtl/>
+              </w:rPr>
+              <w:t xml:space="preserve">**</w:t>
+            </w:r>
+            <w:r>
+              <w:rPr>
+                <w:rFonts w:ascii="Arial" w:cs="Arial" w:eastAsia="Arial" w:hAnsi="Arial"/>
+                <w:sz w:val="17"/>
+                <w:szCs w:val="17"/>
+                <w:rtl/>
+              </w:rPr>
+              <w:t xml:space="preserve">«سلسلةُ الإمداد» بابُ تنقلٍ في الواجهة</w:t>
+            </w:r>
+            <w:r>
+              <w:rPr>
+                <w:rFonts w:ascii="Arial" w:cs="Arial" w:eastAsia="Arial" w:hAnsi="Arial"/>
+                <w:sz w:val="17"/>
+                <w:szCs w:val="17"/>
+                <w:rtl/>
+              </w:rPr>
+              <w:t xml:space="preserve">**</w:t>
+            </w:r>
+            <w:r>
+              <w:rPr>
+                <w:rFonts w:ascii="Arial" w:cs="Arial" w:eastAsia="Arial" w:hAnsi="Arial"/>
+                <w:sz w:val="17"/>
+                <w:szCs w:val="17"/>
+                <w:rtl/>
+              </w:rPr>
+              <w:t xml:space="preserve"> يجمع المشتريات والمخازن، </w:t>
+            </w:r>
+            <w:r>
+              <w:rPr>
+                <w:rFonts w:ascii="Arial" w:cs="Arial" w:eastAsia="Arial" w:hAnsi="Arial"/>
+                <w:sz w:val="17"/>
+                <w:szCs w:val="17"/>
+                <w:rtl/>
+              </w:rPr>
+              <w:t xml:space="preserve">**</w:t>
+            </w:r>
+            <w:r>
+              <w:rPr>
+                <w:rFonts w:ascii="Arial" w:cs="Arial" w:eastAsia="Arial" w:hAnsi="Arial"/>
+                <w:sz w:val="17"/>
+                <w:szCs w:val="17"/>
+                <w:rtl/>
+              </w:rPr>
+              <w:t xml:space="preserve">والهيكلُ التنظيميُّ يبقى إدارتين بفصل واجبات</w:t>
+            </w:r>
+            <w:r>
+              <w:rPr>
+                <w:rFonts w:ascii="Arial" w:cs="Arial" w:eastAsia="Arial" w:hAnsi="Arial"/>
+                <w:sz w:val="17"/>
+                <w:szCs w:val="17"/>
+                <w:rtl/>
+              </w:rPr>
+              <w:t xml:space="preserve">**.</w:t>
+            </w:r>
+            <w:r>
+              <w:rPr>
+                <w:rFonts w:ascii="Arial" w:cs="Arial" w:eastAsia="Arial" w:hAnsi="Arial"/>
+                <w:sz w:val="17"/>
+                <w:szCs w:val="17"/>
+                <w:rtl/>
+              </w:rPr>
+              <w:t xml:space="preserve"> </w:t>
+            </w:r>
+            <w:r>
+              <w:rPr>
+                <w:rFonts w:ascii="Arial" w:cs="Arial" w:eastAsia="Arial" w:hAnsi="Arial"/>
+                <w:sz w:val="17"/>
+                <w:szCs w:val="17"/>
+                <w:rtl/>
+              </w:rPr>
+              <w:t xml:space="preserve">**</w:t>
+            </w:r>
+            <w:r>
+              <w:rPr>
+                <w:rFonts w:ascii="Arial" w:cs="Arial" w:eastAsia="Arial" w:hAnsi="Arial"/>
+                <w:sz w:val="17"/>
+                <w:szCs w:val="17"/>
+                <w:rtl/>
+              </w:rPr>
+              <w:t xml:space="preserve">و«مساحةُ عملي» مساحةٌ لا إدارة</w:t>
+            </w:r>
+            <w:r>
+              <w:rPr>
+                <w:rFonts w:ascii="Arial" w:cs="Arial" w:eastAsia="Arial" w:hAnsi="Arial"/>
+                <w:sz w:val="17"/>
+                <w:szCs w:val="17"/>
+                <w:rtl/>
+              </w:rPr>
+              <w:t xml:space="preserve">**</w:t>
+            </w:r>
+            <w:r>
+              <w:rPr>
+                <w:rFonts w:ascii="Arial" w:cs="Arial" w:eastAsia="Arial" w:hAnsi="Arial"/>
+                <w:sz w:val="17"/>
+                <w:szCs w:val="17"/>
+                <w:rtl/>
+              </w:rPr>
+              <w:t xml:space="preserve"> </w:t>
+            </w:r>
+            <w:r>
+              <w:rPr>
+                <w:rFonts w:ascii="Arial" w:cs="Arial" w:eastAsia="Arial" w:hAnsi="Arial"/>
+                <w:sz w:val="17"/>
+                <w:szCs w:val="17"/>
+                <w:rtl/>
+              </w:rPr>
+              <w:t xml:space="preserve">·</w:t>
+            </w:r>
+            <w:r>
+              <w:rPr>
+                <w:rFonts w:ascii="Arial" w:cs="Arial" w:eastAsia="Arial" w:hAnsi="Arial"/>
+                <w:sz w:val="17"/>
+                <w:szCs w:val="17"/>
+                <w:rtl/>
+              </w:rPr>
+              <w:t xml:space="preserve"> </w:t>
+            </w:r>
+            <w:r>
+              <w:rPr>
+                <w:rFonts w:ascii="Arial" w:cs="Arial" w:eastAsia="Arial" w:hAnsi="Arial"/>
+                <w:sz w:val="17"/>
+                <w:szCs w:val="17"/>
+                <w:rtl/>
+              </w:rPr>
+              <w:t xml:space="preserve">**</w:t>
+            </w:r>
+            <w:r>
+              <w:rPr>
+                <w:rFonts w:ascii="Arial" w:cs="Arial" w:eastAsia="Arial" w:hAnsi="Arial"/>
+                <w:sz w:val="17"/>
+                <w:szCs w:val="17"/>
+                <w:rtl/>
+              </w:rPr>
+              <w:t xml:space="preserve">و«مركزُ البلاغات» مركزٌ رقابيٌّ لا إدارةٌ تنفيذية</w:t>
+            </w:r>
+            <w:r>
+              <w:rPr>
+                <w:rFonts w:ascii="Arial" w:cs="Arial" w:eastAsia="Arial" w:hAnsi="Arial"/>
+                <w:sz w:val="17"/>
+                <w:szCs w:val="17"/>
+                <w:rtl/>
+              </w:rPr>
+              <w:t xml:space="preserve">**.</w:t>
+            </w:r>
+          </w:p>
+        </w:tc>
+      </w:tr>
+    </w:tbl>
+    <w:tbl>
+      <w:tblPr>
+        <w:bidiVisual/>
+        <w:tblW w:type="dxa" w:w="9360"/>
+        <w:tblBorders>
+          <w:top w:val="single" w:color="auto" w:sz="4"/>
+          <w:left w:val="single" w:color="auto" w:sz="4"/>
+          <w:bottom w:val="single" w:color="auto" w:sz="4"/>
+          <w:right w:val="single" w:color="auto" w:sz="4"/>
+          <w:insideH w:val="single" w:color="auto" w:sz="4"/>
+          <w:insideV w:val="single" w:color="auto" w:sz="4"/>
+        </w:tblBorders>
+      </w:tblPr>
+      <w:tblGrid>
+        <w:gridCol w:w="9360"/>
+      </w:tblGrid>
+      <w:tr>
+        <w:tc>
+          <w:tcPr>
+            <w:tcW w:type="dxa" w:w="9360"/>
+            <w:tcBorders>
+              <w:top w:val="none"/>
+              <w:left w:val="none"/>
+              <w:bottom w:val="none"/>
+              <w:right w:val="single" w:color="5B2E91" w:sz="12"/>
+            </w:tcBorders>
+            <w:shd w:fill="F1EAF9" w:color="auto" w:val="clear"/>
+            <w:tcMar>
+              <w:top w:type="dxa" w:w="120"/>
+              <w:left w:type="dxa" w:w="140"/>
+              <w:bottom w:type="dxa" w:w="120"/>
+              <w:right w:type="dxa" w:w="140"/>
+            </w:tcMar>
+          </w:tcPr>
+          <w:p>
+            <w:pPr>
+              <w:bidi/>
+              <w:spacing w:after="0" w:line="266"/>
+              <w:jc w:val="both"/>
+            </w:pPr>
+            <w:r>
+              <w:rPr>
+                <w:rFonts w:ascii="Arial" w:cs="Arial" w:eastAsia="Arial" w:hAnsi="Arial"/>
+                <w:b/>
+                <w:bCs/>
+                <w:color w:val="5B2E91"/>
+                <w:sz w:val="17"/>
+                <w:szCs w:val="17"/>
+                <w:rtl/>
+              </w:rPr>
+              <w:t xml:space="preserve">المعيارُ الفاصلُ بين الطبقتين </w:t>
+            </w:r>
+            <w:r>
+              <w:rPr>
+                <w:rFonts w:ascii="Arial" w:cs="Arial" w:eastAsia="Arial" w:hAnsi="Arial"/>
+                <w:b/>
+                <w:bCs/>
+                <w:color w:val="5B2E91"/>
+                <w:sz w:val="17"/>
+                <w:szCs w:val="17"/>
+                <w:rtl/>
+              </w:rPr>
+              <w:t xml:space="preserve">·</w:t>
+            </w:r>
+            <w:r>
+              <w:rPr>
+                <w:rFonts w:ascii="Arial" w:cs="Arial" w:eastAsia="Arial" w:hAnsi="Arial"/>
+                <w:b/>
+                <w:bCs/>
+                <w:color w:val="5B2E91"/>
+                <w:sz w:val="17"/>
+                <w:szCs w:val="17"/>
+                <w:rtl/>
+              </w:rPr>
+              <w:t xml:space="preserve"> </w:t>
+            </w:r>
+            <w:r>
+              <w:rPr>
+                <w:rFonts w:ascii="Arial" w:cs="Arial" w:eastAsia="Arial" w:hAnsi="Arial"/>
+                <w:sz w:val="17"/>
+                <w:szCs w:val="17"/>
+                <w:rtl/>
+              </w:rPr>
+              <w:t xml:space="preserve">**</w:t>
+            </w:r>
+            <w:r>
+              <w:rPr>
+                <w:rFonts w:ascii="Arial" w:cs="Arial" w:eastAsia="Arial" w:hAnsi="Arial"/>
+                <w:sz w:val="17"/>
+                <w:szCs w:val="17"/>
+                <w:rtl/>
+              </w:rPr>
+              <w:t xml:space="preserve">ليس الحجمَ ولا الأهمية — بل علاقةَ الإدارة بالأصل</w:t>
+            </w:r>
+            <w:r>
+              <w:rPr>
+                <w:rFonts w:ascii="Arial" w:cs="Arial" w:eastAsia="Arial" w:hAnsi="Arial"/>
+                <w:sz w:val="17"/>
+                <w:szCs w:val="17"/>
+                <w:rtl/>
+              </w:rPr>
+              <w:t xml:space="preserve">**:</w:t>
+            </w:r>
+            <w:r>
+              <w:rPr>
+                <w:rFonts w:ascii="Arial" w:cs="Arial" w:eastAsia="Arial" w:hAnsi="Arial"/>
+                <w:sz w:val="17"/>
+                <w:szCs w:val="17"/>
+                <w:rtl/>
+              </w:rPr>
+              <w:t xml:space="preserve"> </w:t>
+            </w:r>
+            <w:r>
+              <w:rPr>
+                <w:rFonts w:ascii="Arial" w:cs="Arial" w:eastAsia="Arial" w:hAnsi="Arial"/>
+                <w:sz w:val="17"/>
+                <w:szCs w:val="17"/>
+                <w:rtl/>
+              </w:rPr>
+              <w:t xml:space="preserve">**</w:t>
+            </w:r>
+            <w:r>
+              <w:rPr>
+                <w:rFonts w:ascii="Arial" w:cs="Arial" w:eastAsia="Arial" w:hAnsi="Arial"/>
+                <w:sz w:val="17"/>
+                <w:szCs w:val="17"/>
+                <w:rtl/>
+              </w:rPr>
+              <w:t xml:space="preserve">ما يوفّر الأصلَ ويملكه ويُهلكه ويتصرف فيه</w:t>
             </w:r>
             <w:r>
               <w:rPr>
@@ -5859,6 +5791,114 @@
                 <w:szCs w:val="17"/>
                 <w:rtl/>
               </w:rPr>
+              <w:t xml:space="preserve">الأسطولُ </w:t>
+            </w:r>
+            <w:r>
+              <w:rPr>
+                <w:rFonts w:ascii="Arial" w:cs="Arial" w:eastAsia="Arial" w:hAnsi="Arial"/>
+                <w:sz w:val="17"/>
+                <w:szCs w:val="17"/>
+                <w:rtl/>
+              </w:rPr>
+              <w:t xml:space="preserve">·</w:t>
+            </w:r>
+            <w:r>
+              <w:rPr>
+                <w:rFonts w:ascii="Arial" w:cs="Arial" w:eastAsia="Arial" w:hAnsi="Arial"/>
+                <w:sz w:val="17"/>
+                <w:szCs w:val="17"/>
+                <w:rtl/>
+              </w:rPr>
+              <w:t xml:space="preserve"> التمويلُ </w:t>
+            </w:r>
+            <w:r>
+              <w:rPr>
+                <w:rFonts w:ascii="Arial" w:cs="Arial" w:eastAsia="Arial" w:hAnsi="Arial"/>
+                <w:sz w:val="17"/>
+                <w:szCs w:val="17"/>
+                <w:rtl/>
+              </w:rPr>
+              <w:t xml:space="preserve">·</w:t>
+            </w:r>
+            <w:r>
+              <w:rPr>
+                <w:rFonts w:ascii="Arial" w:cs="Arial" w:eastAsia="Arial" w:hAnsi="Arial"/>
+                <w:sz w:val="17"/>
+                <w:szCs w:val="17"/>
+                <w:rtl/>
+              </w:rPr>
+              <w:t xml:space="preserve"> الموردون</w:t>
+            </w:r>
+            <w:r>
+              <w:rPr>
+                <w:rFonts w:ascii="Arial" w:cs="Arial" w:eastAsia="Arial" w:hAnsi="Arial"/>
+                <w:sz w:val="17"/>
+                <w:szCs w:val="17"/>
+                <w:rtl/>
+              </w:rPr>
+              <w:t xml:space="preserve">)</w:t>
+            </w:r>
+            <w:r>
+              <w:rPr>
+                <w:rFonts w:ascii="Arial" w:cs="Arial" w:eastAsia="Arial" w:hAnsi="Arial"/>
+                <w:sz w:val="17"/>
+                <w:szCs w:val="17"/>
+                <w:rtl/>
+              </w:rPr>
+              <w:t xml:space="preserve"> </w:t>
+            </w:r>
+            <w:r>
+              <w:rPr>
+                <w:rFonts w:ascii="Arial" w:cs="Arial" w:eastAsia="Arial" w:hAnsi="Arial"/>
+                <w:sz w:val="17"/>
+                <w:szCs w:val="17"/>
+                <w:rtl/>
+              </w:rPr>
+              <w:t xml:space="preserve">**</w:t>
+            </w:r>
+            <w:r>
+              <w:rPr>
+                <w:rFonts w:ascii="Arial" w:cs="Arial" w:eastAsia="Arial" w:hAnsi="Arial"/>
+                <w:sz w:val="17"/>
+                <w:szCs w:val="17"/>
+                <w:rtl/>
+              </w:rPr>
+              <w:t xml:space="preserve">وما يحكم قيمتَه وعقدَه وماله</w:t>
+            </w:r>
+            <w:r>
+              <w:rPr>
+                <w:rFonts w:ascii="Arial" w:cs="Arial" w:eastAsia="Arial" w:hAnsi="Arial"/>
+                <w:sz w:val="17"/>
+                <w:szCs w:val="17"/>
+                <w:rtl/>
+              </w:rPr>
+              <w:t xml:space="preserve">**</w:t>
+            </w:r>
+            <w:r>
+              <w:rPr>
+                <w:rFonts w:ascii="Arial" w:cs="Arial" w:eastAsia="Arial" w:hAnsi="Arial"/>
+                <w:sz w:val="17"/>
+                <w:szCs w:val="17"/>
+                <w:rtl/>
+              </w:rPr>
+              <w:t xml:space="preserve"> </w:t>
+            </w:r>
+            <w:r>
+              <w:rPr>
+                <w:rFonts w:ascii="Arial" w:cs="Arial" w:eastAsia="Arial" w:hAnsi="Arial"/>
+                <w:sz w:val="17"/>
+                <w:szCs w:val="17"/>
+                <w:rtl/>
+              </w:rPr>
+              <w:t xml:space="preserve">(</w:t>
+            </w:r>
+            <w:r>
+              <w:rPr>
+                <w:rFonts w:ascii="Arial" w:cs="Arial" w:eastAsia="Arial" w:hAnsi="Arial"/>
+                <w:sz w:val="17"/>
+                <w:szCs w:val="17"/>
+                <w:rtl/>
+              </w:rPr>
               <w:t xml:space="preserve">المبيعاتُ </w:t>
             </w:r>
             <w:r>
@@ -5877,7 +5917,169 @@
                 <w:szCs w:val="17"/>
                 <w:rtl/>
               </w:rPr>
-              <w:t xml:space="preserve"> الماليةُ </w:t>
+              <w:t xml:space="preserve"> المالية</w:t>
+            </w:r>
+            <w:r>
+              <w:rPr>
+                <w:rFonts w:ascii="Arial" w:cs="Arial" w:eastAsia="Arial" w:hAnsi="Arial"/>
+                <w:sz w:val="17"/>
+                <w:szCs w:val="17"/>
+                <w:rtl/>
+              </w:rPr>
+              <w:t xml:space="preserve">)</w:t>
+            </w:r>
+            <w:r>
+              <w:rPr>
+                <w:rFonts w:ascii="Arial" w:cs="Arial" w:eastAsia="Arial" w:hAnsi="Arial"/>
+                <w:sz w:val="17"/>
+                <w:szCs w:val="17"/>
+                <w:rtl/>
+              </w:rPr>
+              <w:t xml:space="preserve"> </w:t>
+            </w:r>
+            <w:r>
+              <w:rPr>
+                <w:rFonts w:ascii="Arial" w:cs="Arial" w:eastAsia="Arial" w:hAnsi="Arial"/>
+                <w:sz w:val="17"/>
+                <w:szCs w:val="17"/>
+                <w:rtl/>
+              </w:rPr>
+              <w:t xml:space="preserve">**</w:t>
+            </w:r>
+            <w:r>
+              <w:rPr>
+                <w:rFonts w:ascii="Arial" w:cs="Arial" w:eastAsia="Arial" w:hAnsi="Arial"/>
+                <w:sz w:val="17"/>
+                <w:szCs w:val="17"/>
+                <w:rtl/>
+              </w:rPr>
+              <w:t xml:space="preserve">وما يحكم علاقةَ الإنسان بالشركة</w:t>
+            </w:r>
+            <w:r>
+              <w:rPr>
+                <w:rFonts w:ascii="Arial" w:cs="Arial" w:eastAsia="Arial" w:hAnsi="Arial"/>
+                <w:sz w:val="17"/>
+                <w:szCs w:val="17"/>
+                <w:rtl/>
+              </w:rPr>
+              <w:t xml:space="preserve">**</w:t>
+            </w:r>
+            <w:r>
+              <w:rPr>
+                <w:rFonts w:ascii="Arial" w:cs="Arial" w:eastAsia="Arial" w:hAnsi="Arial"/>
+                <w:sz w:val="17"/>
+                <w:szCs w:val="17"/>
+                <w:rtl/>
+              </w:rPr>
+              <w:t xml:space="preserve"> </w:t>
+            </w:r>
+            <w:r>
+              <w:rPr>
+                <w:rFonts w:ascii="Arial" w:cs="Arial" w:eastAsia="Arial" w:hAnsi="Arial"/>
+                <w:sz w:val="17"/>
+                <w:szCs w:val="17"/>
+                <w:rtl/>
+              </w:rPr>
+              <w:t xml:space="preserve">(</w:t>
+            </w:r>
+            <w:r>
+              <w:rPr>
+                <w:rFonts w:ascii="Arial" w:cs="Arial" w:eastAsia="Arial" w:hAnsi="Arial"/>
+                <w:sz w:val="17"/>
+                <w:szCs w:val="17"/>
+                <w:rtl/>
+              </w:rPr>
+              <w:t xml:space="preserve">المواردُ البشرية</w:t>
+            </w:r>
+            <w:r>
+              <w:rPr>
+                <w:rFonts w:ascii="Arial" w:cs="Arial" w:eastAsia="Arial" w:hAnsi="Arial"/>
+                <w:sz w:val="17"/>
+                <w:szCs w:val="17"/>
+                <w:rtl/>
+              </w:rPr>
+              <w:t xml:space="preserve">)</w:t>
+            </w:r>
+            <w:r>
+              <w:rPr>
+                <w:rFonts w:ascii="Arial" w:cs="Arial" w:eastAsia="Arial" w:hAnsi="Arial"/>
+                <w:sz w:val="17"/>
+                <w:szCs w:val="17"/>
+                <w:rtl/>
+              </w:rPr>
+              <w:t xml:space="preserve"> — </w:t>
+            </w:r>
+            <w:r>
+              <w:rPr>
+                <w:rFonts w:ascii="Arial" w:cs="Arial" w:eastAsia="Arial" w:hAnsi="Arial"/>
+                <w:sz w:val="17"/>
+                <w:szCs w:val="17"/>
+                <w:rtl/>
+              </w:rPr>
+              <w:t xml:space="preserve">**</w:t>
+            </w:r>
+            <w:r>
+              <w:rPr>
+                <w:rFonts w:ascii="Arial" w:cs="Arial" w:eastAsia="Arial" w:hAnsi="Arial"/>
+                <w:sz w:val="17"/>
+                <w:szCs w:val="17"/>
+                <w:rtl/>
+              </w:rPr>
+              <w:t xml:space="preserve">طبقةٌ موازيةٌ تتبع التنفيذي</w:t>
+            </w:r>
+            <w:r>
+              <w:rPr>
+                <w:rFonts w:ascii="Arial" w:cs="Arial" w:eastAsia="Arial" w:hAnsi="Arial"/>
+                <w:sz w:val="17"/>
+                <w:szCs w:val="17"/>
+                <w:rtl/>
+              </w:rPr>
+              <w:t xml:space="preserve">**.</w:t>
+            </w:r>
+            <w:r>
+              <w:rPr>
+                <w:rFonts w:ascii="Arial" w:cs="Arial" w:eastAsia="Arial" w:hAnsi="Arial"/>
+                <w:sz w:val="17"/>
+                <w:szCs w:val="17"/>
+                <w:rtl/>
+              </w:rPr>
+              <w:t xml:space="preserve"> </w:t>
+            </w:r>
+            <w:r>
+              <w:rPr>
+                <w:rFonts w:ascii="Arial" w:cs="Arial" w:eastAsia="Arial" w:hAnsi="Arial"/>
+                <w:sz w:val="17"/>
+                <w:szCs w:val="17"/>
+                <w:rtl/>
+              </w:rPr>
+              <w:t xml:space="preserve">**</w:t>
+            </w:r>
+            <w:r>
+              <w:rPr>
+                <w:rFonts w:ascii="Arial" w:cs="Arial" w:eastAsia="Arial" w:hAnsi="Arial"/>
+                <w:sz w:val="17"/>
+                <w:szCs w:val="17"/>
+                <w:rtl/>
+              </w:rPr>
+              <w:t xml:space="preserve">وما يجعل الأصلَ يعمل</w:t>
+            </w:r>
+            <w:r>
+              <w:rPr>
+                <w:rFonts w:ascii="Arial" w:cs="Arial" w:eastAsia="Arial" w:hAnsi="Arial"/>
+                <w:sz w:val="17"/>
+                <w:szCs w:val="17"/>
+                <w:rtl/>
+              </w:rPr>
+              <w:t xml:space="preserve">**:</w:t>
+            </w:r>
+            <w:r>
+              <w:rPr>
+                <w:rFonts w:ascii="Arial" w:cs="Arial" w:eastAsia="Arial" w:hAnsi="Arial"/>
+                <w:sz w:val="17"/>
+                <w:szCs w:val="17"/>
+                <w:rtl/>
+              </w:rPr>
+              <w:t xml:space="preserve"> يشغّله </w:t>
             </w:r>
             <w:r>
               <w:rPr>
@@ -5895,7 +6097,7 @@
                 <w:szCs w:val="17"/>
                 <w:rtl/>
               </w:rPr>
-              <w:t xml:space="preserve"> التمويلُ </w:t>
+              <w:t xml:space="preserve"> يحرّكه </w:t>
             </w:r>
             <w:r>
               <w:rPr>
@@ -5913,79 +6115,61 @@
                 <w:szCs w:val="17"/>
                 <w:rtl/>
               </w:rPr>
-              <w:t xml:space="preserve"> الأسطول</w:t>
-            </w:r>
-            <w:r>
-              <w:rPr>
-                <w:rFonts w:ascii="Arial" w:cs="Arial" w:eastAsia="Arial" w:hAnsi="Arial"/>
-                <w:sz w:val="17"/>
-                <w:szCs w:val="17"/>
-                <w:rtl/>
-              </w:rPr>
-              <w:t xml:space="preserve">)</w:t>
-            </w:r>
-            <w:r>
-              <w:rPr>
-                <w:rFonts w:ascii="Arial" w:cs="Arial" w:eastAsia="Arial" w:hAnsi="Arial"/>
-                <w:sz w:val="17"/>
-                <w:szCs w:val="17"/>
-                <w:rtl/>
-              </w:rPr>
-              <w:t xml:space="preserve">، </w:t>
-            </w:r>
-            <w:r>
-              <w:rPr>
-                <w:rFonts w:ascii="Arial" w:cs="Arial" w:eastAsia="Arial" w:hAnsi="Arial"/>
-                <w:sz w:val="17"/>
-                <w:szCs w:val="17"/>
-                <w:rtl/>
-              </w:rPr>
-              <w:t xml:space="preserve">**</w:t>
-            </w:r>
-            <w:r>
-              <w:rPr>
-                <w:rFonts w:ascii="Arial" w:cs="Arial" w:eastAsia="Arial" w:hAnsi="Arial"/>
-                <w:sz w:val="17"/>
-                <w:szCs w:val="17"/>
-                <w:rtl/>
-              </w:rPr>
-              <w:t xml:space="preserve">والمواردُ البشريةُ تحت مدير التشغيل إداريًّا مع استقلالٍ فنيٍّ تامٍّ</w:t>
-            </w:r>
-            <w:r>
-              <w:rPr>
-                <w:rFonts w:ascii="Arial" w:cs="Arial" w:eastAsia="Arial" w:hAnsi="Arial"/>
-                <w:sz w:val="17"/>
-                <w:szCs w:val="17"/>
-                <w:rtl/>
-              </w:rPr>
-              <w:t xml:space="preserve">**</w:t>
-            </w:r>
-            <w:r>
-              <w:rPr>
-                <w:rFonts w:ascii="Arial" w:cs="Arial" w:eastAsia="Arial" w:hAnsi="Arial"/>
-                <w:sz w:val="17"/>
-                <w:szCs w:val="17"/>
-                <w:rtl/>
-              </w:rPr>
-              <w:t xml:space="preserve"> في التوظيف والعقود والأجور والانضباط ونهاية الخدمة — </w:t>
-            </w:r>
-            <w:r>
-              <w:rPr>
-                <w:rFonts w:ascii="Arial" w:cs="Arial" w:eastAsia="Arial" w:hAnsi="Arial"/>
-                <w:sz w:val="17"/>
-                <w:szCs w:val="17"/>
-                <w:rtl/>
-              </w:rPr>
-              <w:t xml:space="preserve">**</w:t>
-            </w:r>
-            <w:r>
-              <w:rPr>
-                <w:rFonts w:ascii="Arial" w:cs="Arial" w:eastAsia="Arial" w:hAnsi="Arial"/>
-                <w:sz w:val="17"/>
-                <w:szCs w:val="17"/>
-                <w:rtl/>
-              </w:rPr>
-              <w:t xml:space="preserve">فلا يعتمد مديرُ التشغيل تعيينًا ولا أجرًا ولا جزاءً</w:t>
+              <w:t xml:space="preserve"> يصونه </w:t>
+            </w:r>
+            <w:r>
+              <w:rPr>
+                <w:rFonts w:ascii="Arial" w:cs="Arial" w:eastAsia="Arial" w:hAnsi="Arial"/>
+                <w:sz w:val="17"/>
+                <w:szCs w:val="17"/>
+                <w:rtl/>
+              </w:rPr>
+              <w:t xml:space="preserve">·</w:t>
+            </w:r>
+            <w:r>
+              <w:rPr>
+                <w:rFonts w:ascii="Arial" w:cs="Arial" w:eastAsia="Arial" w:hAnsi="Arial"/>
+                <w:sz w:val="17"/>
+                <w:szCs w:val="17"/>
+                <w:rtl/>
+              </w:rPr>
+              <w:t xml:space="preserve"> يمدّه </w:t>
+            </w:r>
+            <w:r>
+              <w:rPr>
+                <w:rFonts w:ascii="Arial" w:cs="Arial" w:eastAsia="Arial" w:hAnsi="Arial"/>
+                <w:sz w:val="17"/>
+                <w:szCs w:val="17"/>
+                <w:rtl/>
+              </w:rPr>
+              <w:t xml:space="preserve">·</w:t>
+            </w:r>
+            <w:r>
+              <w:rPr>
+                <w:rFonts w:ascii="Arial" w:cs="Arial" w:eastAsia="Arial" w:hAnsi="Arial"/>
+                <w:sz w:val="17"/>
+                <w:szCs w:val="17"/>
+                <w:rtl/>
+              </w:rPr>
+              <w:t xml:space="preserve"> يوفّر مشغّله — </w:t>
+            </w:r>
+            <w:r>
+              <w:rPr>
+                <w:rFonts w:ascii="Arial" w:cs="Arial" w:eastAsia="Arial" w:hAnsi="Arial"/>
+                <w:sz w:val="17"/>
+                <w:szCs w:val="17"/>
+                <w:rtl/>
+              </w:rPr>
+              <w:t xml:space="preserve">**</w:t>
+            </w:r>
+            <w:r>
+              <w:rPr>
+                <w:rFonts w:ascii="Arial" w:cs="Arial" w:eastAsia="Arial" w:hAnsi="Arial"/>
+                <w:sz w:val="17"/>
+                <w:szCs w:val="17"/>
+                <w:rtl/>
+              </w:rPr>
+              <w:t xml:space="preserve">طبقةٌ تشغيليةٌ تحت مدير التشغيل</w:t>
             </w:r>
             <w:r>
               <w:rPr>
@@ -5996,68 +6180,211 @@
               </w:rPr>
               <w:t xml:space="preserve">**.</w:t>
             </w:r>
-            <w:r>
-              <w:rPr>
-                <w:rFonts w:ascii="Arial" w:cs="Arial" w:eastAsia="Arial" w:hAnsi="Arial"/>
-                <w:sz w:val="17"/>
-                <w:szCs w:val="17"/>
-                <w:rtl/>
-              </w:rPr>
-              <w:t xml:space="preserve"> </w:t>
-            </w:r>
-            <w:r>
-              <w:rPr>
-                <w:rFonts w:ascii="Arial" w:cs="Arial" w:eastAsia="Arial" w:hAnsi="Arial"/>
-                <w:sz w:val="17"/>
-                <w:szCs w:val="17"/>
-                <w:rtl/>
-              </w:rPr>
-              <w:t xml:space="preserve">**</w:t>
-            </w:r>
-            <w:r>
-              <w:rPr>
-                <w:rFonts w:ascii="Arial" w:cs="Arial" w:eastAsia="Arial" w:hAnsi="Arial"/>
-                <w:sz w:val="17"/>
-                <w:szCs w:val="17"/>
-                <w:rtl/>
-              </w:rPr>
-              <w:t xml:space="preserve">وإن رأى المالكُ جعلَها موازيةً خامسةً فذلك قرارٌ يُوقَّع، ويُعدَّل عندئذٍ كلُّ موضعٍ يقول «أربع» إلى «خمس» في هذه الوثيقة وفي </w:t>
-            </w:r>
-            <w:r>
-              <w:rPr>
-                <w:rFonts w:ascii="Arial" w:cs="Arial" w:eastAsia="Arial" w:hAnsi="Arial"/>
-                <w:sz w:val="17"/>
-                <w:szCs w:val="17"/>
-                <w:rtl w:val="false"/>
-              </w:rPr>
-              <w:t xml:space="preserve">NAV-01.**</w:t>
-            </w:r>
-            <w:r>
-              <w:rPr>
-                <w:rFonts w:ascii="Arial" w:cs="Arial" w:eastAsia="Arial" w:hAnsi="Arial"/>
-                <w:sz w:val="17"/>
-                <w:szCs w:val="17"/>
-                <w:rtl/>
-              </w:rPr>
-              <w:t xml:space="preserve"> </w:t>
-            </w:r>
-            <w:r>
-              <w:rPr>
-                <w:rFonts w:ascii="Arial" w:cs="Arial" w:eastAsia="Arial" w:hAnsi="Arial"/>
-                <w:sz w:val="17"/>
-                <w:szCs w:val="17"/>
-                <w:rtl/>
-              </w:rPr>
-              <w:t xml:space="preserve">**</w:t>
-            </w:r>
-            <w:r>
-              <w:rPr>
-                <w:rFonts w:ascii="Arial" w:cs="Arial" w:eastAsia="Arial" w:hAnsi="Arial"/>
-                <w:sz w:val="17"/>
-                <w:szCs w:val="17"/>
-                <w:rtl/>
-              </w:rPr>
-              <w:t xml:space="preserve">ولا يصح أن تقول الوثيقةُ الأمرين معًا</w:t>
+          </w:p>
+        </w:tc>
+      </w:tr>
+    </w:tbl>
+    <w:tbl>
+      <w:tblPr>
+        <w:bidiVisual/>
+        <w:tblW w:type="dxa" w:w="9360"/>
+        <w:tblBorders>
+          <w:top w:val="single" w:color="auto" w:sz="4"/>
+          <w:left w:val="single" w:color="auto" w:sz="4"/>
+          <w:bottom w:val="single" w:color="auto" w:sz="4"/>
+          <w:right w:val="single" w:color="auto" w:sz="4"/>
+          <w:insideH w:val="single" w:color="auto" w:sz="4"/>
+          <w:insideV w:val="single" w:color="auto" w:sz="4"/>
+        </w:tblBorders>
+      </w:tblPr>
+      <w:tblGrid>
+        <w:gridCol w:w="9360"/>
+      </w:tblGrid>
+      <w:tr>
+        <w:tc>
+          <w:tcPr>
+            <w:tcW w:type="dxa" w:w="9360"/>
+            <w:tcBorders>
+              <w:top w:val="none"/>
+              <w:left w:val="none"/>
+              <w:bottom w:val="none"/>
+              <w:right w:val="single" w:color="9C5700" w:sz="12"/>
+            </w:tcBorders>
+            <w:shd w:fill="FDF3E2" w:color="auto" w:val="clear"/>
+            <w:tcMar>
+              <w:top w:type="dxa" w:w="120"/>
+              <w:left w:type="dxa" w:w="140"/>
+              <w:bottom w:type="dxa" w:w="120"/>
+              <w:right w:type="dxa" w:w="140"/>
+            </w:tcMar>
+          </w:tcPr>
+          <w:p>
+            <w:pPr>
+              <w:bidi/>
+              <w:spacing w:after="0" w:line="266"/>
+              <w:jc w:val="both"/>
+            </w:pPr>
+            <w:r>
+              <w:rPr>
+                <w:rFonts w:ascii="Arial" w:cs="Arial" w:eastAsia="Arial" w:hAnsi="Arial"/>
+                <w:b/>
+                <w:bCs/>
+                <w:color w:val="9C5700"/>
+                <w:sz w:val="17"/>
+                <w:szCs w:val="17"/>
+                <w:rtl/>
+              </w:rPr>
+              <w:t xml:space="preserve">لماذا الأسطولُ موازٍ والصيانةُ تشغيلية </w:t>
+            </w:r>
+            <w:r>
+              <w:rPr>
+                <w:rFonts w:ascii="Arial" w:cs="Arial" w:eastAsia="Arial" w:hAnsi="Arial"/>
+                <w:b/>
+                <w:bCs/>
+                <w:color w:val="9C5700"/>
+                <w:sz w:val="17"/>
+                <w:szCs w:val="17"/>
+                <w:rtl/>
+              </w:rPr>
+              <w:t xml:space="preserve">·</w:t>
+            </w:r>
+            <w:r>
+              <w:rPr>
+                <w:rFonts w:ascii="Arial" w:cs="Arial" w:eastAsia="Arial" w:hAnsi="Arial"/>
+                <w:b/>
+                <w:bCs/>
+                <w:color w:val="9C5700"/>
+                <w:sz w:val="17"/>
+                <w:szCs w:val="17"/>
+                <w:rtl/>
+              </w:rPr>
+              <w:t xml:space="preserve"> </w:t>
+            </w:r>
+            <w:r>
+              <w:rPr>
+                <w:rFonts w:ascii="Arial" w:cs="Arial" w:eastAsia="Arial" w:hAnsi="Arial"/>
+                <w:sz w:val="17"/>
+                <w:szCs w:val="17"/>
+                <w:rtl/>
+              </w:rPr>
+              <w:t xml:space="preserve">**</w:t>
+            </w:r>
+            <w:r>
+              <w:rPr>
+                <w:rFonts w:ascii="Arial" w:cs="Arial" w:eastAsia="Arial" w:hAnsi="Arial"/>
+                <w:sz w:val="17"/>
+                <w:szCs w:val="17"/>
+                <w:rtl/>
+              </w:rPr>
+              <w:t xml:space="preserve">الأسطولُ يحمل أسماءَ المُلّاك وشروطَ التمويل والإهلاكَ والتصرفَ في الأصل</w:t>
+            </w:r>
+            <w:r>
+              <w:rPr>
+                <w:rFonts w:ascii="Arial" w:cs="Arial" w:eastAsia="Arial" w:hAnsi="Arial"/>
+                <w:sz w:val="17"/>
+                <w:szCs w:val="17"/>
+                <w:rtl/>
+              </w:rPr>
+              <w:t xml:space="preserve">**</w:t>
+            </w:r>
+            <w:r>
+              <w:rPr>
+                <w:rFonts w:ascii="Arial" w:cs="Arial" w:eastAsia="Arial" w:hAnsi="Arial"/>
+                <w:sz w:val="17"/>
+                <w:szCs w:val="17"/>
+                <w:rtl/>
+              </w:rPr>
+              <w:t xml:space="preserve"> — وهي قراراتُ ملكيةٍ لا قراراتُ تشغيل، </w:t>
+            </w:r>
+            <w:r>
+              <w:rPr>
+                <w:rFonts w:ascii="Arial" w:cs="Arial" w:eastAsia="Arial" w:hAnsi="Arial"/>
+                <w:sz w:val="17"/>
+                <w:szCs w:val="17"/>
+                <w:rtl/>
+              </w:rPr>
+              <w:t xml:space="preserve">**</w:t>
+            </w:r>
+            <w:r>
+              <w:rPr>
+                <w:rFonts w:ascii="Arial" w:cs="Arial" w:eastAsia="Arial" w:hAnsi="Arial"/>
+                <w:sz w:val="17"/>
+                <w:szCs w:val="17"/>
+                <w:rtl/>
+              </w:rPr>
+              <w:t xml:space="preserve">ولا يجوز أن تخضع لمن يستعمل الأصلَ يوميًّا</w:t>
+            </w:r>
+            <w:r>
+              <w:rPr>
+                <w:rFonts w:ascii="Arial" w:cs="Arial" w:eastAsia="Arial" w:hAnsi="Arial"/>
+                <w:sz w:val="17"/>
+                <w:szCs w:val="17"/>
+                <w:rtl/>
+              </w:rPr>
+              <w:t xml:space="preserve">**.</w:t>
+            </w:r>
+            <w:r>
+              <w:rPr>
+                <w:rFonts w:ascii="Arial" w:cs="Arial" w:eastAsia="Arial" w:hAnsi="Arial"/>
+                <w:sz w:val="17"/>
+                <w:szCs w:val="17"/>
+                <w:rtl/>
+              </w:rPr>
+              <w:t xml:space="preserve"> </w:t>
+            </w:r>
+            <w:r>
+              <w:rPr>
+                <w:rFonts w:ascii="Arial" w:cs="Arial" w:eastAsia="Arial" w:hAnsi="Arial"/>
+                <w:sz w:val="17"/>
+                <w:szCs w:val="17"/>
+                <w:rtl/>
+              </w:rPr>
+              <w:t xml:space="preserve">**</w:t>
+            </w:r>
+            <w:r>
+              <w:rPr>
+                <w:rFonts w:ascii="Arial" w:cs="Arial" w:eastAsia="Arial" w:hAnsi="Arial"/>
+                <w:sz w:val="17"/>
+                <w:szCs w:val="17"/>
+                <w:rtl/>
+              </w:rPr>
+              <w:t xml:space="preserve">والصيانةُ تشغيليةٌ لأنها لا تملك الأصلَ ولا تتصرف فيه — تُبقيه عاملًا</w:t>
+            </w:r>
+            <w:r>
+              <w:rPr>
+                <w:rFonts w:ascii="Arial" w:cs="Arial" w:eastAsia="Arial" w:hAnsi="Arial"/>
+                <w:sz w:val="17"/>
+                <w:szCs w:val="17"/>
+                <w:rtl/>
+              </w:rPr>
+              <w:t xml:space="preserve">**.</w:t>
+            </w:r>
+            <w:r>
+              <w:rPr>
+                <w:rFonts w:ascii="Arial" w:cs="Arial" w:eastAsia="Arial" w:hAnsi="Arial"/>
+                <w:sz w:val="17"/>
+                <w:szCs w:val="17"/>
+                <w:rtl/>
+              </w:rPr>
+              <w:t xml:space="preserve"> </w:t>
+            </w:r>
+            <w:r>
+              <w:rPr>
+                <w:rFonts w:ascii="Arial" w:cs="Arial" w:eastAsia="Arial" w:hAnsi="Arial"/>
+                <w:sz w:val="17"/>
+                <w:szCs w:val="17"/>
+                <w:rtl/>
+              </w:rPr>
+              <w:t xml:space="preserve">**</w:t>
+            </w:r>
+            <w:r>
+              <w:rPr>
+                <w:rFonts w:ascii="Arial" w:cs="Arial" w:eastAsia="Arial" w:hAnsi="Arial"/>
+                <w:sz w:val="17"/>
+                <w:szCs w:val="17"/>
+                <w:rtl/>
+              </w:rPr>
+              <w:t xml:space="preserve">فالفرقُ بين من يملك الأصلَ ومن يشغّله هو الفرقُ بين الطبقتين</w:t>
             </w:r>
             <w:r>
               <w:rPr>
@@ -6122,7 +6449,7 @@
                 <w:szCs w:val="17"/>
                 <w:rtl/>
               </w:rPr>
-              <w:t xml:space="preserve">والمجالان الرقابيان </w:t>
+              <w:t xml:space="preserve">حسمُ الملتبس </w:t>
             </w:r>
             <w:r>
               <w:rPr>
@@ -6164,61 +6491,25 @@
                 <w:szCs w:val="17"/>
                 <w:rtl/>
               </w:rPr>
-              <w:t xml:space="preserve">الحوكمةُ ومركزُ البلاغات ليسا إدارتين تنفيذيتين</w:t>
-            </w:r>
-            <w:r>
-              <w:rPr>
-                <w:rFonts w:ascii="Arial" w:cs="Arial" w:eastAsia="Arial" w:hAnsi="Arial"/>
-                <w:sz w:val="17"/>
-                <w:szCs w:val="17"/>
-                <w:rtl/>
-              </w:rPr>
-              <w:t xml:space="preserve">**</w:t>
-            </w:r>
-            <w:r>
-              <w:rPr>
-                <w:rFonts w:ascii="Arial" w:cs="Arial" w:eastAsia="Arial" w:hAnsi="Arial"/>
-                <w:sz w:val="17"/>
-                <w:szCs w:val="17"/>
-                <w:rtl/>
-              </w:rPr>
-              <w:t xml:space="preserve"> — يمنحان ويرصدان ولا ينفّذان عملياتٍ، </w:t>
-            </w:r>
-            <w:r>
-              <w:rPr>
-                <w:rFonts w:ascii="Arial" w:cs="Arial" w:eastAsia="Arial" w:hAnsi="Arial"/>
-                <w:sz w:val="17"/>
-                <w:szCs w:val="17"/>
-                <w:rtl/>
-              </w:rPr>
-              <w:t xml:space="preserve">**</w:t>
-            </w:r>
-            <w:r>
-              <w:rPr>
-                <w:rFonts w:ascii="Arial" w:cs="Arial" w:eastAsia="Arial" w:hAnsi="Arial"/>
-                <w:sz w:val="17"/>
-                <w:szCs w:val="17"/>
-                <w:rtl/>
-              </w:rPr>
-              <w:t xml:space="preserve">فلا يقعان في أي من الطبقتين</w:t>
-            </w:r>
-            <w:r>
-              <w:rPr>
-                <w:rFonts w:ascii="Arial" w:cs="Arial" w:eastAsia="Arial" w:hAnsi="Arial"/>
-                <w:sz w:val="17"/>
-                <w:szCs w:val="17"/>
-                <w:rtl/>
-              </w:rPr>
-              <w:t xml:space="preserve">**</w:t>
-            </w:r>
-            <w:r>
-              <w:rPr>
-                <w:rFonts w:ascii="Arial" w:cs="Arial" w:eastAsia="Arial" w:hAnsi="Arial"/>
-                <w:sz w:val="17"/>
-                <w:szCs w:val="17"/>
-                <w:rtl/>
-              </w:rPr>
-              <w:t xml:space="preserve"> ولا يدخلان عدَّ الإدارات الموازية</w:t>
+              <w:t xml:space="preserve">المواردُ البشريةُ موازيةٌ</w:t>
+            </w:r>
+            <w:r>
+              <w:rPr>
+                <w:rFonts w:ascii="Arial" w:cs="Arial" w:eastAsia="Arial" w:hAnsi="Arial"/>
+                <w:sz w:val="17"/>
+                <w:szCs w:val="17"/>
+                <w:rtl/>
+              </w:rPr>
+              <w:t xml:space="preserve">**</w:t>
+            </w:r>
+            <w:r>
+              <w:rPr>
+                <w:rFonts w:ascii="Arial" w:cs="Arial" w:eastAsia="Arial" w:hAnsi="Arial"/>
+                <w:sz w:val="17"/>
+                <w:szCs w:val="17"/>
+                <w:rtl/>
+              </w:rPr>
+              <w:t xml:space="preserve"> — تملك التعاقدَ والأجرَ والانضباطَ ونهايةَ الخدمة لموظفي الشركة كافّةً</w:t>
             </w:r>
             <w:r>
               <w:rPr>
@@ -6236,7 +6527,133 @@
                 <w:szCs w:val="17"/>
                 <w:rtl/>
               </w:rPr>
-              <w:t xml:space="preserve"> وتبعيتُهما الإداريةُ للمدير التنفيذي</w:t>
+              <w:t xml:space="preserve"> </w:t>
+            </w:r>
+            <w:r>
+              <w:rPr>
+                <w:rFonts w:ascii="Arial" w:cs="Arial" w:eastAsia="Arial" w:hAnsi="Arial"/>
+                <w:sz w:val="17"/>
+                <w:szCs w:val="17"/>
+                <w:rtl/>
+              </w:rPr>
+              <w:t xml:space="preserve">**</w:t>
+            </w:r>
+            <w:r>
+              <w:rPr>
+                <w:rFonts w:ascii="Arial" w:cs="Arial" w:eastAsia="Arial" w:hAnsi="Arial"/>
+                <w:sz w:val="17"/>
+                <w:szCs w:val="17"/>
+                <w:rtl/>
+              </w:rPr>
+              <w:t xml:space="preserve">وإدارةُ القوى التشغيلية تشغيليةٌ</w:t>
+            </w:r>
+            <w:r>
+              <w:rPr>
+                <w:rFonts w:ascii="Arial" w:cs="Arial" w:eastAsia="Arial" w:hAnsi="Arial"/>
+                <w:sz w:val="17"/>
+                <w:szCs w:val="17"/>
+                <w:rtl/>
+              </w:rPr>
+              <w:t xml:space="preserve">**</w:t>
+            </w:r>
+            <w:r>
+              <w:rPr>
+                <w:rFonts w:ascii="Arial" w:cs="Arial" w:eastAsia="Arial" w:hAnsi="Arial"/>
+                <w:sz w:val="17"/>
+                <w:szCs w:val="17"/>
+                <w:rtl/>
+              </w:rPr>
+              <w:t xml:space="preserve"> — تملك التخصيصَ والتناوبَ والتأهيلَ والأداءَ الميداني</w:t>
+            </w:r>
+            <w:r>
+              <w:rPr>
+                <w:rFonts w:ascii="Arial" w:cs="Arial" w:eastAsia="Arial" w:hAnsi="Arial"/>
+                <w:sz w:val="17"/>
+                <w:szCs w:val="17"/>
+                <w:rtl/>
+              </w:rPr>
+              <w:t xml:space="preserve">.</w:t>
+            </w:r>
+            <w:r>
+              <w:rPr>
+                <w:rFonts w:ascii="Arial" w:cs="Arial" w:eastAsia="Arial" w:hAnsi="Arial"/>
+                <w:sz w:val="17"/>
+                <w:szCs w:val="17"/>
+                <w:rtl/>
+              </w:rPr>
+              <w:t xml:space="preserve"> </w:t>
+            </w:r>
+            <w:r>
+              <w:rPr>
+                <w:rFonts w:ascii="Arial" w:cs="Arial" w:eastAsia="Arial" w:hAnsi="Arial"/>
+                <w:sz w:val="17"/>
+                <w:szCs w:val="17"/>
+                <w:rtl/>
+              </w:rPr>
+              <w:t xml:space="preserve">**</w:t>
+            </w:r>
+            <w:r>
+              <w:rPr>
+                <w:rFonts w:ascii="Arial" w:cs="Arial" w:eastAsia="Arial" w:hAnsi="Arial"/>
+                <w:sz w:val="17"/>
+                <w:szCs w:val="17"/>
+                <w:rtl/>
+              </w:rPr>
+              <w:t xml:space="preserve">ويتشاركان ملفَّ الموظف ولا يتشاركان الدورةَ المستندية</w:t>
+            </w:r>
+            <w:r>
+              <w:rPr>
+                <w:rFonts w:ascii="Arial" w:cs="Arial" w:eastAsia="Arial" w:hAnsi="Arial"/>
+                <w:sz w:val="17"/>
+                <w:szCs w:val="17"/>
+                <w:rtl/>
+              </w:rPr>
+              <w:t xml:space="preserve">.**</w:t>
+            </w:r>
+            <w:r>
+              <w:rPr>
+                <w:rFonts w:ascii="Arial" w:cs="Arial" w:eastAsia="Arial" w:hAnsi="Arial"/>
+                <w:sz w:val="17"/>
+                <w:szCs w:val="17"/>
+                <w:rtl/>
+              </w:rPr>
+              <w:t xml:space="preserve"> </w:t>
+            </w:r>
+            <w:r>
+              <w:rPr>
+                <w:rFonts w:ascii="Arial" w:cs="Arial" w:eastAsia="Arial" w:hAnsi="Arial"/>
+                <w:sz w:val="17"/>
+                <w:szCs w:val="17"/>
+                <w:rtl/>
+              </w:rPr>
+              <w:t xml:space="preserve">**</w:t>
+            </w:r>
+            <w:r>
+              <w:rPr>
+                <w:rFonts w:ascii="Arial" w:cs="Arial" w:eastAsia="Arial" w:hAnsi="Arial"/>
+                <w:sz w:val="17"/>
+                <w:szCs w:val="17"/>
+                <w:rtl/>
+              </w:rPr>
+              <w:t xml:space="preserve">والحوكمةُ والالتزامُ ومركزُ البلاغات مجالان رقابيان</w:t>
+            </w:r>
+            <w:r>
+              <w:rPr>
+                <w:rFonts w:ascii="Arial" w:cs="Arial" w:eastAsia="Arial" w:hAnsi="Arial"/>
+                <w:sz w:val="17"/>
+                <w:szCs w:val="17"/>
+                <w:rtl/>
+              </w:rPr>
+              <w:t xml:space="preserve">**</w:t>
+            </w:r>
+            <w:r>
+              <w:rPr>
+                <w:rFonts w:ascii="Arial" w:cs="Arial" w:eastAsia="Arial" w:hAnsi="Arial"/>
+                <w:sz w:val="17"/>
+                <w:szCs w:val="17"/>
+                <w:rtl/>
+              </w:rPr>
+              <w:t xml:space="preserve"> — يمنحان ويرصدان ولا ينفّذان، فلا يقعان في الطبقة التشغيلية</w:t>
             </w:r>
             <w:r>
               <w:rPr>
@@ -6976,7 +7393,7 @@
                 <w:szCs w:val="17"/>
                 <w:rtl/>
               </w:rPr>
-              <w:t xml:space="preserve">② المشغّلون والقوى</w:t>
+              <w:t xml:space="preserve">② القوى التشغيلية</w:t>
             </w:r>
           </w:p>
         </w:tc>
@@ -8561,7 +8978,7 @@
                 <w:szCs w:val="17"/>
                 <w:rtl/>
               </w:rPr>
-              <w:t xml:space="preserve">مديرُ الحركة والتشغيل</w:t>
+              <w:t xml:space="preserve">مديرُ الموقع</w:t>
             </w:r>
             <w:r>
               <w:rPr>
@@ -9917,7 +10334,7 @@
                 <w:szCs w:val="17"/>
                 <w:rtl/>
               </w:rPr>
-              <w:t xml:space="preserve"> إلى مدير الحركة والتشغيل في موقعه — </w:t>
+              <w:t xml:space="preserve"> إلى مدير الموقع في موقعه — </w:t>
             </w:r>
             <w:r>
               <w:rPr>
@@ -12437,7 +12854,7 @@
                 <w:szCs w:val="17"/>
                 <w:rtl/>
               </w:rPr>
-              <w:t xml:space="preserve">④ إدارة مديري الحركة</w:t>
+              <w:t xml:space="preserve">④ إدارةُ مديري المواقع</w:t>
             </w:r>
           </w:p>
         </w:tc>
@@ -12561,7 +12978,7 @@
                 <w:szCs w:val="17"/>
                 <w:rtl/>
               </w:rPr>
-              <w:t xml:space="preserve"> لكل ما يخصّ الإدارات التشغيلية — بعد مدير الحركة وقبل المالية</w:t>
+              <w:t xml:space="preserve"> لكل ما يخصّ الإدارات التشغيلية — بعد مدير الموقع وقبل المالية</w:t>
             </w:r>
           </w:p>
         </w:tc>
@@ -14017,7 +14434,7 @@
           <w:szCs w:val="26"/>
           <w:rtl/>
         </w:rPr>
-        <w:t xml:space="preserve"> مدير الحركة والتشغيل — نائبه في الموقع</w:t>
+        <w:t xml:space="preserve"> مدير الموقع — نائب مدير التشغيل في موقعه</w:t>
       </w:r>
     </w:p>
     <w:tbl>
@@ -14090,6 +14507,42 @@
                 <w:b/>
                 <w:bCs/>
                 <w:color w:val="5B2E91"/>
+                <w:sz w:val="17"/>
+                <w:szCs w:val="17"/>
+                <w:rtl/>
+              </w:rPr>
+              <w:t xml:space="preserve"> </w:t>
+            </w:r>
+            <w:r>
+              <w:rPr>
+                <w:rFonts w:ascii="Arial" w:cs="Arial" w:eastAsia="Arial" w:hAnsi="Arial"/>
+                <w:sz w:val="17"/>
+                <w:szCs w:val="17"/>
+                <w:rtl/>
+              </w:rPr>
+              <w:t xml:space="preserve">**</w:t>
+            </w:r>
+            <w:r>
+              <w:rPr>
+                <w:rFonts w:ascii="Arial" w:cs="Arial" w:eastAsia="Arial" w:hAnsi="Arial"/>
+                <w:sz w:val="17"/>
+                <w:szCs w:val="17"/>
+                <w:rtl/>
+              </w:rPr>
+              <w:t xml:space="preserve">«مديرُ الموقع» هو الاسمُ المعتمدُ لمن كان يُسمّى «مديرَ الحركة والتشغيل» — بالصفات والصلاحيات نفسِها بلا نقصٍ ولا زيادة</w:t>
+            </w:r>
+            <w:r>
+              <w:rPr>
+                <w:rFonts w:ascii="Arial" w:cs="Arial" w:eastAsia="Arial" w:hAnsi="Arial"/>
+                <w:sz w:val="17"/>
+                <w:szCs w:val="17"/>
+                <w:rtl/>
+              </w:rPr>
+              <w:t xml:space="preserve">.**</w:t>
+            </w:r>
+            <w:r>
+              <w:rPr>
+                <w:rFonts w:ascii="Arial" w:cs="Arial" w:eastAsia="Arial" w:hAnsi="Arial"/>
                 <w:sz w:val="17"/>
                 <w:szCs w:val="17"/>
                 <w:rtl/>
@@ -15917,7 +16370,7 @@
                 <w:szCs w:val="17"/>
                 <w:rtl/>
               </w:rPr>
-              <w:t xml:space="preserve">① الحركة والتشغيل</w:t>
+              <w:t xml:space="preserve">① الموقع</w:t>
             </w:r>
           </w:p>
         </w:tc>
@@ -16585,7 +17038,7 @@
                 <w:szCs w:val="17"/>
                 <w:rtl/>
               </w:rPr>
-              <w:t xml:space="preserve">الحركةُ والتشغيل</w:t>
+              <w:t xml:space="preserve">الموقع</w:t>
             </w:r>
             <w:r>
               <w:rPr>
@@ -16975,7 +17428,7 @@
                 <w:szCs w:val="17"/>
                 <w:rtl/>
               </w:rPr>
-              <w:t xml:space="preserve">الحركةُ والتشغيل</w:t>
+              <w:t xml:space="preserve">الموقع</w:t>
             </w:r>
             <w:r>
               <w:rPr>
@@ -17281,7 +17734,7 @@
                 <w:szCs w:val="17"/>
                 <w:rtl/>
               </w:rPr>
-              <w:t xml:space="preserve">الحركةُ والتشغيل</w:t>
+              <w:t xml:space="preserve">الموقع</w:t>
             </w:r>
             <w:r>
               <w:rPr>
@@ -17515,7 +17968,7 @@
                 <w:szCs w:val="17"/>
                 <w:rtl/>
               </w:rPr>
-              <w:t xml:space="preserve">الحركةُ والتشغيل</w:t>
+              <w:t xml:space="preserve">الموقع</w:t>
             </w:r>
             <w:r>
               <w:rPr>
@@ -18169,7 +18622,7 @@
                 <w:szCs w:val="17"/>
                 <w:rtl/>
               </w:rPr>
-              <w:t xml:space="preserve">الحركةُ والتشغيل</w:t>
+              <w:t xml:space="preserve">الموقع</w:t>
             </w:r>
             <w:r>
               <w:rPr>
@@ -18439,7 +18892,7 @@
                 <w:szCs w:val="17"/>
                 <w:rtl/>
               </w:rPr>
-              <w:t xml:space="preserve">الحركةُ والتشغيل</w:t>
+              <w:t xml:space="preserve">الموقع</w:t>
             </w:r>
             <w:r>
               <w:rPr>
@@ -18661,7 +19114,7 @@
                 <w:szCs w:val="17"/>
                 <w:rtl/>
               </w:rPr>
-              <w:t xml:space="preserve">المشغّلون والقوى</w:t>
+              <w:t xml:space="preserve">القوى التشغيلية</w:t>
             </w:r>
             <w:r>
               <w:rPr>
@@ -18781,7 +19234,7 @@
                 <w:szCs w:val="17"/>
                 <w:rtl/>
               </w:rPr>
-              <w:t xml:space="preserve">الحركةُ والتشغيل</w:t>
+              <w:t xml:space="preserve">الموقع</w:t>
             </w:r>
             <w:r>
               <w:rPr>
@@ -19051,7 +19504,7 @@
                 <w:szCs w:val="17"/>
                 <w:rtl/>
               </w:rPr>
-              <w:t xml:space="preserve">الحركةُ والتشغيل</w:t>
+              <w:t xml:space="preserve">الموقع</w:t>
             </w:r>
             <w:r>
               <w:rPr>
@@ -19201,7 +19654,7 @@
                 <w:szCs w:val="17"/>
                 <w:rtl/>
               </w:rPr>
-              <w:t xml:space="preserve">الحركةُ والتشغيل</w:t>
+              <w:t xml:space="preserve">الموقع</w:t>
             </w:r>
             <w:r>
               <w:rPr>
@@ -19621,7 +20074,7 @@
           <w:szCs w:val="26"/>
           <w:rtl/>
         </w:rPr>
-        <w:t xml:space="preserve"> التكامل مع الطبقة الموازية</w:t>
+        <w:t xml:space="preserve"> التكامل مع الطبقة الموازية — سبعُ جهات</w:t>
       </w:r>
     </w:p>
     <w:tbl>
@@ -20753,55 +21206,151 @@
                 <w:szCs w:val="17"/>
                 <w:rtl/>
               </w:rPr>
-              <w:t xml:space="preserve">المرجعُ الأعلى</w:t>
-            </w:r>
-            <w:r>
-              <w:rPr>
-                <w:rFonts w:ascii="Arial" w:cs="Arial" w:eastAsia="Arial" w:hAnsi="Arial"/>
-                <w:b w:val="false"/>
-                <w:bCs w:val="false"/>
-                <w:color w:val="1A1A1A"/>
-                <w:sz w:val="17"/>
-                <w:szCs w:val="17"/>
-                <w:rtl/>
-              </w:rPr>
-              <w:t xml:space="preserve">**</w:t>
-            </w:r>
-            <w:r>
-              <w:rPr>
-                <w:rFonts w:ascii="Arial" w:cs="Arial" w:eastAsia="Arial" w:hAnsi="Arial"/>
-                <w:b w:val="false"/>
-                <w:bCs w:val="false"/>
-                <w:color w:val="1A1A1A"/>
-                <w:sz w:val="17"/>
-                <w:szCs w:val="17"/>
-                <w:rtl/>
-              </w:rPr>
-              <w:t xml:space="preserve"> عند تجاوز الحد أو مسِّ حقٍّ جوهريٍّ لطرفٍ أو حالةِ طوارئ — </w:t>
-            </w:r>
-            <w:r>
-              <w:rPr>
-                <w:rFonts w:ascii="Arial" w:cs="Arial" w:eastAsia="Arial" w:hAnsi="Arial"/>
-                <w:b w:val="false"/>
-                <w:bCs w:val="false"/>
-                <w:color w:val="1A1A1A"/>
-                <w:sz w:val="17"/>
-                <w:szCs w:val="17"/>
-                <w:rtl/>
-              </w:rPr>
-              <w:t xml:space="preserve">**</w:t>
-            </w:r>
-            <w:r>
-              <w:rPr>
-                <w:rFonts w:ascii="Arial" w:cs="Arial" w:eastAsia="Arial" w:hAnsi="Arial"/>
-                <w:b w:val="false"/>
-                <w:bCs w:val="false"/>
-                <w:color w:val="1A1A1A"/>
-                <w:sz w:val="17"/>
-                <w:szCs w:val="17"/>
-                <w:rtl/>
-              </w:rPr>
-              <w:t xml:space="preserve">الدرجةُ الرابعة</w:t>
+              <w:t xml:space="preserve">تعطي</w:t>
+            </w:r>
+            <w:r>
+              <w:rPr>
+                <w:rFonts w:ascii="Arial" w:cs="Arial" w:eastAsia="Arial" w:hAnsi="Arial"/>
+                <w:b w:val="false"/>
+                <w:bCs w:val="false"/>
+                <w:color w:val="1A1A1A"/>
+                <w:sz w:val="17"/>
+                <w:szCs w:val="17"/>
+                <w:rtl/>
+              </w:rPr>
+              <w:t xml:space="preserve">:**</w:t>
+            </w:r>
+            <w:r>
+              <w:rPr>
+                <w:rFonts w:ascii="Arial" w:cs="Arial" w:eastAsia="Arial" w:hAnsi="Arial"/>
+                <w:b w:val="false"/>
+                <w:bCs w:val="false"/>
+                <w:color w:val="1A1A1A"/>
+                <w:sz w:val="17"/>
+                <w:szCs w:val="17"/>
+                <w:rtl/>
+              </w:rPr>
+              <w:t xml:space="preserve"> حصةَ المورد وعقدَه وتسويتَه</w:t>
+            </w:r>
+            <w:r>
+              <w:rPr>
+                <w:rFonts w:ascii="Arial" w:cs="Arial" w:eastAsia="Arial" w:hAnsi="Arial"/>
+                <w:b w:val="false"/>
+                <w:bCs w:val="false"/>
+                <w:color w:val="1A1A1A"/>
+                <w:sz w:val="17"/>
+                <w:szCs w:val="17"/>
+                <w:rtl/>
+              </w:rPr>
+              <w:t xml:space="preserve">.</w:t>
+            </w:r>
+            <w:r>
+              <w:rPr>
+                <w:rFonts w:ascii="Arial" w:cs="Arial" w:eastAsia="Arial" w:hAnsi="Arial"/>
+                <w:b w:val="false"/>
+                <w:bCs w:val="false"/>
+                <w:color w:val="1A1A1A"/>
+                <w:sz w:val="17"/>
+                <w:szCs w:val="17"/>
+                <w:rtl/>
+              </w:rPr>
+              <w:t xml:space="preserve"> </w:t>
+            </w:r>
+            <w:r>
+              <w:rPr>
+                <w:rFonts w:ascii="Arial" w:cs="Arial" w:eastAsia="Arial" w:hAnsi="Arial"/>
+                <w:b w:val="false"/>
+                <w:bCs w:val="false"/>
+                <w:color w:val="1A1A1A"/>
+                <w:sz w:val="17"/>
+                <w:szCs w:val="17"/>
+                <w:rtl/>
+              </w:rPr>
+              <w:t xml:space="preserve">**</w:t>
+            </w:r>
+            <w:r>
+              <w:rPr>
+                <w:rFonts w:ascii="Arial" w:cs="Arial" w:eastAsia="Arial" w:hAnsi="Arial"/>
+                <w:b w:val="false"/>
+                <w:bCs w:val="false"/>
+                <w:color w:val="1A1A1A"/>
+                <w:sz w:val="17"/>
+                <w:szCs w:val="17"/>
+                <w:rtl/>
+              </w:rPr>
+              <w:t xml:space="preserve">وتأخذ</w:t>
+            </w:r>
+            <w:r>
+              <w:rPr>
+                <w:rFonts w:ascii="Arial" w:cs="Arial" w:eastAsia="Arial" w:hAnsi="Arial"/>
+                <w:b w:val="false"/>
+                <w:bCs w:val="false"/>
+                <w:color w:val="1A1A1A"/>
+                <w:sz w:val="17"/>
+                <w:szCs w:val="17"/>
+                <w:rtl/>
+              </w:rPr>
+              <w:t xml:space="preserve">:**</w:t>
+            </w:r>
+            <w:r>
+              <w:rPr>
+                <w:rFonts w:ascii="Arial" w:cs="Arial" w:eastAsia="Arial" w:hAnsi="Arial"/>
+                <w:b w:val="false"/>
+                <w:bCs w:val="false"/>
+                <w:color w:val="1A1A1A"/>
+                <w:sz w:val="17"/>
+                <w:szCs w:val="17"/>
+                <w:rtl/>
+              </w:rPr>
+              <w:t xml:space="preserve"> الوحداتِ المعتمدةَ والتحميلاتِ والجزاءات</w:t>
+            </w:r>
+            <w:r>
+              <w:rPr>
+                <w:rFonts w:ascii="Arial" w:cs="Arial" w:eastAsia="Arial" w:hAnsi="Arial"/>
+                <w:b w:val="false"/>
+                <w:bCs w:val="false"/>
+                <w:color w:val="1A1A1A"/>
+                <w:sz w:val="17"/>
+                <w:szCs w:val="17"/>
+                <w:rtl/>
+              </w:rPr>
+              <w:t xml:space="preserve">.</w:t>
+            </w:r>
+            <w:r>
+              <w:rPr>
+                <w:rFonts w:ascii="Arial" w:cs="Arial" w:eastAsia="Arial" w:hAnsi="Arial"/>
+                <w:b w:val="false"/>
+                <w:bCs w:val="false"/>
+                <w:color w:val="1A1A1A"/>
+                <w:sz w:val="17"/>
+                <w:szCs w:val="17"/>
+                <w:rtl/>
+              </w:rPr>
+              <w:t xml:space="preserve"> </w:t>
+            </w:r>
+            <w:r>
+              <w:rPr>
+                <w:rFonts w:ascii="Arial" w:cs="Arial" w:eastAsia="Arial" w:hAnsi="Arial"/>
+                <w:b w:val="false"/>
+                <w:bCs w:val="false"/>
+                <w:color w:val="1A1A1A"/>
+                <w:sz w:val="17"/>
+                <w:szCs w:val="17"/>
+                <w:rtl/>
+              </w:rPr>
+              <w:t xml:space="preserve">**</w:t>
+            </w:r>
+            <w:r>
+              <w:rPr>
+                <w:rFonts w:ascii="Arial" w:cs="Arial" w:eastAsia="Arial" w:hAnsi="Arial"/>
+                <w:b w:val="false"/>
+                <w:bCs w:val="false"/>
+                <w:color w:val="1A1A1A"/>
+                <w:sz w:val="17"/>
+                <w:szCs w:val="17"/>
+                <w:rtl/>
+              </w:rPr>
+              <w:t xml:space="preserve">ولا يعدّل التشغيلُ عقدَ موردٍ ولا حصتَه</w:t>
             </w:r>
             <w:r>
               <w:rPr>
@@ -20851,7 +21400,721 @@
                 <w:szCs w:val="17"/>
                 <w:rtl/>
               </w:rPr>
-              <w:t xml:space="preserve">⑤ المدير التنفيذي</w:t>
+              <w:t xml:space="preserve">⑤ الموردون</w:t>
+            </w:r>
+          </w:p>
+        </w:tc>
+      </w:tr>
+      <w:tr>
+        <w:tc>
+          <w:tcPr>
+            <w:tcW w:type="dxa" w:w="7060"/>
+            <w:tcBorders>
+              <w:top w:val="single" w:color="C9D3DF" w:sz="2"/>
+              <w:left w:val="single" w:color="C9D3DF" w:sz="2"/>
+              <w:bottom w:val="single" w:color="C9D3DF" w:sz="2"/>
+              <w:right w:val="single" w:color="C9D3DF" w:sz="2"/>
+            </w:tcBorders>
+            <w:shd w:fill="EAF1F8" w:color="auto" w:val="clear"/>
+            <w:tcMar>
+              <w:top w:type="dxa" w:w="70"/>
+              <w:left w:type="dxa" w:w="110"/>
+              <w:bottom w:type="dxa" w:w="70"/>
+              <w:right w:type="dxa" w:w="110"/>
+            </w:tcMar>
+            <w:vAlign w:val="center"/>
+          </w:tcPr>
+          <w:p>
+            <w:pPr>
+              <w:bidi/>
+              <w:spacing w:after="0" w:line="250"/>
+              <w:jc w:val="both"/>
+            </w:pPr>
+            <w:r>
+              <w:rPr>
+                <w:rFonts w:ascii="Arial" w:cs="Arial" w:eastAsia="Arial" w:hAnsi="Arial"/>
+                <w:b w:val="false"/>
+                <w:bCs w:val="false"/>
+                <w:color w:val="1A1A1A"/>
+                <w:sz w:val="17"/>
+                <w:szCs w:val="17"/>
+                <w:rtl/>
+              </w:rPr>
+              <w:t xml:space="preserve">**</w:t>
+            </w:r>
+            <w:r>
+              <w:rPr>
+                <w:rFonts w:ascii="Arial" w:cs="Arial" w:eastAsia="Arial" w:hAnsi="Arial"/>
+                <w:b w:val="false"/>
+                <w:bCs w:val="false"/>
+                <w:color w:val="1A1A1A"/>
+                <w:sz w:val="17"/>
+                <w:szCs w:val="17"/>
+                <w:rtl/>
+              </w:rPr>
+              <w:t xml:space="preserve">تعطي</w:t>
+            </w:r>
+            <w:r>
+              <w:rPr>
+                <w:rFonts w:ascii="Arial" w:cs="Arial" w:eastAsia="Arial" w:hAnsi="Arial"/>
+                <w:b w:val="false"/>
+                <w:bCs w:val="false"/>
+                <w:color w:val="1A1A1A"/>
+                <w:sz w:val="17"/>
+                <w:szCs w:val="17"/>
+                <w:rtl/>
+              </w:rPr>
+              <w:t xml:space="preserve">:**</w:t>
+            </w:r>
+            <w:r>
+              <w:rPr>
+                <w:rFonts w:ascii="Arial" w:cs="Arial" w:eastAsia="Arial" w:hAnsi="Arial"/>
+                <w:b w:val="false"/>
+                <w:bCs w:val="false"/>
+                <w:color w:val="1A1A1A"/>
+                <w:sz w:val="17"/>
+                <w:szCs w:val="17"/>
+                <w:rtl/>
+              </w:rPr>
+              <w:t xml:space="preserve"> التعاقدَ والأجرَ والانضباطَ ونهايةَ الخدمة</w:t>
+            </w:r>
+            <w:r>
+              <w:rPr>
+                <w:rFonts w:ascii="Arial" w:cs="Arial" w:eastAsia="Arial" w:hAnsi="Arial"/>
+                <w:b w:val="false"/>
+                <w:bCs w:val="false"/>
+                <w:color w:val="1A1A1A"/>
+                <w:sz w:val="17"/>
+                <w:szCs w:val="17"/>
+                <w:rtl/>
+              </w:rPr>
+              <w:t xml:space="preserve">.</w:t>
+            </w:r>
+            <w:r>
+              <w:rPr>
+                <w:rFonts w:ascii="Arial" w:cs="Arial" w:eastAsia="Arial" w:hAnsi="Arial"/>
+                <w:b w:val="false"/>
+                <w:bCs w:val="false"/>
+                <w:color w:val="1A1A1A"/>
+                <w:sz w:val="17"/>
+                <w:szCs w:val="17"/>
+                <w:rtl/>
+              </w:rPr>
+              <w:t xml:space="preserve"> </w:t>
+            </w:r>
+            <w:r>
+              <w:rPr>
+                <w:rFonts w:ascii="Arial" w:cs="Arial" w:eastAsia="Arial" w:hAnsi="Arial"/>
+                <w:b w:val="false"/>
+                <w:bCs w:val="false"/>
+                <w:color w:val="1A1A1A"/>
+                <w:sz w:val="17"/>
+                <w:szCs w:val="17"/>
+                <w:rtl/>
+              </w:rPr>
+              <w:t xml:space="preserve">**</w:t>
+            </w:r>
+            <w:r>
+              <w:rPr>
+                <w:rFonts w:ascii="Arial" w:cs="Arial" w:eastAsia="Arial" w:hAnsi="Arial"/>
+                <w:b w:val="false"/>
+                <w:bCs w:val="false"/>
+                <w:color w:val="1A1A1A"/>
+                <w:sz w:val="17"/>
+                <w:szCs w:val="17"/>
+                <w:rtl/>
+              </w:rPr>
+              <w:t xml:space="preserve">وتأخذ</w:t>
+            </w:r>
+            <w:r>
+              <w:rPr>
+                <w:rFonts w:ascii="Arial" w:cs="Arial" w:eastAsia="Arial" w:hAnsi="Arial"/>
+                <w:b w:val="false"/>
+                <w:bCs w:val="false"/>
+                <w:color w:val="1A1A1A"/>
+                <w:sz w:val="17"/>
+                <w:szCs w:val="17"/>
+                <w:rtl/>
+              </w:rPr>
+              <w:t xml:space="preserve">:**</w:t>
+            </w:r>
+            <w:r>
+              <w:rPr>
+                <w:rFonts w:ascii="Arial" w:cs="Arial" w:eastAsia="Arial" w:hAnsi="Arial"/>
+                <w:b w:val="false"/>
+                <w:bCs w:val="false"/>
+                <w:color w:val="1A1A1A"/>
+                <w:sz w:val="17"/>
+                <w:szCs w:val="17"/>
+                <w:rtl/>
+              </w:rPr>
+              <w:t xml:space="preserve"> الحضورَ والأداءَ التشغيلي</w:t>
+            </w:r>
+            <w:r>
+              <w:rPr>
+                <w:rFonts w:ascii="Arial" w:cs="Arial" w:eastAsia="Arial" w:hAnsi="Arial"/>
+                <w:b w:val="false"/>
+                <w:bCs w:val="false"/>
+                <w:color w:val="1A1A1A"/>
+                <w:sz w:val="17"/>
+                <w:szCs w:val="17"/>
+                <w:rtl/>
+              </w:rPr>
+              <w:t xml:space="preserve">.</w:t>
+            </w:r>
+            <w:r>
+              <w:rPr>
+                <w:rFonts w:ascii="Arial" w:cs="Arial" w:eastAsia="Arial" w:hAnsi="Arial"/>
+                <w:b w:val="false"/>
+                <w:bCs w:val="false"/>
+                <w:color w:val="1A1A1A"/>
+                <w:sz w:val="17"/>
+                <w:szCs w:val="17"/>
+                <w:rtl/>
+              </w:rPr>
+              <w:t xml:space="preserve"> </w:t>
+            </w:r>
+            <w:r>
+              <w:rPr>
+                <w:rFonts w:ascii="Arial" w:cs="Arial" w:eastAsia="Arial" w:hAnsi="Arial"/>
+                <w:b w:val="false"/>
+                <w:bCs w:val="false"/>
+                <w:color w:val="1A1A1A"/>
+                <w:sz w:val="17"/>
+                <w:szCs w:val="17"/>
+                <w:rtl/>
+              </w:rPr>
+              <w:t xml:space="preserve">**</w:t>
+            </w:r>
+            <w:r>
+              <w:rPr>
+                <w:rFonts w:ascii="Arial" w:cs="Arial" w:eastAsia="Arial" w:hAnsi="Arial"/>
+                <w:b w:val="false"/>
+                <w:bCs w:val="false"/>
+                <w:color w:val="1A1A1A"/>
+                <w:sz w:val="17"/>
+                <w:szCs w:val="17"/>
+                <w:rtl/>
+              </w:rPr>
+              <w:t xml:space="preserve">ولا يعتمد التشغيلُ تعيينًا ولا أجرًا ولا جزاءً</w:t>
+            </w:r>
+            <w:r>
+              <w:rPr>
+                <w:rFonts w:ascii="Arial" w:cs="Arial" w:eastAsia="Arial" w:hAnsi="Arial"/>
+                <w:b w:val="false"/>
+                <w:bCs w:val="false"/>
+                <w:color w:val="1A1A1A"/>
+                <w:sz w:val="17"/>
+                <w:szCs w:val="17"/>
+                <w:rtl/>
+              </w:rPr>
+              <w:t xml:space="preserve">**</w:t>
+            </w:r>
+          </w:p>
+        </w:tc>
+        <w:tc>
+          <w:tcPr>
+            <w:tcW w:type="dxa" w:w="2300"/>
+            <w:tcBorders>
+              <w:top w:val="single" w:color="C9D3DF" w:sz="2"/>
+              <w:left w:val="single" w:color="C9D3DF" w:sz="2"/>
+              <w:bottom w:val="single" w:color="C9D3DF" w:sz="2"/>
+              <w:right w:val="single" w:color="C9D3DF" w:sz="2"/>
+            </w:tcBorders>
+            <w:shd w:fill="EAF1F8" w:color="auto" w:val="clear"/>
+            <w:tcMar>
+              <w:top w:type="dxa" w:w="70"/>
+              <w:left w:type="dxa" w:w="110"/>
+              <w:bottom w:type="dxa" w:w="70"/>
+              <w:right w:type="dxa" w:w="110"/>
+            </w:tcMar>
+            <w:vAlign w:val="center"/>
+          </w:tcPr>
+          <w:p>
+            <w:pPr>
+              <w:bidi/>
+              <w:spacing w:after="0" w:line="250"/>
+              <w:jc w:val="both"/>
+            </w:pPr>
+            <w:r>
+              <w:rPr>
+                <w:rFonts w:ascii="Arial" w:cs="Arial" w:eastAsia="Arial" w:hAnsi="Arial"/>
+                <w:b/>
+                <w:bCs/>
+                <w:color w:val="1A1A1A"/>
+                <w:sz w:val="17"/>
+                <w:szCs w:val="17"/>
+                <w:rtl/>
+              </w:rPr>
+              <w:t xml:space="preserve">⑥ الموارد البشرية</w:t>
+            </w:r>
+          </w:p>
+        </w:tc>
+      </w:tr>
+      <w:tr>
+        <w:tc>
+          <w:tcPr>
+            <w:tcW w:type="dxa" w:w="7060"/>
+            <w:tcBorders>
+              <w:top w:val="single" w:color="C9D3DF" w:sz="2"/>
+              <w:left w:val="single" w:color="C9D3DF" w:sz="2"/>
+              <w:bottom w:val="single" w:color="C9D3DF" w:sz="2"/>
+              <w:right w:val="single" w:color="C9D3DF" w:sz="2"/>
+            </w:tcBorders>
+            <w:shd w:fill="FFFFFF" w:color="auto" w:val="clear"/>
+            <w:tcMar>
+              <w:top w:type="dxa" w:w="70"/>
+              <w:left w:type="dxa" w:w="110"/>
+              <w:bottom w:type="dxa" w:w="70"/>
+              <w:right w:type="dxa" w:w="110"/>
+            </w:tcMar>
+            <w:vAlign w:val="center"/>
+          </w:tcPr>
+          <w:p>
+            <w:pPr>
+              <w:bidi/>
+              <w:spacing w:after="0" w:line="250"/>
+              <w:jc w:val="both"/>
+            </w:pPr>
+            <w:r>
+              <w:rPr>
+                <w:rFonts w:ascii="Arial" w:cs="Arial" w:eastAsia="Arial" w:hAnsi="Arial"/>
+                <w:b w:val="false"/>
+                <w:bCs w:val="false"/>
+                <w:color w:val="1A1A1A"/>
+                <w:sz w:val="17"/>
+                <w:szCs w:val="17"/>
+                <w:rtl/>
+              </w:rPr>
+              <w:t xml:space="preserve">**</w:t>
+            </w:r>
+            <w:r>
+              <w:rPr>
+                <w:rFonts w:ascii="Arial" w:cs="Arial" w:eastAsia="Arial" w:hAnsi="Arial"/>
+                <w:b w:val="false"/>
+                <w:bCs w:val="false"/>
+                <w:color w:val="1A1A1A"/>
+                <w:sz w:val="17"/>
+                <w:szCs w:val="17"/>
+                <w:rtl/>
+              </w:rPr>
+              <w:t xml:space="preserve">تعطي</w:t>
+            </w:r>
+            <w:r>
+              <w:rPr>
+                <w:rFonts w:ascii="Arial" w:cs="Arial" w:eastAsia="Arial" w:hAnsi="Arial"/>
+                <w:b w:val="false"/>
+                <w:bCs w:val="false"/>
+                <w:color w:val="1A1A1A"/>
+                <w:sz w:val="17"/>
+                <w:szCs w:val="17"/>
+                <w:rtl/>
+              </w:rPr>
+              <w:t xml:space="preserve">:**</w:t>
+            </w:r>
+            <w:r>
+              <w:rPr>
+                <w:rFonts w:ascii="Arial" w:cs="Arial" w:eastAsia="Arial" w:hAnsi="Arial"/>
+                <w:b w:val="false"/>
+                <w:bCs w:val="false"/>
+                <w:color w:val="1A1A1A"/>
+                <w:sz w:val="17"/>
+                <w:szCs w:val="17"/>
+                <w:rtl/>
+              </w:rPr>
+              <w:t xml:space="preserve"> الصلاحيةَ والتكليفَ والتفويضَ ومصفوفةَ الحمايات</w:t>
+            </w:r>
+            <w:r>
+              <w:rPr>
+                <w:rFonts w:ascii="Arial" w:cs="Arial" w:eastAsia="Arial" w:hAnsi="Arial"/>
+                <w:b w:val="false"/>
+                <w:bCs w:val="false"/>
+                <w:color w:val="1A1A1A"/>
+                <w:sz w:val="17"/>
+                <w:szCs w:val="17"/>
+                <w:rtl/>
+              </w:rPr>
+              <w:t xml:space="preserve">.</w:t>
+            </w:r>
+            <w:r>
+              <w:rPr>
+                <w:rFonts w:ascii="Arial" w:cs="Arial" w:eastAsia="Arial" w:hAnsi="Arial"/>
+                <w:b w:val="false"/>
+                <w:bCs w:val="false"/>
+                <w:color w:val="1A1A1A"/>
+                <w:sz w:val="17"/>
+                <w:szCs w:val="17"/>
+                <w:rtl/>
+              </w:rPr>
+              <w:t xml:space="preserve"> </w:t>
+            </w:r>
+            <w:r>
+              <w:rPr>
+                <w:rFonts w:ascii="Arial" w:cs="Arial" w:eastAsia="Arial" w:hAnsi="Arial"/>
+                <w:b w:val="false"/>
+                <w:bCs w:val="false"/>
+                <w:color w:val="1A1A1A"/>
+                <w:sz w:val="17"/>
+                <w:szCs w:val="17"/>
+                <w:rtl/>
+              </w:rPr>
+              <w:t xml:space="preserve">**</w:t>
+            </w:r>
+            <w:r>
+              <w:rPr>
+                <w:rFonts w:ascii="Arial" w:cs="Arial" w:eastAsia="Arial" w:hAnsi="Arial"/>
+                <w:b w:val="false"/>
+                <w:bCs w:val="false"/>
+                <w:color w:val="1A1A1A"/>
+                <w:sz w:val="17"/>
+                <w:szCs w:val="17"/>
+                <w:rtl/>
+              </w:rPr>
+              <w:t xml:space="preserve">وتأخذ</w:t>
+            </w:r>
+            <w:r>
+              <w:rPr>
+                <w:rFonts w:ascii="Arial" w:cs="Arial" w:eastAsia="Arial" w:hAnsi="Arial"/>
+                <w:b w:val="false"/>
+                <w:bCs w:val="false"/>
+                <w:color w:val="1A1A1A"/>
+                <w:sz w:val="17"/>
+                <w:szCs w:val="17"/>
+                <w:rtl/>
+              </w:rPr>
+              <w:t xml:space="preserve">:**</w:t>
+            </w:r>
+            <w:r>
+              <w:rPr>
+                <w:rFonts w:ascii="Arial" w:cs="Arial" w:eastAsia="Arial" w:hAnsi="Arial"/>
+                <w:b w:val="false"/>
+                <w:bCs w:val="false"/>
+                <w:color w:val="1A1A1A"/>
+                <w:sz w:val="17"/>
+                <w:szCs w:val="17"/>
+                <w:rtl/>
+              </w:rPr>
+              <w:t xml:space="preserve"> سجلَّ الاستعمال والمخالفات</w:t>
+            </w:r>
+            <w:r>
+              <w:rPr>
+                <w:rFonts w:ascii="Arial" w:cs="Arial" w:eastAsia="Arial" w:hAnsi="Arial"/>
+                <w:b w:val="false"/>
+                <w:bCs w:val="false"/>
+                <w:color w:val="1A1A1A"/>
+                <w:sz w:val="17"/>
+                <w:szCs w:val="17"/>
+                <w:rtl/>
+              </w:rPr>
+              <w:t xml:space="preserve">.</w:t>
+            </w:r>
+            <w:r>
+              <w:rPr>
+                <w:rFonts w:ascii="Arial" w:cs="Arial" w:eastAsia="Arial" w:hAnsi="Arial"/>
+                <w:b w:val="false"/>
+                <w:bCs w:val="false"/>
+                <w:color w:val="1A1A1A"/>
+                <w:sz w:val="17"/>
+                <w:szCs w:val="17"/>
+                <w:rtl/>
+              </w:rPr>
+              <w:t xml:space="preserve"> </w:t>
+            </w:r>
+            <w:r>
+              <w:rPr>
+                <w:rFonts w:ascii="Arial" w:cs="Arial" w:eastAsia="Arial" w:hAnsi="Arial"/>
+                <w:b w:val="false"/>
+                <w:bCs w:val="false"/>
+                <w:color w:val="1A1A1A"/>
+                <w:sz w:val="17"/>
+                <w:szCs w:val="17"/>
+                <w:rtl/>
+              </w:rPr>
+              <w:t xml:space="preserve">**</w:t>
+            </w:r>
+            <w:r>
+              <w:rPr>
+                <w:rFonts w:ascii="Arial" w:cs="Arial" w:eastAsia="Arial" w:hAnsi="Arial"/>
+                <w:b w:val="false"/>
+                <w:bCs w:val="false"/>
+                <w:color w:val="1A1A1A"/>
+                <w:sz w:val="17"/>
+                <w:szCs w:val="17"/>
+                <w:rtl/>
+              </w:rPr>
+              <w:t xml:space="preserve">ولا تنفّذ عمليةً تشغيليةً ولا ماليةً</w:t>
+            </w:r>
+            <w:r>
+              <w:rPr>
+                <w:rFonts w:ascii="Arial" w:cs="Arial" w:eastAsia="Arial" w:hAnsi="Arial"/>
+                <w:b w:val="false"/>
+                <w:bCs w:val="false"/>
+                <w:color w:val="1A1A1A"/>
+                <w:sz w:val="17"/>
+                <w:szCs w:val="17"/>
+                <w:rtl/>
+              </w:rPr>
+              <w:t xml:space="preserve">**</w:t>
+            </w:r>
+          </w:p>
+        </w:tc>
+        <w:tc>
+          <w:tcPr>
+            <w:tcW w:type="dxa" w:w="2300"/>
+            <w:tcBorders>
+              <w:top w:val="single" w:color="C9D3DF" w:sz="2"/>
+              <w:left w:val="single" w:color="C9D3DF" w:sz="2"/>
+              <w:bottom w:val="single" w:color="C9D3DF" w:sz="2"/>
+              <w:right w:val="single" w:color="C9D3DF" w:sz="2"/>
+            </w:tcBorders>
+            <w:shd w:fill="FFFFFF" w:color="auto" w:val="clear"/>
+            <w:tcMar>
+              <w:top w:type="dxa" w:w="70"/>
+              <w:left w:type="dxa" w:w="110"/>
+              <w:bottom w:type="dxa" w:w="70"/>
+              <w:right w:type="dxa" w:w="110"/>
+            </w:tcMar>
+            <w:vAlign w:val="center"/>
+          </w:tcPr>
+          <w:p>
+            <w:pPr>
+              <w:bidi/>
+              <w:spacing w:after="0" w:line="250"/>
+              <w:jc w:val="both"/>
+            </w:pPr>
+            <w:r>
+              <w:rPr>
+                <w:rFonts w:ascii="Arial" w:cs="Arial" w:eastAsia="Arial" w:hAnsi="Arial"/>
+                <w:b/>
+                <w:bCs/>
+                <w:color w:val="1A1A1A"/>
+                <w:sz w:val="17"/>
+                <w:szCs w:val="17"/>
+                <w:rtl/>
+              </w:rPr>
+              <w:t xml:space="preserve">⑦ الحوكمة والالتزام</w:t>
+            </w:r>
+          </w:p>
+        </w:tc>
+      </w:tr>
+      <w:tr>
+        <w:tc>
+          <w:tcPr>
+            <w:tcW w:type="dxa" w:w="7060"/>
+            <w:tcBorders>
+              <w:top w:val="single" w:color="C9D3DF" w:sz="2"/>
+              <w:left w:val="single" w:color="C9D3DF" w:sz="2"/>
+              <w:bottom w:val="single" w:color="C9D3DF" w:sz="2"/>
+              <w:right w:val="single" w:color="C9D3DF" w:sz="2"/>
+            </w:tcBorders>
+            <w:shd w:fill="EAF1F8" w:color="auto" w:val="clear"/>
+            <w:tcMar>
+              <w:top w:type="dxa" w:w="70"/>
+              <w:left w:type="dxa" w:w="110"/>
+              <w:bottom w:type="dxa" w:w="70"/>
+              <w:right w:type="dxa" w:w="110"/>
+            </w:tcMar>
+            <w:vAlign w:val="center"/>
+          </w:tcPr>
+          <w:p>
+            <w:pPr>
+              <w:bidi/>
+              <w:spacing w:after="0" w:line="250"/>
+              <w:jc w:val="both"/>
+            </w:pPr>
+            <w:r>
+              <w:rPr>
+                <w:rFonts w:ascii="Arial" w:cs="Arial" w:eastAsia="Arial" w:hAnsi="Arial"/>
+                <w:b w:val="false"/>
+                <w:bCs w:val="false"/>
+                <w:color w:val="1A1A1A"/>
+                <w:sz w:val="17"/>
+                <w:szCs w:val="17"/>
+                <w:rtl/>
+              </w:rPr>
+              <w:t xml:space="preserve">**</w:t>
+            </w:r>
+            <w:r>
+              <w:rPr>
+                <w:rFonts w:ascii="Arial" w:cs="Arial" w:eastAsia="Arial" w:hAnsi="Arial"/>
+                <w:b w:val="false"/>
+                <w:bCs w:val="false"/>
+                <w:color w:val="1A1A1A"/>
+                <w:sz w:val="17"/>
+                <w:szCs w:val="17"/>
+                <w:rtl/>
+              </w:rPr>
+              <w:t xml:space="preserve">المرجعُ الأعلى</w:t>
+            </w:r>
+            <w:r>
+              <w:rPr>
+                <w:rFonts w:ascii="Arial" w:cs="Arial" w:eastAsia="Arial" w:hAnsi="Arial"/>
+                <w:b w:val="false"/>
+                <w:bCs w:val="false"/>
+                <w:color w:val="1A1A1A"/>
+                <w:sz w:val="17"/>
+                <w:szCs w:val="17"/>
+                <w:rtl/>
+              </w:rPr>
+              <w:t xml:space="preserve">**</w:t>
+            </w:r>
+            <w:r>
+              <w:rPr>
+                <w:rFonts w:ascii="Arial" w:cs="Arial" w:eastAsia="Arial" w:hAnsi="Arial"/>
+                <w:b w:val="false"/>
+                <w:bCs w:val="false"/>
+                <w:color w:val="1A1A1A"/>
+                <w:sz w:val="17"/>
+                <w:szCs w:val="17"/>
+                <w:rtl/>
+              </w:rPr>
+              <w:t xml:space="preserve"> عند تجاوز الحد أو مسِّ حقٍّ جوهريٍّ لطرفٍ أو حالةِ طوارئ — </w:t>
+            </w:r>
+            <w:r>
+              <w:rPr>
+                <w:rFonts w:ascii="Arial" w:cs="Arial" w:eastAsia="Arial" w:hAnsi="Arial"/>
+                <w:b w:val="false"/>
+                <w:bCs w:val="false"/>
+                <w:color w:val="1A1A1A"/>
+                <w:sz w:val="17"/>
+                <w:szCs w:val="17"/>
+                <w:rtl/>
+              </w:rPr>
+              <w:t xml:space="preserve">**</w:t>
+            </w:r>
+            <w:r>
+              <w:rPr>
+                <w:rFonts w:ascii="Arial" w:cs="Arial" w:eastAsia="Arial" w:hAnsi="Arial"/>
+                <w:b w:val="false"/>
+                <w:bCs w:val="false"/>
+                <w:color w:val="1A1A1A"/>
+                <w:sz w:val="17"/>
+                <w:szCs w:val="17"/>
+                <w:rtl/>
+              </w:rPr>
+              <w:t xml:space="preserve">الدرجةُ الرابعة</w:t>
+            </w:r>
+            <w:r>
+              <w:rPr>
+                <w:rFonts w:ascii="Arial" w:cs="Arial" w:eastAsia="Arial" w:hAnsi="Arial"/>
+                <w:b w:val="false"/>
+                <w:bCs w:val="false"/>
+                <w:color w:val="1A1A1A"/>
+                <w:sz w:val="17"/>
+                <w:szCs w:val="17"/>
+                <w:rtl/>
+              </w:rPr>
+              <w:t xml:space="preserve">**</w:t>
+            </w:r>
+            <w:r>
+              <w:rPr>
+                <w:rFonts w:ascii="Arial" w:cs="Arial" w:eastAsia="Arial" w:hAnsi="Arial"/>
+                <w:b w:val="false"/>
+                <w:bCs w:val="false"/>
+                <w:color w:val="1A1A1A"/>
+                <w:sz w:val="17"/>
+                <w:szCs w:val="17"/>
+                <w:rtl/>
+              </w:rPr>
+              <w:t xml:space="preserve"> </w:t>
+            </w:r>
+            <w:r>
+              <w:rPr>
+                <w:rFonts w:ascii="Arial" w:cs="Arial" w:eastAsia="Arial" w:hAnsi="Arial"/>
+                <w:b w:val="false"/>
+                <w:bCs w:val="false"/>
+                <w:color w:val="1A1A1A"/>
+                <w:sz w:val="17"/>
+                <w:szCs w:val="17"/>
+                <w:rtl/>
+              </w:rPr>
+              <w:t xml:space="preserve">·</w:t>
+            </w:r>
+            <w:r>
+              <w:rPr>
+                <w:rFonts w:ascii="Arial" w:cs="Arial" w:eastAsia="Arial" w:hAnsi="Arial"/>
+                <w:b w:val="false"/>
+                <w:bCs w:val="false"/>
+                <w:color w:val="1A1A1A"/>
+                <w:sz w:val="17"/>
+                <w:szCs w:val="17"/>
+                <w:rtl/>
+              </w:rPr>
+              <w:t xml:space="preserve"> </w:t>
+            </w:r>
+            <w:r>
+              <w:rPr>
+                <w:rFonts w:ascii="Arial" w:cs="Arial" w:eastAsia="Arial" w:hAnsi="Arial"/>
+                <w:b w:val="false"/>
+                <w:bCs w:val="false"/>
+                <w:color w:val="1A1A1A"/>
+                <w:sz w:val="17"/>
+                <w:szCs w:val="17"/>
+                <w:rtl/>
+              </w:rPr>
+              <w:t xml:space="preserve">**</w:t>
+            </w:r>
+            <w:r>
+              <w:rPr>
+                <w:rFonts w:ascii="Arial" w:cs="Arial" w:eastAsia="Arial" w:hAnsi="Arial"/>
+                <w:b w:val="false"/>
+                <w:bCs w:val="false"/>
+                <w:color w:val="1A1A1A"/>
+                <w:sz w:val="17"/>
+                <w:szCs w:val="17"/>
+                <w:rtl/>
+              </w:rPr>
+              <w:t xml:space="preserve">ورأسُ الطبقتين معًا</w:t>
+            </w:r>
+            <w:r>
+              <w:rPr>
+                <w:rFonts w:ascii="Arial" w:cs="Arial" w:eastAsia="Arial" w:hAnsi="Arial"/>
+                <w:b w:val="false"/>
+                <w:bCs w:val="false"/>
+                <w:color w:val="1A1A1A"/>
+                <w:sz w:val="17"/>
+                <w:szCs w:val="17"/>
+                <w:rtl/>
+              </w:rPr>
+              <w:t xml:space="preserve">**</w:t>
+            </w:r>
+          </w:p>
+        </w:tc>
+        <w:tc>
+          <w:tcPr>
+            <w:tcW w:type="dxa" w:w="2300"/>
+            <w:tcBorders>
+              <w:top w:val="single" w:color="C9D3DF" w:sz="2"/>
+              <w:left w:val="single" w:color="C9D3DF" w:sz="2"/>
+              <w:bottom w:val="single" w:color="C9D3DF" w:sz="2"/>
+              <w:right w:val="single" w:color="C9D3DF" w:sz="2"/>
+            </w:tcBorders>
+            <w:shd w:fill="EAF1F8" w:color="auto" w:val="clear"/>
+            <w:tcMar>
+              <w:top w:type="dxa" w:w="70"/>
+              <w:left w:type="dxa" w:w="110"/>
+              <w:bottom w:type="dxa" w:w="70"/>
+              <w:right w:type="dxa" w:w="110"/>
+            </w:tcMar>
+            <w:vAlign w:val="center"/>
+          </w:tcPr>
+          <w:p>
+            <w:pPr>
+              <w:bidi/>
+              <w:spacing w:after="0" w:line="250"/>
+              <w:jc w:val="both"/>
+            </w:pPr>
+            <w:r>
+              <w:rPr>
+                <w:rFonts w:ascii="Arial" w:cs="Arial" w:eastAsia="Arial" w:hAnsi="Arial"/>
+                <w:b/>
+                <w:bCs/>
+                <w:color w:val="1A1A1A"/>
+                <w:sz w:val="17"/>
+                <w:szCs w:val="17"/>
+                <w:rtl/>
+              </w:rPr>
+              <w:t xml:space="preserve">⑧ المدير التنفيذي</w:t>
             </w:r>
           </w:p>
         </w:tc>
@@ -22845,7 +24108,7 @@
                 <w:szCs w:val="17"/>
                 <w:rtl w:val="false"/>
               </w:rPr>
-              <w:t xml:space="preserve">**UQ(assignment_type,</w:t>
+              <w:t xml:space="preserve">**UQ(assignment_type_code,</w:t>
             </w:r>
             <w:r>
               <w:rPr>
@@ -24165,7 +25428,7 @@
                 <w:szCs w:val="17"/>
                 <w:rtl/>
               </w:rPr>
-              <w:t xml:space="preserve"> مديرُ الحركة والتشغيل </w:t>
+              <w:t xml:space="preserve"> مديرُ الموقع </w:t>
             </w:r>
             <w:r>
               <w:rPr>
@@ -28740,7 +30003,7 @@
                 <w:szCs w:val="17"/>
                 <w:rtl/>
               </w:rPr>
-              <w:t xml:space="preserve">مديرا حركةٍ لموقعٍ واحدٍ → </w:t>
+              <w:t xml:space="preserve">مديرا موقعٍ لموقعٍ واحدٍ → </w:t>
             </w:r>
             <w:r>
               <w:rPr>
@@ -30433,7 +31696,7 @@
                 <w:szCs w:val="15"/>
                 <w:rtl w:val="false"/>
               </w:rPr>
-              <w:t xml:space="preserve">Request: { "person_id": 412, "assignment_type": "site_movement_mgr",</w:t>
+              <w:t xml:space="preserve">Request: { "person_id": 412, "assignment_type": "site_manager",</w:t>
             </w:r>
           </w:p>
           <w:p>
@@ -30805,7 +32068,7 @@
                 <w:szCs w:val="17"/>
                 <w:rtl/>
               </w:rPr>
-              <w:t xml:space="preserve">تكليفُ مديرِ حركةٍ لموقعٍ له مديرٌ نشط ← </w:t>
+              <w:t xml:space="preserve">تكليفُ مديرِ موقعٍ لموقعٍ له مديرٌ نشط ← </w:t>
             </w:r>
             <w:r>
               <w:rPr>
@@ -31105,7 +32368,7 @@
                 <w:szCs w:val="17"/>
                 <w:rtl/>
               </w:rPr>
-              <w:t xml:space="preserve">اعتمادُ مديرِ حركةٍ لواقعةٍ في موقعٍ خارج نطاقه ← </w:t>
+              <w:t xml:space="preserve">اعتمادُ مديرِ الموقع لواقعةٍ في موقعٍ خارج نطاقه ← </w:t>
             </w:r>
             <w:r>
               <w:rPr>
@@ -31723,7 +32986,7 @@
                 <w:szCs w:val="17"/>
                 <w:rtl/>
               </w:rPr>
-              <w:t xml:space="preserve">يعتمدها مديرُ الحركة </w:t>
+              <w:t xml:space="preserve">يعتمدها مديرُ الموقع </w:t>
             </w:r>
             <w:r>
               <w:rPr>
@@ -33135,7 +34398,7 @@
           <w:szCs w:val="17"/>
           <w:rtl/>
         </w:rPr>
-        <w:t xml:space="preserve"> — لأن سلسلةَ الاعتماد لا تبدأ بلا مدير حركةٍ مكلَّف </w:t>
+        <w:t xml:space="preserve"> — لأن سلسلةَ الاعتماد لا تبدأ بلا مديرُ موقعٍ مكلَّف </w:t>
       </w:r>
       <w:r>
         <w:rPr>
@@ -33482,7 +34745,7 @@
           <w:szCs w:val="17"/>
           <w:rtl/>
         </w:rPr>
-        <w:t xml:space="preserve">صفرُ موقعٍ بلا مدير حركةٍ نشط</w:t>
+        <w:t xml:space="preserve">صفرُ موقعٍ بلا مديرِ موقعٍ نشط</w:t>
       </w:r>
       <w:r>
         <w:rPr>
@@ -33644,7 +34907,7 @@
           <w:szCs w:val="17"/>
           <w:rtl/>
         </w:rPr>
-        <w:t xml:space="preserve">صفرُ موقعٍ بمديرَي حركةٍ نشطين</w:t>
+        <w:t xml:space="preserve">صفرُ موقعٍ بمديرَي موقعٍ نشطين</w:t>
       </w:r>
       <w:r>
         <w:rPr>
